--- a/docs/PIMS_DASHBOARD_System_Guide_EN.docx
+++ b/docs/PIMS_DASHBOARD_System_Guide_EN.docx
@@ -237,10 +237,10 @@
       </w:tblPr>
       <w:tblGrid>
         <w:gridCol w:w="1625"/>
-        <w:gridCol w:w="1805"/>
+        <w:gridCol w:w="1986"/>
         <w:gridCol w:w="1264"/>
-        <w:gridCol w:w="2166"/>
-        <w:gridCol w:w="2166"/>
+        <w:gridCol w:w="2076"/>
+        <w:gridCol w:w="2076"/>
       </w:tblGrid>
       <w:tr>
         <w:tc>
@@ -270,13 +270,13 @@
                 <w:sz w:val="19"/>
                 <w:szCs w:val="19"/>
               </w:rPr>
-              <w:t xml:space="preserve">Module / Screen</w:t>
-            </w:r>
-          </w:p>
-        </w:tc>
-        <w:tc>
-          <w:tcPr>
-            <w:tcW w:type="pct" w:w="1000"/>
+              <w:t xml:space="preserve">Screen</w:t>
+            </w:r>
+          </w:p>
+        </w:tc>
+        <w:tc>
+          <w:tcPr>
+            <w:tcW w:type="pct" w:w="1100"/>
             <w:tcBorders>
               <w:top w:val="single" w:color="CBD5E0" w:sz="1"/>
               <w:left w:val="single" w:color="CBD5E0" w:sz="1"/>
@@ -338,7 +338,7 @@
         </w:tc>
         <w:tc>
           <w:tcPr>
-            <w:tcW w:type="pct" w:w="1200"/>
+            <w:tcW w:type="pct" w:w="1150"/>
             <w:tcBorders>
               <w:top w:val="single" w:color="CBD5E0" w:sz="1"/>
               <w:left w:val="single" w:color="CBD5E0" w:sz="1"/>
@@ -363,13 +363,13 @@
                 <w:sz w:val="19"/>
                 <w:szCs w:val="19"/>
               </w:rPr>
-              <w:t xml:space="preserve">PIMSVINA ERP Menu &amp; UI</w:t>
-            </w:r>
-          </w:p>
-        </w:tc>
-        <w:tc>
-          <w:tcPr>
-            <w:tcW w:type="pct" w:w="1200"/>
+              <w:t xml:space="preserve">PIMSVINA Menu</w:t>
+            </w:r>
+          </w:p>
+        </w:tc>
+        <w:tc>
+          <w:tcPr>
+            <w:tcW w:type="pct" w:w="1150"/>
             <w:tcBorders>
               <w:top w:val="single" w:color="CBD5E0" w:sz="1"/>
               <w:left w:val="single" w:color="CBD5E0" w:sz="1"/>
@@ -394,7 +394,7 @@
                 <w:sz w:val="19"/>
                 <w:szCs w:val="19"/>
               </w:rPr>
-              <w:t xml:space="preserve">DB Source &amp; Logic</w:t>
+              <w:t xml:space="preserve">PIMSVINA name UI</w:t>
             </w:r>
           </w:p>
         </w:tc>
@@ -426,38 +426,37 @@
                 <w:sz w:val="18"/>
                 <w:szCs w:val="18"/>
               </w:rPr>
-              <w:t xml:space="preserve">Company Dashboard
-(Main Overview)</w:t>
-            </w:r>
-          </w:p>
-        </w:tc>
-        <w:tc>
-          <w:tcPr>
-            <w:tcBorders>
-              <w:top w:val="single" w:color="CBD5E0" w:sz="1"/>
-              <w:left w:val="single" w:color="CBD5E0" w:sz="1"/>
-              <w:bottom w:val="single" w:color="CBD5E0" w:sz="1"/>
-              <w:right w:val="single" w:color="CBD5E0" w:sz="1"/>
-            </w:tcBorders>
-            <w:shd w:fill="FFFFFF" w:val="clear"/>
-            <w:tcMar>
-              <w:top w:type="dxa" w:w="120"/>
-              <w:left w:type="dxa" w:w="140"/>
-              <w:bottom w:type="dxa" w:w="120"/>
-              <w:right w:type="dxa" w:w="140"/>
-            </w:tcMar>
-          </w:tcPr>
-          <w:p>
-            <w:r>
-              <w:rPr>
-                <w:rFonts w:ascii="Arial" w:cs="Arial" w:eastAsia="Arial" w:hAnsi="Arial"/>
-                <w:b w:val="false"/>
-                <w:bCs w:val="false"/>
-                <w:color w:val="2D3748"/>
-                <w:sz w:val="18"/>
-                <w:szCs w:val="18"/>
-              </w:rPr>
-              <w:t xml:space="preserve">YTD Revenue &amp; Operating Profit</w:t>
+              <w:t xml:space="preserve">Company Dashboard - Main Overview</w:t>
+            </w:r>
+          </w:p>
+        </w:tc>
+        <w:tc>
+          <w:tcPr>
+            <w:tcBorders>
+              <w:top w:val="single" w:color="CBD5E0" w:sz="1"/>
+              <w:left w:val="single" w:color="CBD5E0" w:sz="1"/>
+              <w:bottom w:val="single" w:color="CBD5E0" w:sz="1"/>
+              <w:right w:val="single" w:color="CBD5E0" w:sz="1"/>
+            </w:tcBorders>
+            <w:shd w:fill="FFFFFF" w:val="clear"/>
+            <w:tcMar>
+              <w:top w:type="dxa" w:w="120"/>
+              <w:left w:type="dxa" w:w="140"/>
+              <w:bottom w:type="dxa" w:w="120"/>
+              <w:right w:type="dxa" w:w="140"/>
+            </w:tcMar>
+          </w:tcPr>
+          <w:p>
+            <w:r>
+              <w:rPr>
+                <w:rFonts w:ascii="Arial" w:cs="Arial" w:eastAsia="Arial" w:hAnsi="Arial"/>
+                <w:b w:val="false"/>
+                <w:bCs w:val="false"/>
+                <w:color w:val="2D3748"/>
+                <w:sz w:val="18"/>
+                <w:szCs w:val="18"/>
+              </w:rPr>
+              <w:t xml:space="preserve">YTD Revenue (Plan / Actual / Achievement Rate)</w:t>
             </w:r>
           </w:p>
         </w:tc>
@@ -547,8 +546,7 @@
                 <w:sz w:val="18"/>
                 <w:szCs w:val="18"/>
               </w:rPr>
-              <w:t xml:space="preserve">mr_monthly_amounts
-(Sum m01 to reference month M)</w:t>
+              <w:t xml:space="preserve">Management Report Excel (Revenue line cumulative)</w:t>
             </w:r>
           </w:p>
         </w:tc>
@@ -580,50 +578,49 @@
                 <w:sz w:val="18"/>
                 <w:szCs w:val="18"/>
               </w:rPr>
-              <w:t xml:space="preserve">Company Dashboard
-(Charts &amp; Widgets)</w:t>
-            </w:r>
-          </w:p>
-        </w:tc>
-        <w:tc>
-          <w:tcPr>
-            <w:tcBorders>
-              <w:top w:val="single" w:color="CBD5E0" w:sz="1"/>
-              <w:left w:val="single" w:color="CBD5E0" w:sz="1"/>
-              <w:bottom w:val="single" w:color="CBD5E0" w:sz="1"/>
-              <w:right w:val="single" w:color="CBD5E0" w:sz="1"/>
-            </w:tcBorders>
-            <w:shd w:fill="FFFFFF" w:val="clear"/>
-            <w:tcMar>
-              <w:top w:type="dxa" w:w="120"/>
-              <w:left w:type="dxa" w:w="140"/>
-              <w:bottom w:type="dxa" w:w="120"/>
-              <w:right w:type="dxa" w:w="140"/>
-            </w:tcMar>
-          </w:tcPr>
-          <w:p>
-            <w:r>
-              <w:rPr>
-                <w:rFonts w:ascii="Arial" w:cs="Arial" w:eastAsia="Arial" w:hAnsi="Arial"/>
-                <w:b w:val="false"/>
-                <w:bCs w:val="false"/>
-                <w:color w:val="2D3748"/>
-                <w:sz w:val="18"/>
-                <w:szCs w:val="18"/>
-              </w:rPr>
-              <w:t xml:space="preserve">Full-Year Revenue &amp; Orders Donut</w:t>
-            </w:r>
-          </w:p>
-        </w:tc>
-        <w:tc>
-          <w:tcPr>
-            <w:tcBorders>
-              <w:top w:val="single" w:color="CBD5E0" w:sz="1"/>
-              <w:left w:val="single" w:color="CBD5E0" w:sz="1"/>
-              <w:bottom w:val="single" w:color="CBD5E0" w:sz="1"/>
-              <w:right w:val="single" w:color="CBD5E0" w:sz="1"/>
-            </w:tcBorders>
-            <w:shd w:fill="F7FAFC" w:val="clear"/>
+              <w:t xml:space="preserve">Company Dashboard - Main Overview</w:t>
+            </w:r>
+          </w:p>
+        </w:tc>
+        <w:tc>
+          <w:tcPr>
+            <w:tcBorders>
+              <w:top w:val="single" w:color="CBD5E0" w:sz="1"/>
+              <w:left w:val="single" w:color="CBD5E0" w:sz="1"/>
+              <w:bottom w:val="single" w:color="CBD5E0" w:sz="1"/>
+              <w:right w:val="single" w:color="CBD5E0" w:sz="1"/>
+            </w:tcBorders>
+            <w:shd w:fill="FFFFFF" w:val="clear"/>
+            <w:tcMar>
+              <w:top w:type="dxa" w:w="120"/>
+              <w:left w:type="dxa" w:w="140"/>
+              <w:bottom w:type="dxa" w:w="120"/>
+              <w:right w:type="dxa" w:w="140"/>
+            </w:tcMar>
+          </w:tcPr>
+          <w:p>
+            <w:r>
+              <w:rPr>
+                <w:rFonts w:ascii="Arial" w:cs="Arial" w:eastAsia="Arial" w:hAnsi="Arial"/>
+                <w:b w:val="false"/>
+                <w:bCs w:val="false"/>
+                <w:color w:val="2D3748"/>
+                <w:sz w:val="18"/>
+                <w:szCs w:val="18"/>
+              </w:rPr>
+              <w:t xml:space="preserve">YTD Operating Profit (Plan / Actual / Achievement Rate)</w:t>
+            </w:r>
+          </w:p>
+        </w:tc>
+        <w:tc>
+          <w:tcPr>
+            <w:tcBorders>
+              <w:top w:val="single" w:color="CBD5E0" w:sz="1"/>
+              <w:left w:val="single" w:color="CBD5E0" w:sz="1"/>
+              <w:bottom w:val="single" w:color="CBD5E0" w:sz="1"/>
+              <w:right w:val="single" w:color="CBD5E0" w:sz="1"/>
+            </w:tcBorders>
+            <w:shd w:fill="FFFFFF" w:val="clear"/>
             <w:tcMar>
               <w:top w:type="dxa" w:w="120"/>
               <w:left w:type="dxa" w:w="140"/>
@@ -671,39 +668,37 @@
                 <w:sz w:val="18"/>
                 <w:szCs w:val="18"/>
               </w:rPr>
-              <w:t xml:space="preserve">Monthly Management Performance Registration
-(Annual target/orders)</w:t>
-            </w:r>
-          </w:p>
-        </w:tc>
-        <w:tc>
-          <w:tcPr>
-            <w:tcBorders>
-              <w:top w:val="single" w:color="CBD5E0" w:sz="1"/>
-              <w:left w:val="single" w:color="CBD5E0" w:sz="1"/>
-              <w:bottom w:val="single" w:color="CBD5E0" w:sz="1"/>
-              <w:right w:val="single" w:color="CBD5E0" w:sz="1"/>
-            </w:tcBorders>
-            <w:shd w:fill="FFFFFF" w:val="clear"/>
-            <w:tcMar>
-              <w:top w:type="dxa" w:w="120"/>
-              <w:left w:type="dxa" w:w="140"/>
-              <w:bottom w:type="dxa" w:w="120"/>
-              <w:right w:type="dxa" w:w="140"/>
-            </w:tcMar>
-          </w:tcPr>
-          <w:p>
-            <w:r>
-              <w:rPr>
-                <w:rFonts w:ascii="Arial" w:cs="Arial" w:eastAsia="Arial" w:hAnsi="Arial"/>
-                <w:b w:val="false"/>
-                <w:bCs w:val="false"/>
-                <w:color w:val="2D3748"/>
-                <w:sz w:val="18"/>
-                <w:szCs w:val="18"/>
-              </w:rPr>
-              <w:t xml:space="preserve">mr_annual_amounts
-(plan_total vs actual_total)</w:t>
+              <w:t xml:space="preserve">Monthly Management Performance Registration</w:t>
+            </w:r>
+          </w:p>
+        </w:tc>
+        <w:tc>
+          <w:tcPr>
+            <w:tcBorders>
+              <w:top w:val="single" w:color="CBD5E0" w:sz="1"/>
+              <w:left w:val="single" w:color="CBD5E0" w:sz="1"/>
+              <w:bottom w:val="single" w:color="CBD5E0" w:sz="1"/>
+              <w:right w:val="single" w:color="CBD5E0" w:sz="1"/>
+            </w:tcBorders>
+            <w:shd w:fill="FFFFFF" w:val="clear"/>
+            <w:tcMar>
+              <w:top w:type="dxa" w:w="120"/>
+              <w:left w:type="dxa" w:w="140"/>
+              <w:bottom w:type="dxa" w:w="120"/>
+              <w:right w:type="dxa" w:w="140"/>
+            </w:tcMar>
+          </w:tcPr>
+          <w:p>
+            <w:r>
+              <w:rPr>
+                <w:rFonts w:ascii="Arial" w:cs="Arial" w:eastAsia="Arial" w:hAnsi="Arial"/>
+                <w:b w:val="false"/>
+                <w:bCs w:val="false"/>
+                <w:color w:val="2D3748"/>
+                <w:sz w:val="18"/>
+                <w:szCs w:val="18"/>
+              </w:rPr>
+              <w:t xml:space="preserve">Management Report Excel (Operating Profit line cumulative)</w:t>
             </w:r>
           </w:p>
         </w:tc>
@@ -735,38 +730,37 @@
                 <w:sz w:val="18"/>
                 <w:szCs w:val="18"/>
               </w:rPr>
-              <w:t xml:space="preserve">Company Dashboard
-(Bottom Comments)</w:t>
-            </w:r>
-          </w:p>
-        </w:tc>
-        <w:tc>
-          <w:tcPr>
-            <w:tcBorders>
-              <w:top w:val="single" w:color="CBD5E0" w:sz="1"/>
-              <w:left w:val="single" w:color="CBD5E0" w:sz="1"/>
-              <w:bottom w:val="single" w:color="CBD5E0" w:sz="1"/>
-              <w:right w:val="single" w:color="CBD5E0" w:sz="1"/>
-            </w:tcBorders>
-            <w:shd w:fill="FFFFFF" w:val="clear"/>
-            <w:tcMar>
-              <w:top w:type="dxa" w:w="120"/>
-              <w:left w:type="dxa" w:w="140"/>
-              <w:bottom w:type="dxa" w:w="120"/>
-              <w:right w:type="dxa" w:w="140"/>
-            </w:tcMar>
-          </w:tcPr>
-          <w:p>
-            <w:r>
-              <w:rPr>
-                <w:rFonts w:ascii="Arial" w:cs="Arial" w:eastAsia="Arial" w:hAnsi="Arial"/>
-                <w:b w:val="false"/>
-                <w:bCs w:val="false"/>
-                <w:color w:val="2D3748"/>
-                <w:sz w:val="18"/>
-                <w:szCs w:val="18"/>
-              </w:rPr>
-              <w:t xml:space="preserve">Performance Analysis &amp; Outlook</w:t>
+              <w:t xml:space="preserve">Company Dashboard - Main Overview</w:t>
+            </w:r>
+          </w:p>
+        </w:tc>
+        <w:tc>
+          <w:tcPr>
+            <w:tcBorders>
+              <w:top w:val="single" w:color="CBD5E0" w:sz="1"/>
+              <w:left w:val="single" w:color="CBD5E0" w:sz="1"/>
+              <w:bottom w:val="single" w:color="CBD5E0" w:sz="1"/>
+              <w:right w:val="single" w:color="CBD5E0" w:sz="1"/>
+            </w:tcBorders>
+            <w:shd w:fill="FFFFFF" w:val="clear"/>
+            <w:tcMar>
+              <w:top w:type="dxa" w:w="120"/>
+              <w:left w:type="dxa" w:w="140"/>
+              <w:bottom w:type="dxa" w:w="120"/>
+              <w:right w:type="dxa" w:w="140"/>
+            </w:tcMar>
+          </w:tcPr>
+          <w:p>
+            <w:r>
+              <w:rPr>
+                <w:rFonts w:ascii="Arial" w:cs="Arial" w:eastAsia="Arial" w:hAnsi="Arial"/>
+                <w:b w:val="false"/>
+                <w:bCs w:val="false"/>
+                <w:color w:val="2D3748"/>
+                <w:sz w:val="18"/>
+                <w:szCs w:val="18"/>
+              </w:rPr>
+              <w:t xml:space="preserve">Annual Revenue (Plan / Forecast / Achievement Rate)</w:t>
             </w:r>
           </w:p>
         </w:tc>
@@ -796,69 +790,67 @@
                 <w:sz w:val="18"/>
                 <w:szCs w:val="18"/>
               </w:rPr>
-              <w:t xml:space="preserve">✍️ Manual Entry</w:t>
-            </w:r>
-          </w:p>
-        </w:tc>
-        <w:tc>
-          <w:tcPr>
-            <w:tcBorders>
-              <w:top w:val="single" w:color="CBD5E0" w:sz="1"/>
-              <w:left w:val="single" w:color="CBD5E0" w:sz="1"/>
-              <w:bottom w:val="single" w:color="CBD5E0" w:sz="1"/>
-              <w:right w:val="single" w:color="CBD5E0" w:sz="1"/>
-            </w:tcBorders>
-            <w:shd w:fill="FFFFFF" w:val="clear"/>
-            <w:tcMar>
-              <w:top w:type="dxa" w:w="120"/>
-              <w:left w:type="dxa" w:w="140"/>
-              <w:bottom w:type="dxa" w:w="120"/>
-              <w:right w:type="dxa" w:w="140"/>
-            </w:tcMar>
-          </w:tcPr>
-          <w:p>
-            <w:r>
-              <w:rPr>
-                <w:rFonts w:ascii="Arial" w:cs="Arial" w:eastAsia="Arial" w:hAnsi="Arial"/>
-                <w:b w:val="false"/>
-                <w:bCs w:val="false"/>
-                <w:color w:val="2D3748"/>
-                <w:sz w:val="18"/>
-                <w:szCs w:val="18"/>
-              </w:rPr>
-              <w:t xml:space="preserve">Dashboard Comment Panel
-(Admin Inline Editor)</w:t>
-            </w:r>
-          </w:p>
-        </w:tc>
-        <w:tc>
-          <w:tcPr>
-            <w:tcBorders>
-              <w:top w:val="single" w:color="CBD5E0" w:sz="1"/>
-              <w:left w:val="single" w:color="CBD5E0" w:sz="1"/>
-              <w:bottom w:val="single" w:color="CBD5E0" w:sz="1"/>
-              <w:right w:val="single" w:color="CBD5E0" w:sz="1"/>
-            </w:tcBorders>
-            <w:shd w:fill="FFFFFF" w:val="clear"/>
-            <w:tcMar>
-              <w:top w:type="dxa" w:w="120"/>
-              <w:left w:type="dxa" w:w="140"/>
-              <w:bottom w:type="dxa" w:w="120"/>
-              <w:right w:type="dxa" w:w="140"/>
-            </w:tcMar>
-          </w:tcPr>
-          <w:p>
-            <w:r>
-              <w:rPr>
-                <w:rFonts w:ascii="Arial" w:cs="Arial" w:eastAsia="Arial" w:hAnsi="Arial"/>
-                <w:b w:val="false"/>
-                <w:bCs w:val="false"/>
-                <w:color w:val="2D3748"/>
-                <w:sz w:val="18"/>
-                <w:szCs w:val="18"/>
-              </w:rPr>
-              <w:t xml:space="preserve">mr_comments
-(PUT /api/mgmtreport/comments)</w:t>
+              <w:t xml:space="preserve">📤 Excel Upload</w:t>
+            </w:r>
+          </w:p>
+        </w:tc>
+        <w:tc>
+          <w:tcPr>
+            <w:tcBorders>
+              <w:top w:val="single" w:color="CBD5E0" w:sz="1"/>
+              <w:left w:val="single" w:color="CBD5E0" w:sz="1"/>
+              <w:bottom w:val="single" w:color="CBD5E0" w:sz="1"/>
+              <w:right w:val="single" w:color="CBD5E0" w:sz="1"/>
+            </w:tcBorders>
+            <w:shd w:fill="FFFFFF" w:val="clear"/>
+            <w:tcMar>
+              <w:top w:type="dxa" w:w="120"/>
+              <w:left w:type="dxa" w:w="140"/>
+              <w:bottom w:type="dxa" w:w="120"/>
+              <w:right w:type="dxa" w:w="140"/>
+            </w:tcMar>
+          </w:tcPr>
+          <w:p>
+            <w:r>
+              <w:rPr>
+                <w:rFonts w:ascii="Arial" w:cs="Arial" w:eastAsia="Arial" w:hAnsi="Arial"/>
+                <w:b w:val="false"/>
+                <w:bCs w:val="false"/>
+                <w:color w:val="2D3748"/>
+                <w:sz w:val="18"/>
+                <w:szCs w:val="18"/>
+              </w:rPr>
+              <w:t xml:space="preserve">Monthly Management Performance Registration</w:t>
+            </w:r>
+          </w:p>
+        </w:tc>
+        <w:tc>
+          <w:tcPr>
+            <w:tcBorders>
+              <w:top w:val="single" w:color="CBD5E0" w:sz="1"/>
+              <w:left w:val="single" w:color="CBD5E0" w:sz="1"/>
+              <w:bottom w:val="single" w:color="CBD5E0" w:sz="1"/>
+              <w:right w:val="single" w:color="CBD5E0" w:sz="1"/>
+            </w:tcBorders>
+            <w:shd w:fill="FFFFFF" w:val="clear"/>
+            <w:tcMar>
+              <w:top w:type="dxa" w:w="120"/>
+              <w:left w:type="dxa" w:w="140"/>
+              <w:bottom w:type="dxa" w:w="120"/>
+              <w:right w:type="dxa" w:w="140"/>
+            </w:tcMar>
+          </w:tcPr>
+          <w:p>
+            <w:r>
+              <w:rPr>
+                <w:rFonts w:ascii="Arial" w:cs="Arial" w:eastAsia="Arial" w:hAnsi="Arial"/>
+                <w:b w:val="false"/>
+                <w:bCs w:val="false"/>
+                <w:color w:val="2D3748"/>
+                <w:sz w:val="18"/>
+                <w:szCs w:val="18"/>
+              </w:rPr>
+              <w:t xml:space="preserve">Management Report Excel (Full-Year Total)</w:t>
             </w:r>
           </w:p>
         </w:tc>
@@ -890,50 +882,49 @@
                 <w:sz w:val="18"/>
                 <w:szCs w:val="18"/>
               </w:rPr>
-              <w:t xml:space="preserve">Project Detail
-(Overview Tab)</w:t>
-            </w:r>
-          </w:p>
-        </w:tc>
-        <w:tc>
-          <w:tcPr>
-            <w:tcBorders>
-              <w:top w:val="single" w:color="CBD5E0" w:sz="1"/>
-              <w:left w:val="single" w:color="CBD5E0" w:sz="1"/>
-              <w:bottom w:val="single" w:color="CBD5E0" w:sz="1"/>
-              <w:right w:val="single" w:color="CBD5E0" w:sz="1"/>
-            </w:tcBorders>
-            <w:shd w:fill="FFFFFF" w:val="clear"/>
-            <w:tcMar>
-              <w:top w:type="dxa" w:w="120"/>
-              <w:left w:type="dxa" w:w="140"/>
-              <w:bottom w:type="dxa" w:w="120"/>
-              <w:right w:type="dxa" w:w="140"/>
-            </w:tcMar>
-          </w:tcPr>
-          <w:p>
-            <w:r>
-              <w:rPr>
-                <w:rFonts w:ascii="Arial" w:cs="Arial" w:eastAsia="Arial" w:hAnsi="Arial"/>
-                <w:b w:val="false"/>
-                <w:bCs w:val="false"/>
-                <w:color w:val="2D3748"/>
-                <w:sz w:val="18"/>
-                <w:szCs w:val="18"/>
-              </w:rPr>
-              <w:t xml:space="preserve">Contract Amount (VND)</w:t>
-            </w:r>
-          </w:p>
-        </w:tc>
-        <w:tc>
-          <w:tcPr>
-            <w:tcBorders>
-              <w:top w:val="single" w:color="CBD5E0" w:sz="1"/>
-              <w:left w:val="single" w:color="CBD5E0" w:sz="1"/>
-              <w:bottom w:val="single" w:color="CBD5E0" w:sz="1"/>
-              <w:right w:val="single" w:color="CBD5E0" w:sz="1"/>
-            </w:tcBorders>
-            <w:shd w:fill="F7FAFC" w:val="clear"/>
+              <w:t xml:space="preserve">Company Dashboard - Main Overview</w:t>
+            </w:r>
+          </w:p>
+        </w:tc>
+        <w:tc>
+          <w:tcPr>
+            <w:tcBorders>
+              <w:top w:val="single" w:color="CBD5E0" w:sz="1"/>
+              <w:left w:val="single" w:color="CBD5E0" w:sz="1"/>
+              <w:bottom w:val="single" w:color="CBD5E0" w:sz="1"/>
+              <w:right w:val="single" w:color="CBD5E0" w:sz="1"/>
+            </w:tcBorders>
+            <w:shd w:fill="FFFFFF" w:val="clear"/>
+            <w:tcMar>
+              <w:top w:type="dxa" w:w="120"/>
+              <w:left w:type="dxa" w:w="140"/>
+              <w:bottom w:type="dxa" w:w="120"/>
+              <w:right w:type="dxa" w:w="140"/>
+            </w:tcMar>
+          </w:tcPr>
+          <w:p>
+            <w:r>
+              <w:rPr>
+                <w:rFonts w:ascii="Arial" w:cs="Arial" w:eastAsia="Arial" w:hAnsi="Arial"/>
+                <w:b w:val="false"/>
+                <w:bCs w:val="false"/>
+                <w:color w:val="2D3748"/>
+                <w:sz w:val="18"/>
+                <w:szCs w:val="18"/>
+              </w:rPr>
+              <w:t xml:space="preserve">Annual Operating Profit (Plan / Forecast / Achievement Rate)</w:t>
+            </w:r>
+          </w:p>
+        </w:tc>
+        <w:tc>
+          <w:tcPr>
+            <w:tcBorders>
+              <w:top w:val="single" w:color="CBD5E0" w:sz="1"/>
+              <w:left w:val="single" w:color="CBD5E0" w:sz="1"/>
+              <w:bottom w:val="single" w:color="CBD5E0" w:sz="1"/>
+              <w:right w:val="single" w:color="CBD5E0" w:sz="1"/>
+            </w:tcBorders>
+            <w:shd w:fill="FFFFFF" w:val="clear"/>
             <w:tcMar>
               <w:top w:type="dxa" w:w="120"/>
               <w:left w:type="dxa" w:w="140"/>
@@ -951,69 +942,67 @@
                 <w:sz w:val="18"/>
                 <w:szCs w:val="18"/>
               </w:rPr>
-              <w:t xml:space="preserve">🔄 ERP Sync</w:t>
-            </w:r>
-          </w:p>
-        </w:tc>
-        <w:tc>
-          <w:tcPr>
-            <w:tcBorders>
-              <w:top w:val="single" w:color="CBD5E0" w:sz="1"/>
-              <w:left w:val="single" w:color="CBD5E0" w:sz="1"/>
-              <w:bottom w:val="single" w:color="CBD5E0" w:sz="1"/>
-              <w:right w:val="single" w:color="CBD5E0" w:sz="1"/>
-            </w:tcBorders>
-            <w:shd w:fill="FFFFFF" w:val="clear"/>
-            <w:tcMar>
-              <w:top w:type="dxa" w:w="120"/>
-              <w:left w:type="dxa" w:w="140"/>
-              <w:bottom w:type="dxa" w:w="120"/>
-              <w:right w:type="dxa" w:w="140"/>
-            </w:tcMar>
-          </w:tcPr>
-          <w:p>
-            <w:r>
-              <w:rPr>
-                <w:rFonts w:ascii="Arial" w:cs="Arial" w:eastAsia="Arial" w:hAnsi="Arial"/>
-                <w:b w:val="false"/>
-                <w:bCs w:val="false"/>
-                <w:color w:val="2D3748"/>
-                <w:sz w:val="18"/>
-                <w:szCs w:val="18"/>
-              </w:rPr>
-              <w:t xml:space="preserve">Construction Overview Registration
-(TOTALCTRTWONAMT)</w:t>
-            </w:r>
-          </w:p>
-        </w:tc>
-        <w:tc>
-          <w:tcPr>
-            <w:tcBorders>
-              <w:top w:val="single" w:color="CBD5E0" w:sz="1"/>
-              <w:left w:val="single" w:color="CBD5E0" w:sz="1"/>
-              <w:bottom w:val="single" w:color="CBD5E0" w:sz="1"/>
-              <w:right w:val="single" w:color="CBD5E0" w:sz="1"/>
-            </w:tcBorders>
-            <w:shd w:fill="FFFFFF" w:val="clear"/>
-            <w:tcMar>
-              <w:top w:type="dxa" w:w="120"/>
-              <w:left w:type="dxa" w:w="140"/>
-              <w:bottom w:type="dxa" w:w="120"/>
-              <w:right w:type="dxa" w:w="140"/>
-            </w:tcMar>
-          </w:tcPr>
-          <w:p>
-            <w:r>
-              <w:rPr>
-                <w:rFonts w:ascii="Arial" w:cs="Arial" w:eastAsia="Arial" w:hAnsi="Arial"/>
-                <w:b w:val="false"/>
-                <w:bCs w:val="false"/>
-                <w:color w:val="2D3748"/>
-                <w:sz w:val="18"/>
-                <w:szCs w:val="18"/>
-              </w:rPr>
-              <w:t xml:space="preserve">CBTB_CTRTSUMM.TOTALCTRTWONAMT
-via dashboard_pd_overview_1q.jsp</w:t>
+              <w:t xml:space="preserve">📤 Excel Upload</w:t>
+            </w:r>
+          </w:p>
+        </w:tc>
+        <w:tc>
+          <w:tcPr>
+            <w:tcBorders>
+              <w:top w:val="single" w:color="CBD5E0" w:sz="1"/>
+              <w:left w:val="single" w:color="CBD5E0" w:sz="1"/>
+              <w:bottom w:val="single" w:color="CBD5E0" w:sz="1"/>
+              <w:right w:val="single" w:color="CBD5E0" w:sz="1"/>
+            </w:tcBorders>
+            <w:shd w:fill="FFFFFF" w:val="clear"/>
+            <w:tcMar>
+              <w:top w:type="dxa" w:w="120"/>
+              <w:left w:type="dxa" w:w="140"/>
+              <w:bottom w:type="dxa" w:w="120"/>
+              <w:right w:type="dxa" w:w="140"/>
+            </w:tcMar>
+          </w:tcPr>
+          <w:p>
+            <w:r>
+              <w:rPr>
+                <w:rFonts w:ascii="Arial" w:cs="Arial" w:eastAsia="Arial" w:hAnsi="Arial"/>
+                <w:b w:val="false"/>
+                <w:bCs w:val="false"/>
+                <w:color w:val="2D3748"/>
+                <w:sz w:val="18"/>
+                <w:szCs w:val="18"/>
+              </w:rPr>
+              <w:t xml:space="preserve">Monthly Management Performance Registration</w:t>
+            </w:r>
+          </w:p>
+        </w:tc>
+        <w:tc>
+          <w:tcPr>
+            <w:tcBorders>
+              <w:top w:val="single" w:color="CBD5E0" w:sz="1"/>
+              <w:left w:val="single" w:color="CBD5E0" w:sz="1"/>
+              <w:bottom w:val="single" w:color="CBD5E0" w:sz="1"/>
+              <w:right w:val="single" w:color="CBD5E0" w:sz="1"/>
+            </w:tcBorders>
+            <w:shd w:fill="FFFFFF" w:val="clear"/>
+            <w:tcMar>
+              <w:top w:type="dxa" w:w="120"/>
+              <w:left w:type="dxa" w:w="140"/>
+              <w:bottom w:type="dxa" w:w="120"/>
+              <w:right w:type="dxa" w:w="140"/>
+            </w:tcMar>
+          </w:tcPr>
+          <w:p>
+            <w:r>
+              <w:rPr>
+                <w:rFonts w:ascii="Arial" w:cs="Arial" w:eastAsia="Arial" w:hAnsi="Arial"/>
+                <w:b w:val="false"/>
+                <w:bCs w:val="false"/>
+                <w:color w:val="2D3748"/>
+                <w:sz w:val="18"/>
+                <w:szCs w:val="18"/>
+              </w:rPr>
+              <w:t xml:space="preserve">Management Report Excel (Full-Year Total)</w:t>
             </w:r>
           </w:p>
         </w:tc>
@@ -1045,39 +1034,37 @@
                 <w:sz w:val="18"/>
                 <w:szCs w:val="18"/>
               </w:rPr>
-              <w:t xml:space="preserve">Project Detail
-(Overview Tab)</w:t>
-            </w:r>
-          </w:p>
-        </w:tc>
-        <w:tc>
-          <w:tcPr>
-            <w:tcBorders>
-              <w:top w:val="single" w:color="CBD5E0" w:sz="1"/>
-              <w:left w:val="single" w:color="CBD5E0" w:sz="1"/>
-              <w:bottom w:val="single" w:color="CBD5E0" w:sz="1"/>
-              <w:right w:val="single" w:color="CBD5E0" w:sz="1"/>
-            </w:tcBorders>
-            <w:shd w:fill="FFFFFF" w:val="clear"/>
-            <w:tcMar>
-              <w:top w:type="dxa" w:w="120"/>
-              <w:left w:type="dxa" w:w="140"/>
-              <w:bottom w:type="dxa" w:w="120"/>
-              <w:right w:type="dxa" w:w="140"/>
-            </w:tcMar>
-          </w:tcPr>
-          <w:p>
-            <w:r>
-              <w:rPr>
-                <w:rFonts w:ascii="Arial" w:cs="Arial" w:eastAsia="Arial" w:hAnsi="Arial"/>
-                <w:b w:val="false"/>
-                <w:bCs w:val="false"/>
-                <w:color w:val="2D3748"/>
-                <w:sz w:val="18"/>
-                <w:szCs w:val="18"/>
-              </w:rPr>
-              <w:t xml:space="preserve">Construction Period
-(Start &amp; End Date)</w:t>
+              <w:t xml:space="preserve">Company Dashboard - Charts</w:t>
+            </w:r>
+          </w:p>
+        </w:tc>
+        <w:tc>
+          <w:tcPr>
+            <w:tcBorders>
+              <w:top w:val="single" w:color="CBD5E0" w:sz="1"/>
+              <w:left w:val="single" w:color="CBD5E0" w:sz="1"/>
+              <w:bottom w:val="single" w:color="CBD5E0" w:sz="1"/>
+              <w:right w:val="single" w:color="CBD5E0" w:sz="1"/>
+            </w:tcBorders>
+            <w:shd w:fill="FFFFFF" w:val="clear"/>
+            <w:tcMar>
+              <w:top w:type="dxa" w:w="120"/>
+              <w:left w:type="dxa" w:w="140"/>
+              <w:bottom w:type="dxa" w:w="120"/>
+              <w:right w:type="dxa" w:w="140"/>
+            </w:tcMar>
+          </w:tcPr>
+          <w:p>
+            <w:r>
+              <w:rPr>
+                <w:rFonts w:ascii="Arial" w:cs="Arial" w:eastAsia="Arial" w:hAnsi="Arial"/>
+                <w:b w:val="false"/>
+                <w:bCs w:val="false"/>
+                <w:color w:val="2D3748"/>
+                <w:sz w:val="18"/>
+                <w:szCs w:val="18"/>
+              </w:rPr>
+              <w:t xml:space="preserve">Monthly Sales Trend (Plan vs Actual/Forecast)</w:t>
             </w:r>
           </w:p>
         </w:tc>
@@ -1107,69 +1094,67 @@
                 <w:sz w:val="18"/>
                 <w:szCs w:val="18"/>
               </w:rPr>
-              <w:t xml:space="preserve">🔄 ERP Sync</w:t>
-            </w:r>
-          </w:p>
-        </w:tc>
-        <w:tc>
-          <w:tcPr>
-            <w:tcBorders>
-              <w:top w:val="single" w:color="CBD5E0" w:sz="1"/>
-              <w:left w:val="single" w:color="CBD5E0" w:sz="1"/>
-              <w:bottom w:val="single" w:color="CBD5E0" w:sz="1"/>
-              <w:right w:val="single" w:color="CBD5E0" w:sz="1"/>
-            </w:tcBorders>
-            <w:shd w:fill="FFFFFF" w:val="clear"/>
-            <w:tcMar>
-              <w:top w:type="dxa" w:w="120"/>
-              <w:left w:type="dxa" w:w="140"/>
-              <w:bottom w:type="dxa" w:w="120"/>
-              <w:right w:type="dxa" w:w="140"/>
-            </w:tcMar>
-          </w:tcPr>
-          <w:p>
-            <w:r>
-              <w:rPr>
-                <w:rFonts w:ascii="Arial" w:cs="Arial" w:eastAsia="Arial" w:hAnsi="Arial"/>
-                <w:b w:val="false"/>
-                <w:bCs w:val="false"/>
-                <w:color w:val="2D3748"/>
-                <w:sz w:val="18"/>
-                <w:szCs w:val="18"/>
-              </w:rPr>
-              <w:t xml:space="preserve">Construction Overview Registration &gt; Period
-(STCONSTDATE / CMPLSCHDDATE)</w:t>
-            </w:r>
-          </w:p>
-        </w:tc>
-        <w:tc>
-          <w:tcPr>
-            <w:tcBorders>
-              <w:top w:val="single" w:color="CBD5E0" w:sz="1"/>
-              <w:left w:val="single" w:color="CBD5E0" w:sz="1"/>
-              <w:bottom w:val="single" w:color="CBD5E0" w:sz="1"/>
-              <w:right w:val="single" w:color="CBD5E0" w:sz="1"/>
-            </w:tcBorders>
-            <w:shd w:fill="FFFFFF" w:val="clear"/>
-            <w:tcMar>
-              <w:top w:type="dxa" w:w="120"/>
-              <w:left w:type="dxa" w:w="140"/>
-              <w:bottom w:type="dxa" w:w="120"/>
-              <w:right w:type="dxa" w:w="140"/>
-            </w:tcMar>
-          </w:tcPr>
-          <w:p>
-            <w:r>
-              <w:rPr>
-                <w:rFonts w:ascii="Arial" w:cs="Arial" w:eastAsia="Arial" w:hAnsi="Arial"/>
-                <w:b w:val="false"/>
-                <w:bCs w:val="false"/>
-                <w:color w:val="2D3748"/>
-                <w:sz w:val="18"/>
-                <w:szCs w:val="18"/>
-              </w:rPr>
-              <w:t xml:space="preserve">CBTB_CONSTPERIOD (latest CHGSEQ)
-Fallback to CTRTSTDATE/EDDATE</w:t>
+              <w:t xml:space="preserve">📤 Excel Upload</w:t>
+            </w:r>
+          </w:p>
+        </w:tc>
+        <w:tc>
+          <w:tcPr>
+            <w:tcBorders>
+              <w:top w:val="single" w:color="CBD5E0" w:sz="1"/>
+              <w:left w:val="single" w:color="CBD5E0" w:sz="1"/>
+              <w:bottom w:val="single" w:color="CBD5E0" w:sz="1"/>
+              <w:right w:val="single" w:color="CBD5E0" w:sz="1"/>
+            </w:tcBorders>
+            <w:shd w:fill="FFFFFF" w:val="clear"/>
+            <w:tcMar>
+              <w:top w:type="dxa" w:w="120"/>
+              <w:left w:type="dxa" w:w="140"/>
+              <w:bottom w:type="dxa" w:w="120"/>
+              <w:right w:type="dxa" w:w="140"/>
+            </w:tcMar>
+          </w:tcPr>
+          <w:p>
+            <w:r>
+              <w:rPr>
+                <w:rFonts w:ascii="Arial" w:cs="Arial" w:eastAsia="Arial" w:hAnsi="Arial"/>
+                <w:b w:val="false"/>
+                <w:bCs w:val="false"/>
+                <w:color w:val="2D3748"/>
+                <w:sz w:val="18"/>
+                <w:szCs w:val="18"/>
+              </w:rPr>
+              <w:t xml:space="preserve">Monthly Management Performance Registration</w:t>
+            </w:r>
+          </w:p>
+        </w:tc>
+        <w:tc>
+          <w:tcPr>
+            <w:tcBorders>
+              <w:top w:val="single" w:color="CBD5E0" w:sz="1"/>
+              <w:left w:val="single" w:color="CBD5E0" w:sz="1"/>
+              <w:bottom w:val="single" w:color="CBD5E0" w:sz="1"/>
+              <w:right w:val="single" w:color="CBD5E0" w:sz="1"/>
+            </w:tcBorders>
+            <w:shd w:fill="FFFFFF" w:val="clear"/>
+            <w:tcMar>
+              <w:top w:type="dxa" w:w="120"/>
+              <w:left w:type="dxa" w:w="140"/>
+              <w:bottom w:type="dxa" w:w="120"/>
+              <w:right w:type="dxa" w:w="140"/>
+            </w:tcMar>
+          </w:tcPr>
+          <w:p>
+            <w:r>
+              <w:rPr>
+                <w:rFonts w:ascii="Arial" w:cs="Arial" w:eastAsia="Arial" w:hAnsi="Arial"/>
+                <w:b w:val="false"/>
+                <w:bCs w:val="false"/>
+                <w:color w:val="2D3748"/>
+                <w:sz w:val="18"/>
+                <w:szCs w:val="18"/>
+              </w:rPr>
+              <w:t xml:space="preserve">Management Report Excel (Monthly Revenue)</w:t>
             </w:r>
           </w:p>
         </w:tc>
@@ -1201,51 +1186,49 @@
                 <w:sz w:val="18"/>
                 <w:szCs w:val="18"/>
               </w:rPr>
-              <w:t xml:space="preserve">Project Detail
-(Overview Tab)</w:t>
-            </w:r>
-          </w:p>
-        </w:tc>
-        <w:tc>
-          <w:tcPr>
-            <w:tcBorders>
-              <w:top w:val="single" w:color="CBD5E0" w:sz="1"/>
-              <w:left w:val="single" w:color="CBD5E0" w:sz="1"/>
-              <w:bottom w:val="single" w:color="CBD5E0" w:sz="1"/>
-              <w:right w:val="single" w:color="CBD5E0" w:sz="1"/>
-            </w:tcBorders>
-            <w:shd w:fill="FFFFFF" w:val="clear"/>
-            <w:tcMar>
-              <w:top w:type="dxa" w:w="120"/>
-              <w:left w:type="dxa" w:w="140"/>
-              <w:bottom w:type="dxa" w:w="120"/>
-              <w:right w:type="dxa" w:w="140"/>
-            </w:tcMar>
-          </w:tcPr>
-          <w:p>
-            <w:r>
-              <w:rPr>
-                <w:rFonts w:ascii="Arial" w:cs="Arial" w:eastAsia="Arial" w:hAnsi="Arial"/>
-                <w:b w:val="false"/>
-                <w:bCs w:val="false"/>
-                <w:color w:val="2D3748"/>
-                <w:sz w:val="18"/>
-                <w:szCs w:val="18"/>
-              </w:rPr>
-              <w:t xml:space="preserve">Project Specifications
-(Scale, Area, Purpose, Terms)</w:t>
-            </w:r>
-          </w:p>
-        </w:tc>
-        <w:tc>
-          <w:tcPr>
-            <w:tcBorders>
-              <w:top w:val="single" w:color="CBD5E0" w:sz="1"/>
-              <w:left w:val="single" w:color="CBD5E0" w:sz="1"/>
-              <w:bottom w:val="single" w:color="CBD5E0" w:sz="1"/>
-              <w:right w:val="single" w:color="CBD5E0" w:sz="1"/>
-            </w:tcBorders>
-            <w:shd w:fill="F7FAFC" w:val="clear"/>
+              <w:t xml:space="preserve">Company Dashboard - Charts</w:t>
+            </w:r>
+          </w:p>
+        </w:tc>
+        <w:tc>
+          <w:tcPr>
+            <w:tcBorders>
+              <w:top w:val="single" w:color="CBD5E0" w:sz="1"/>
+              <w:left w:val="single" w:color="CBD5E0" w:sz="1"/>
+              <w:bottom w:val="single" w:color="CBD5E0" w:sz="1"/>
+              <w:right w:val="single" w:color="CBD5E0" w:sz="1"/>
+            </w:tcBorders>
+            <w:shd w:fill="FFFFFF" w:val="clear"/>
+            <w:tcMar>
+              <w:top w:type="dxa" w:w="120"/>
+              <w:left w:type="dxa" w:w="140"/>
+              <w:bottom w:type="dxa" w:w="120"/>
+              <w:right w:type="dxa" w:w="140"/>
+            </w:tcMar>
+          </w:tcPr>
+          <w:p>
+            <w:r>
+              <w:rPr>
+                <w:rFonts w:ascii="Arial" w:cs="Arial" w:eastAsia="Arial" w:hAnsi="Arial"/>
+                <w:b w:val="false"/>
+                <w:bCs w:val="false"/>
+                <w:color w:val="2D3748"/>
+                <w:sz w:val="18"/>
+                <w:szCs w:val="18"/>
+              </w:rPr>
+              <w:t xml:space="preserve">Monthly P&amp;L Status (Gross Profit, SG&amp;A, Operating Profit)</w:t>
+            </w:r>
+          </w:p>
+        </w:tc>
+        <w:tc>
+          <w:tcPr>
+            <w:tcBorders>
+              <w:top w:val="single" w:color="CBD5E0" w:sz="1"/>
+              <w:left w:val="single" w:color="CBD5E0" w:sz="1"/>
+              <w:bottom w:val="single" w:color="CBD5E0" w:sz="1"/>
+              <w:right w:val="single" w:color="CBD5E0" w:sz="1"/>
+            </w:tcBorders>
+            <w:shd w:fill="FFFFFF" w:val="clear"/>
             <w:tcMar>
               <w:top w:type="dxa" w:w="120"/>
               <w:left w:type="dxa" w:w="140"/>
@@ -1263,68 +1246,67 @@
                 <w:sz w:val="18"/>
                 <w:szCs w:val="18"/>
               </w:rPr>
-              <w:t xml:space="preserve">✍️ Manual Entry</w:t>
-            </w:r>
-          </w:p>
-        </w:tc>
-        <w:tc>
-          <w:tcPr>
-            <w:tcBorders>
-              <w:top w:val="single" w:color="CBD5E0" w:sz="1"/>
-              <w:left w:val="single" w:color="CBD5E0" w:sz="1"/>
-              <w:bottom w:val="single" w:color="CBD5E0" w:sz="1"/>
-              <w:right w:val="single" w:color="CBD5E0" w:sz="1"/>
-            </w:tcBorders>
-            <w:shd w:fill="FFFFFF" w:val="clear"/>
-            <w:tcMar>
-              <w:top w:type="dxa" w:w="120"/>
-              <w:left w:type="dxa" w:w="140"/>
-              <w:bottom w:type="dxa" w:w="120"/>
-              <w:right w:type="dxa" w:w="140"/>
-            </w:tcMar>
-          </w:tcPr>
-          <w:p>
-            <w:r>
-              <w:rPr>
-                <w:rFonts w:ascii="Arial" w:cs="Arial" w:eastAsia="Arial" w:hAnsi="Arial"/>
-                <w:b w:val="false"/>
-                <w:bCs w:val="false"/>
-                <w:color w:val="2D3748"/>
-                <w:sz w:val="18"/>
-                <w:szCs w:val="18"/>
-              </w:rPr>
-              <w:t xml:space="preserve">Data Entry Tab &gt; 0. Overview</w:t>
-            </w:r>
-          </w:p>
-        </w:tc>
-        <w:tc>
-          <w:tcPr>
-            <w:tcBorders>
-              <w:top w:val="single" w:color="CBD5E0" w:sz="1"/>
-              <w:left w:val="single" w:color="CBD5E0" w:sz="1"/>
-              <w:bottom w:val="single" w:color="CBD5E0" w:sz="1"/>
-              <w:right w:val="single" w:color="CBD5E0" w:sz="1"/>
-            </w:tcBorders>
-            <w:shd w:fill="FFFFFF" w:val="clear"/>
-            <w:tcMar>
-              <w:top w:type="dxa" w:w="120"/>
-              <w:left w:type="dxa" w:w="140"/>
-              <w:bottom w:type="dxa" w:w="120"/>
-              <w:right w:type="dxa" w:w="140"/>
-            </w:tcMar>
-          </w:tcPr>
-          <w:p>
-            <w:r>
-              <w:rPr>
-                <w:rFonts w:ascii="Arial" w:cs="Arial" w:eastAsia="Arial" w:hAnsi="Arial"/>
-                <w:b w:val="false"/>
-                <w:bCs w:val="false"/>
-                <w:color w:val="2D3748"/>
-                <w:sz w:val="18"/>
-                <w:szCs w:val="18"/>
-              </w:rPr>
-              <w:t xml:space="preserve">pd_overview table
-(Saved via PUT /api/projectdetail)</w:t>
+              <w:t xml:space="preserve">📤 Excel Upload</w:t>
+            </w:r>
+          </w:p>
+        </w:tc>
+        <w:tc>
+          <w:tcPr>
+            <w:tcBorders>
+              <w:top w:val="single" w:color="CBD5E0" w:sz="1"/>
+              <w:left w:val="single" w:color="CBD5E0" w:sz="1"/>
+              <w:bottom w:val="single" w:color="CBD5E0" w:sz="1"/>
+              <w:right w:val="single" w:color="CBD5E0" w:sz="1"/>
+            </w:tcBorders>
+            <w:shd w:fill="FFFFFF" w:val="clear"/>
+            <w:tcMar>
+              <w:top w:type="dxa" w:w="120"/>
+              <w:left w:type="dxa" w:w="140"/>
+              <w:bottom w:type="dxa" w:w="120"/>
+              <w:right w:type="dxa" w:w="140"/>
+            </w:tcMar>
+          </w:tcPr>
+          <w:p>
+            <w:r>
+              <w:rPr>
+                <w:rFonts w:ascii="Arial" w:cs="Arial" w:eastAsia="Arial" w:hAnsi="Arial"/>
+                <w:b w:val="false"/>
+                <w:bCs w:val="false"/>
+                <w:color w:val="2D3748"/>
+                <w:sz w:val="18"/>
+                <w:szCs w:val="18"/>
+              </w:rPr>
+              <w:t xml:space="preserve">Monthly Management Performance Registration</w:t>
+            </w:r>
+          </w:p>
+        </w:tc>
+        <w:tc>
+          <w:tcPr>
+            <w:tcBorders>
+              <w:top w:val="single" w:color="CBD5E0" w:sz="1"/>
+              <w:left w:val="single" w:color="CBD5E0" w:sz="1"/>
+              <w:bottom w:val="single" w:color="CBD5E0" w:sz="1"/>
+              <w:right w:val="single" w:color="CBD5E0" w:sz="1"/>
+            </w:tcBorders>
+            <w:shd w:fill="FFFFFF" w:val="clear"/>
+            <w:tcMar>
+              <w:top w:type="dxa" w:w="120"/>
+              <w:left w:type="dxa" w:w="140"/>
+              <w:bottom w:type="dxa" w:w="120"/>
+              <w:right w:type="dxa" w:w="140"/>
+            </w:tcMar>
+          </w:tcPr>
+          <w:p>
+            <w:r>
+              <w:rPr>
+                <w:rFonts w:ascii="Arial" w:cs="Arial" w:eastAsia="Arial" w:hAnsi="Arial"/>
+                <w:b w:val="false"/>
+                <w:bCs w:val="false"/>
+                <w:color w:val="2D3748"/>
+                <w:sz w:val="18"/>
+                <w:szCs w:val="18"/>
+              </w:rPr>
+              <w:t xml:space="preserve">Management Report Excel (P&amp;L lines)</w:t>
             </w:r>
           </w:p>
         </w:tc>
@@ -1356,38 +1338,37 @@
                 <w:sz w:val="18"/>
                 <w:szCs w:val="18"/>
               </w:rPr>
-              <w:t xml:space="preserve">Project Detail
-(Progress Tab)</w:t>
-            </w:r>
-          </w:p>
-        </w:tc>
-        <w:tc>
-          <w:tcPr>
-            <w:tcBorders>
-              <w:top w:val="single" w:color="CBD5E0" w:sz="1"/>
-              <w:left w:val="single" w:color="CBD5E0" w:sz="1"/>
-              <w:bottom w:val="single" w:color="CBD5E0" w:sz="1"/>
-              <w:right w:val="single" w:color="CBD5E0" w:sz="1"/>
-            </w:tcBorders>
-            <w:shd w:fill="FFFFFF" w:val="clear"/>
-            <w:tcMar>
-              <w:top w:type="dxa" w:w="120"/>
-              <w:left w:type="dxa" w:w="140"/>
-              <w:bottom w:type="dxa" w:w="120"/>
-              <w:right w:type="dxa" w:w="140"/>
-            </w:tcMar>
-          </w:tcPr>
-          <w:p>
-            <w:r>
-              <w:rPr>
-                <w:rFonts w:ascii="Arial" w:cs="Arial" w:eastAsia="Arial" w:hAnsi="Arial"/>
-                <w:b w:val="false"/>
-                <w:bCs w:val="false"/>
-                <w:color w:val="2D3748"/>
-                <w:sz w:val="18"/>
-                <w:szCs w:val="18"/>
-              </w:rPr>
-              <w:t xml:space="preserve">Monthly Actual Progress (%)</w:t>
+              <w:t xml:space="preserve">Company Dashboard - Charts</w:t>
+            </w:r>
+          </w:p>
+        </w:tc>
+        <w:tc>
+          <w:tcPr>
+            <w:tcBorders>
+              <w:top w:val="single" w:color="CBD5E0" w:sz="1"/>
+              <w:left w:val="single" w:color="CBD5E0" w:sz="1"/>
+              <w:bottom w:val="single" w:color="CBD5E0" w:sz="1"/>
+              <w:right w:val="single" w:color="CBD5E0" w:sz="1"/>
+            </w:tcBorders>
+            <w:shd w:fill="FFFFFF" w:val="clear"/>
+            <w:tcMar>
+              <w:top w:type="dxa" w:w="120"/>
+              <w:left w:type="dxa" w:w="140"/>
+              <w:bottom w:type="dxa" w:w="120"/>
+              <w:right w:type="dxa" w:w="140"/>
+            </w:tcMar>
+          </w:tcPr>
+          <w:p>
+            <w:r>
+              <w:rPr>
+                <w:rFonts w:ascii="Arial" w:cs="Arial" w:eastAsia="Arial" w:hAnsi="Arial"/>
+                <w:b w:val="false"/>
+                <w:bCs w:val="false"/>
+                <w:color w:val="2D3748"/>
+                <w:sz w:val="18"/>
+                <w:szCs w:val="18"/>
+              </w:rPr>
+              <w:t xml:space="preserve">Order Status (Contract Target, Incurred Orders, Balance)</w:t>
             </w:r>
           </w:p>
         </w:tc>
@@ -1417,69 +1398,67 @@
                 <w:sz w:val="18"/>
                 <w:szCs w:val="18"/>
               </w:rPr>
-              <w:t xml:space="preserve">🔄 ERP Sync</w:t>
-            </w:r>
-          </w:p>
-        </w:tc>
-        <w:tc>
-          <w:tcPr>
-            <w:tcBorders>
-              <w:top w:val="single" w:color="CBD5E0" w:sz="1"/>
-              <w:left w:val="single" w:color="CBD5E0" w:sz="1"/>
-              <w:bottom w:val="single" w:color="CBD5E0" w:sz="1"/>
-              <w:right w:val="single" w:color="CBD5E0" w:sz="1"/>
-            </w:tcBorders>
-            <w:shd w:fill="FFFFFF" w:val="clear"/>
-            <w:tcMar>
-              <w:top w:type="dxa" w:w="120"/>
-              <w:left w:type="dxa" w:w="140"/>
-              <w:bottom w:type="dxa" w:w="120"/>
-              <w:right w:type="dxa" w:w="140"/>
-            </w:tcMar>
-          </w:tcPr>
-          <w:p>
-            <w:r>
-              <w:rPr>
-                <w:rFonts w:ascii="Arial" w:cs="Arial" w:eastAsia="Arial" w:hAnsi="Arial"/>
-                <w:b w:val="false"/>
-                <w:bCs w:val="false"/>
-                <w:color w:val="2D3748"/>
-                <w:sz w:val="18"/>
-                <w:szCs w:val="18"/>
-              </w:rPr>
-              <w:t xml:space="preserve">Cost Progress Rate (%)
-Execution Progress (Site)</w:t>
-            </w:r>
-          </w:p>
-        </w:tc>
-        <w:tc>
-          <w:tcPr>
-            <w:tcBorders>
-              <w:top w:val="single" w:color="CBD5E0" w:sz="1"/>
-              <w:left w:val="single" w:color="CBD5E0" w:sz="1"/>
-              <w:bottom w:val="single" w:color="CBD5E0" w:sz="1"/>
-              <w:right w:val="single" w:color="CBD5E0" w:sz="1"/>
-            </w:tcBorders>
-            <w:shd w:fill="FFFFFF" w:val="clear"/>
-            <w:tcMar>
-              <w:top w:type="dxa" w:w="120"/>
-              <w:left w:type="dxa" w:w="140"/>
-              <w:bottom w:type="dxa" w:w="120"/>
-              <w:right w:type="dxa" w:w="140"/>
-            </w:tcMar>
-          </w:tcPr>
-          <w:p>
-            <w:r>
-              <w:rPr>
-                <w:rFonts w:ascii="Arial" w:cs="Arial" w:eastAsia="Arial" w:hAnsi="Arial"/>
-                <w:b w:val="false"/>
-                <w:bCs w:val="false"/>
-                <w:color w:val="2D3748"/>
-                <w:sz w:val="18"/>
-                <w:szCs w:val="18"/>
-              </w:rPr>
-              <w:t xml:space="preserve">CHTB_PFMCOSTRMRK &amp; CETB_PFMCTRTHIST
-Formula: SUM_COST / (BDGT - DIFF)</w:t>
+              <w:t xml:space="preserve">📤 Excel Upload</w:t>
+            </w:r>
+          </w:p>
+        </w:tc>
+        <w:tc>
+          <w:tcPr>
+            <w:tcBorders>
+              <w:top w:val="single" w:color="CBD5E0" w:sz="1"/>
+              <w:left w:val="single" w:color="CBD5E0" w:sz="1"/>
+              <w:bottom w:val="single" w:color="CBD5E0" w:sz="1"/>
+              <w:right w:val="single" w:color="CBD5E0" w:sz="1"/>
+            </w:tcBorders>
+            <w:shd w:fill="FFFFFF" w:val="clear"/>
+            <w:tcMar>
+              <w:top w:type="dxa" w:w="120"/>
+              <w:left w:type="dxa" w:w="140"/>
+              <w:bottom w:type="dxa" w:w="120"/>
+              <w:right w:type="dxa" w:w="140"/>
+            </w:tcMar>
+          </w:tcPr>
+          <w:p>
+            <w:r>
+              <w:rPr>
+                <w:rFonts w:ascii="Arial" w:cs="Arial" w:eastAsia="Arial" w:hAnsi="Arial"/>
+                <w:b w:val="false"/>
+                <w:bCs w:val="false"/>
+                <w:color w:val="2D3748"/>
+                <w:sz w:val="18"/>
+                <w:szCs w:val="18"/>
+              </w:rPr>
+              <w:t xml:space="preserve">Monthly Management Performance Registration</w:t>
+            </w:r>
+          </w:p>
+        </w:tc>
+        <w:tc>
+          <w:tcPr>
+            <w:tcBorders>
+              <w:top w:val="single" w:color="CBD5E0" w:sz="1"/>
+              <w:left w:val="single" w:color="CBD5E0" w:sz="1"/>
+              <w:bottom w:val="single" w:color="CBD5E0" w:sz="1"/>
+              <w:right w:val="single" w:color="CBD5E0" w:sz="1"/>
+            </w:tcBorders>
+            <w:shd w:fill="FFFFFF" w:val="clear"/>
+            <w:tcMar>
+              <w:top w:type="dxa" w:w="120"/>
+              <w:left w:type="dxa" w:w="140"/>
+              <w:bottom w:type="dxa" w:w="120"/>
+              <w:right w:type="dxa" w:w="140"/>
+            </w:tcMar>
+          </w:tcPr>
+          <w:p>
+            <w:r>
+              <w:rPr>
+                <w:rFonts w:ascii="Arial" w:cs="Arial" w:eastAsia="Arial" w:hAnsi="Arial"/>
+                <w:b w:val="false"/>
+                <w:bCs w:val="false"/>
+                <w:color w:val="2D3748"/>
+                <w:sz w:val="18"/>
+                <w:szCs w:val="18"/>
+              </w:rPr>
+              <w:t xml:space="preserve">Management Report Excel (Orders/Contracts)</w:t>
             </w:r>
           </w:p>
         </w:tc>
@@ -1511,50 +1490,49 @@
                 <w:sz w:val="18"/>
                 <w:szCs w:val="18"/>
               </w:rPr>
-              <w:t xml:space="preserve">Project Detail
-(Progress Tab)</w:t>
-            </w:r>
-          </w:p>
-        </w:tc>
-        <w:tc>
-          <w:tcPr>
-            <w:tcBorders>
-              <w:top w:val="single" w:color="CBD5E0" w:sz="1"/>
-              <w:left w:val="single" w:color="CBD5E0" w:sz="1"/>
-              <w:bottom w:val="single" w:color="CBD5E0" w:sz="1"/>
-              <w:right w:val="single" w:color="CBD5E0" w:sz="1"/>
-            </w:tcBorders>
-            <w:shd w:fill="FFFFFF" w:val="clear"/>
-            <w:tcMar>
-              <w:top w:type="dxa" w:w="120"/>
-              <w:left w:type="dxa" w:w="140"/>
-              <w:bottom w:type="dxa" w:w="120"/>
-              <w:right w:type="dxa" w:w="140"/>
-            </w:tcMar>
-          </w:tcPr>
-          <w:p>
-            <w:r>
-              <w:rPr>
-                <w:rFonts w:ascii="Arial" w:cs="Arial" w:eastAsia="Arial" w:hAnsi="Arial"/>
-                <w:b w:val="false"/>
-                <w:bCs w:val="false"/>
-                <w:color w:val="2D3748"/>
-                <w:sz w:val="18"/>
-                <w:szCs w:val="18"/>
-              </w:rPr>
-              <w:t xml:space="preserve">Monthly Plan Progress &amp; Milestones</w:t>
-            </w:r>
-          </w:p>
-        </w:tc>
-        <w:tc>
-          <w:tcPr>
-            <w:tcBorders>
-              <w:top w:val="single" w:color="CBD5E0" w:sz="1"/>
-              <w:left w:val="single" w:color="CBD5E0" w:sz="1"/>
-              <w:bottom w:val="single" w:color="CBD5E0" w:sz="1"/>
-              <w:right w:val="single" w:color="CBD5E0" w:sz="1"/>
-            </w:tcBorders>
-            <w:shd w:fill="F7FAFC" w:val="clear"/>
+              <w:t xml:space="preserve">Company Dashboard - Charts</w:t>
+            </w:r>
+          </w:p>
+        </w:tc>
+        <w:tc>
+          <w:tcPr>
+            <w:tcBorders>
+              <w:top w:val="single" w:color="CBD5E0" w:sz="1"/>
+              <w:left w:val="single" w:color="CBD5E0" w:sz="1"/>
+              <w:bottom w:val="single" w:color="CBD5E0" w:sz="1"/>
+              <w:right w:val="single" w:color="CBD5E0" w:sz="1"/>
+            </w:tcBorders>
+            <w:shd w:fill="FFFFFF" w:val="clear"/>
+            <w:tcMar>
+              <w:top w:type="dxa" w:w="120"/>
+              <w:left w:type="dxa" w:w="140"/>
+              <w:bottom w:type="dxa" w:w="120"/>
+              <w:right w:type="dxa" w:w="140"/>
+            </w:tcMar>
+          </w:tcPr>
+          <w:p>
+            <w:r>
+              <w:rPr>
+                <w:rFonts w:ascii="Arial" w:cs="Arial" w:eastAsia="Arial" w:hAnsi="Arial"/>
+                <w:b w:val="false"/>
+                <w:bCs w:val="false"/>
+                <w:color w:val="2D3748"/>
+                <w:sz w:val="18"/>
+                <w:szCs w:val="18"/>
+              </w:rPr>
+              <w:t xml:space="preserve">Company Cash Flow (Inflow, Outflow, Net Balance)</w:t>
+            </w:r>
+          </w:p>
+        </w:tc>
+        <w:tc>
+          <w:tcPr>
+            <w:tcBorders>
+              <w:top w:val="single" w:color="CBD5E0" w:sz="1"/>
+              <w:left w:val="single" w:color="CBD5E0" w:sz="1"/>
+              <w:bottom w:val="single" w:color="CBD5E0" w:sz="1"/>
+              <w:right w:val="single" w:color="CBD5E0" w:sz="1"/>
+            </w:tcBorders>
+            <w:shd w:fill="FFFFFF" w:val="clear"/>
             <w:tcMar>
               <w:top w:type="dxa" w:w="120"/>
               <w:left w:type="dxa" w:w="140"/>
@@ -1572,69 +1550,67 @@
                 <w:sz w:val="18"/>
                 <w:szCs w:val="18"/>
               </w:rPr>
-              <w:t xml:space="preserve">✍️ Manual Entry
-(Excel Template)</w:t>
-            </w:r>
-          </w:p>
-        </w:tc>
-        <w:tc>
-          <w:tcPr>
-            <w:tcBorders>
-              <w:top w:val="single" w:color="CBD5E0" w:sz="1"/>
-              <w:left w:val="single" w:color="CBD5E0" w:sz="1"/>
-              <w:bottom w:val="single" w:color="CBD5E0" w:sz="1"/>
-              <w:right w:val="single" w:color="CBD5E0" w:sz="1"/>
-            </w:tcBorders>
-            <w:shd w:fill="FFFFFF" w:val="clear"/>
-            <w:tcMar>
-              <w:top w:type="dxa" w:w="120"/>
-              <w:left w:type="dxa" w:w="140"/>
-              <w:bottom w:type="dxa" w:w="120"/>
-              <w:right w:type="dxa" w:w="140"/>
-            </w:tcMar>
-          </w:tcPr>
-          <w:p>
-            <w:r>
-              <w:rPr>
-                <w:rFonts w:ascii="Arial" w:cs="Arial" w:eastAsia="Arial" w:hAnsi="Arial"/>
-                <w:b w:val="false"/>
-                <w:bCs w:val="false"/>
-                <w:color w:val="2D3748"/>
-                <w:sz w:val="18"/>
-                <w:szCs w:val="18"/>
-              </w:rPr>
-              <w:t xml:space="preserve">Data Entry Tab &gt; 1. Progress / 2. Milestones</w:t>
-            </w:r>
-          </w:p>
-        </w:tc>
-        <w:tc>
-          <w:tcPr>
-            <w:tcBorders>
-              <w:top w:val="single" w:color="CBD5E0" w:sz="1"/>
-              <w:left w:val="single" w:color="CBD5E0" w:sz="1"/>
-              <w:bottom w:val="single" w:color="CBD5E0" w:sz="1"/>
-              <w:right w:val="single" w:color="CBD5E0" w:sz="1"/>
-            </w:tcBorders>
-            <w:shd w:fill="FFFFFF" w:val="clear"/>
-            <w:tcMar>
-              <w:top w:type="dxa" w:w="120"/>
-              <w:left w:type="dxa" w:w="140"/>
-              <w:bottom w:type="dxa" w:w="120"/>
-              <w:right w:type="dxa" w:w="140"/>
-            </w:tcMar>
-          </w:tcPr>
-          <w:p>
-            <w:r>
-              <w:rPr>
-                <w:rFonts w:ascii="Arial" w:cs="Arial" w:eastAsia="Arial" w:hAnsi="Arial"/>
-                <w:b w:val="false"/>
-                <w:bCs w:val="false"/>
-                <w:color w:val="2D3748"/>
-                <w:sz w:val="18"/>
-                <w:szCs w:val="18"/>
-              </w:rPr>
-              <w:t xml:space="preserve">pd_progress_monthly.plan_pct
-pd_milestones (Excel upload supported)</w:t>
+              <w:t xml:space="preserve">📤 Excel Upload</w:t>
+            </w:r>
+          </w:p>
+        </w:tc>
+        <w:tc>
+          <w:tcPr>
+            <w:tcBorders>
+              <w:top w:val="single" w:color="CBD5E0" w:sz="1"/>
+              <w:left w:val="single" w:color="CBD5E0" w:sz="1"/>
+              <w:bottom w:val="single" w:color="CBD5E0" w:sz="1"/>
+              <w:right w:val="single" w:color="CBD5E0" w:sz="1"/>
+            </w:tcBorders>
+            <w:shd w:fill="FFFFFF" w:val="clear"/>
+            <w:tcMar>
+              <w:top w:type="dxa" w:w="120"/>
+              <w:left w:type="dxa" w:w="140"/>
+              <w:bottom w:type="dxa" w:w="120"/>
+              <w:right w:type="dxa" w:w="140"/>
+            </w:tcMar>
+          </w:tcPr>
+          <w:p>
+            <w:r>
+              <w:rPr>
+                <w:rFonts w:ascii="Arial" w:cs="Arial" w:eastAsia="Arial" w:hAnsi="Arial"/>
+                <w:b w:val="false"/>
+                <w:bCs w:val="false"/>
+                <w:color w:val="2D3748"/>
+                <w:sz w:val="18"/>
+                <w:szCs w:val="18"/>
+              </w:rPr>
+              <w:t xml:space="preserve">1. Site Fund Movement (Cash / Bank) / Cash Flow Sheet</w:t>
+            </w:r>
+          </w:p>
+        </w:tc>
+        <w:tc>
+          <w:tcPr>
+            <w:tcBorders>
+              <w:top w:val="single" w:color="CBD5E0" w:sz="1"/>
+              <w:left w:val="single" w:color="CBD5E0" w:sz="1"/>
+              <w:bottom w:val="single" w:color="CBD5E0" w:sz="1"/>
+              <w:right w:val="single" w:color="CBD5E0" w:sz="1"/>
+            </w:tcBorders>
+            <w:shd w:fill="FFFFFF" w:val="clear"/>
+            <w:tcMar>
+              <w:top w:type="dxa" w:w="120"/>
+              <w:left w:type="dxa" w:w="140"/>
+              <w:bottom w:type="dxa" w:w="120"/>
+              <w:right w:type="dxa" w:w="140"/>
+            </w:tcMar>
+          </w:tcPr>
+          <w:p>
+            <w:r>
+              <w:rPr>
+                <w:rFonts w:ascii="Arial" w:cs="Arial" w:eastAsia="Arial" w:hAnsi="Arial"/>
+                <w:b w:val="false"/>
+                <w:bCs w:val="false"/>
+                <w:color w:val="2D3748"/>
+                <w:sz w:val="18"/>
+                <w:szCs w:val="18"/>
+              </w:rPr>
+              <w:t xml:space="preserve">Cash Flow Excel Upload</w:t>
             </w:r>
           </w:p>
         </w:tc>
@@ -1666,39 +1642,37 @@
                 <w:sz w:val="18"/>
                 <w:szCs w:val="18"/>
               </w:rPr>
-              <w:t xml:space="preserve">Project Detail
-(Sale/Profit Tab)</w:t>
-            </w:r>
-          </w:p>
-        </w:tc>
-        <w:tc>
-          <w:tcPr>
-            <w:tcBorders>
-              <w:top w:val="single" w:color="CBD5E0" w:sz="1"/>
-              <w:left w:val="single" w:color="CBD5E0" w:sz="1"/>
-              <w:bottom w:val="single" w:color="CBD5E0" w:sz="1"/>
-              <w:right w:val="single" w:color="CBD5E0" w:sz="1"/>
-            </w:tcBorders>
-            <w:shd w:fill="FFFFFF" w:val="clear"/>
-            <w:tcMar>
-              <w:top w:type="dxa" w:w="120"/>
-              <w:left w:type="dxa" w:w="140"/>
-              <w:bottom w:type="dxa" w:w="120"/>
-              <w:right w:type="dxa" w:w="140"/>
-            </w:tcMar>
-          </w:tcPr>
-          <w:p>
-            <w:r>
-              <w:rPr>
-                <w:rFonts w:ascii="Arial" w:cs="Arial" w:eastAsia="Arial" w:hAnsi="Arial"/>
-                <w:b w:val="false"/>
-                <w:bCs w:val="false"/>
-                <w:color w:val="2D3748"/>
-                <w:sz w:val="18"/>
-                <w:szCs w:val="18"/>
-              </w:rPr>
-              <w:t xml:space="preserve">Cost Rate Setup
-(Execution &amp; Completion)</w:t>
+              <w:t xml:space="preserve">Company Dashboard - Table &amp; Summary</w:t>
+            </w:r>
+          </w:p>
+        </w:tc>
+        <w:tc>
+          <w:tcPr>
+            <w:tcBorders>
+              <w:top w:val="single" w:color="CBD5E0" w:sz="1"/>
+              <w:left w:val="single" w:color="CBD5E0" w:sz="1"/>
+              <w:bottom w:val="single" w:color="CBD5E0" w:sz="1"/>
+              <w:right w:val="single" w:color="CBD5E0" w:sz="1"/>
+            </w:tcBorders>
+            <w:shd w:fill="FFFFFF" w:val="clear"/>
+            <w:tcMar>
+              <w:top w:type="dxa" w:w="120"/>
+              <w:left w:type="dxa" w:w="140"/>
+              <w:bottom w:type="dxa" w:w="120"/>
+              <w:right w:type="dxa" w:w="140"/>
+            </w:tcMar>
+          </w:tcPr>
+          <w:p>
+            <w:r>
+              <w:rPr>
+                <w:rFonts w:ascii="Arial" w:cs="Arial" w:eastAsia="Arial" w:hAnsi="Arial"/>
+                <w:b w:val="false"/>
+                <w:bCs w:val="false"/>
+                <w:color w:val="2D3748"/>
+                <w:sz w:val="18"/>
+                <w:szCs w:val="18"/>
+              </w:rPr>
+              <w:t xml:space="preserve">Business Performance Summary Table</w:t>
             </w:r>
           </w:p>
         </w:tc>
@@ -1728,69 +1702,67 @@
                 <w:sz w:val="18"/>
                 <w:szCs w:val="18"/>
               </w:rPr>
-              <w:t xml:space="preserve">🔄 ERP Sync</w:t>
-            </w:r>
-          </w:p>
-        </w:tc>
-        <w:tc>
-          <w:tcPr>
-            <w:tcBorders>
-              <w:top w:val="single" w:color="CBD5E0" w:sz="1"/>
-              <w:left w:val="single" w:color="CBD5E0" w:sz="1"/>
-              <w:bottom w:val="single" w:color="CBD5E0" w:sz="1"/>
-              <w:right w:val="single" w:color="CBD5E0" w:sz="1"/>
-            </w:tcBorders>
-            <w:shd w:fill="FFFFFF" w:val="clear"/>
-            <w:tcMar>
-              <w:top w:type="dxa" w:w="120"/>
-              <w:left w:type="dxa" w:w="140"/>
-              <w:bottom w:type="dxa" w:w="120"/>
-              <w:right w:type="dxa" w:w="140"/>
-            </w:tcMar>
-          </w:tcPr>
-          <w:p>
-            <w:r>
-              <w:rPr>
-                <w:rFonts w:ascii="Arial" w:cs="Arial" w:eastAsia="Arial" w:hAnsi="Arial"/>
-                <w:b w:val="false"/>
-                <w:bCs w:val="false"/>
-                <w:color w:val="2D3748"/>
-                <w:sz w:val="18"/>
-                <w:szCs w:val="18"/>
-              </w:rPr>
-              <w:t xml:space="preserve">Settlement Ratio Cost Screen
-(Business Budget, Gross Profit %)</w:t>
-            </w:r>
-          </w:p>
-        </w:tc>
-        <w:tc>
-          <w:tcPr>
-            <w:tcBorders>
-              <w:top w:val="single" w:color="CBD5E0" w:sz="1"/>
-              <w:left w:val="single" w:color="CBD5E0" w:sz="1"/>
-              <w:bottom w:val="single" w:color="CBD5E0" w:sz="1"/>
-              <w:right w:val="single" w:color="CBD5E0" w:sz="1"/>
-            </w:tcBorders>
-            <w:shd w:fill="FFFFFF" w:val="clear"/>
-            <w:tcMar>
-              <w:top w:type="dxa" w:w="120"/>
-              <w:left w:type="dxa" w:w="140"/>
-              <w:bottom w:type="dxa" w:w="120"/>
-              <w:right w:type="dxa" w:w="140"/>
-            </w:tcMar>
-          </w:tcPr>
-          <w:p>
-            <w:r>
-              <w:rPr>
-                <w:rFonts w:ascii="Arial" w:cs="Arial" w:eastAsia="Arial" w:hAnsi="Arial"/>
-                <w:b w:val="false"/>
-                <w:bCs w:val="false"/>
-                <w:color w:val="2D3748"/>
-                <w:sz w:val="18"/>
-                <w:szCs w:val="18"/>
-              </w:rPr>
-              <w:t xml:space="preserve">ch_cost_settle_ratio_q_1q.jsp
-Exact VND amounts &amp; historical months</w:t>
+              <w:t xml:space="preserve">📤 Excel Upload</w:t>
+            </w:r>
+          </w:p>
+        </w:tc>
+        <w:tc>
+          <w:tcPr>
+            <w:tcBorders>
+              <w:top w:val="single" w:color="CBD5E0" w:sz="1"/>
+              <w:left w:val="single" w:color="CBD5E0" w:sz="1"/>
+              <w:bottom w:val="single" w:color="CBD5E0" w:sz="1"/>
+              <w:right w:val="single" w:color="CBD5E0" w:sz="1"/>
+            </w:tcBorders>
+            <w:shd w:fill="FFFFFF" w:val="clear"/>
+            <w:tcMar>
+              <w:top w:type="dxa" w:w="120"/>
+              <w:left w:type="dxa" w:w="140"/>
+              <w:bottom w:type="dxa" w:w="120"/>
+              <w:right w:type="dxa" w:w="140"/>
+            </w:tcMar>
+          </w:tcPr>
+          <w:p>
+            <w:r>
+              <w:rPr>
+                <w:rFonts w:ascii="Arial" w:cs="Arial" w:eastAsia="Arial" w:hAnsi="Arial"/>
+                <w:b w:val="false"/>
+                <w:bCs w:val="false"/>
+                <w:color w:val="2D3748"/>
+                <w:sz w:val="18"/>
+                <w:szCs w:val="18"/>
+              </w:rPr>
+              <w:t xml:space="preserve">Monthly Management Performance Registration</w:t>
+            </w:r>
+          </w:p>
+        </w:tc>
+        <w:tc>
+          <w:tcPr>
+            <w:tcBorders>
+              <w:top w:val="single" w:color="CBD5E0" w:sz="1"/>
+              <w:left w:val="single" w:color="CBD5E0" w:sz="1"/>
+              <w:bottom w:val="single" w:color="CBD5E0" w:sz="1"/>
+              <w:right w:val="single" w:color="CBD5E0" w:sz="1"/>
+            </w:tcBorders>
+            <w:shd w:fill="FFFFFF" w:val="clear"/>
+            <w:tcMar>
+              <w:top w:type="dxa" w:w="120"/>
+              <w:left w:type="dxa" w:w="140"/>
+              <w:bottom w:type="dxa" w:w="120"/>
+              <w:right w:type="dxa" w:w="140"/>
+            </w:tcMar>
+          </w:tcPr>
+          <w:p>
+            <w:r>
+              <w:rPr>
+                <w:rFonts w:ascii="Arial" w:cs="Arial" w:eastAsia="Arial" w:hAnsi="Arial"/>
+                <w:b w:val="false"/>
+                <w:bCs w:val="false"/>
+                <w:color w:val="2D3748"/>
+                <w:sz w:val="18"/>
+                <w:szCs w:val="18"/>
+              </w:rPr>
+              <w:t xml:space="preserve">Management Report Excel Sheet</w:t>
             </w:r>
           </w:p>
         </w:tc>
@@ -1822,50 +1794,49 @@
                 <w:sz w:val="18"/>
                 <w:szCs w:val="18"/>
               </w:rPr>
-              <w:t xml:space="preserve">Project Detail
-(Outsourcing Tab)</w:t>
-            </w:r>
-          </w:p>
-        </w:tc>
-        <w:tc>
-          <w:tcPr>
-            <w:tcBorders>
-              <w:top w:val="single" w:color="CBD5E0" w:sz="1"/>
-              <w:left w:val="single" w:color="CBD5E0" w:sz="1"/>
-              <w:bottom w:val="single" w:color="CBD5E0" w:sz="1"/>
-              <w:right w:val="single" w:color="CBD5E0" w:sz="1"/>
-            </w:tcBorders>
-            <w:shd w:fill="FFFFFF" w:val="clear"/>
-            <w:tcMar>
-              <w:top w:type="dxa" w:w="120"/>
-              <w:left w:type="dxa" w:w="140"/>
-              <w:bottom w:type="dxa" w:w="120"/>
-              <w:right w:type="dxa" w:w="140"/>
-            </w:tcMar>
-          </w:tcPr>
-          <w:p>
-            <w:r>
-              <w:rPr>
-                <w:rFonts w:ascii="Arial" w:cs="Arial" w:eastAsia="Arial" w:hAnsi="Arial"/>
-                <w:b w:val="false"/>
-                <w:bCs w:val="false"/>
-                <w:color w:val="2D3748"/>
-                <w:sz w:val="18"/>
-                <w:szCs w:val="18"/>
-              </w:rPr>
-              <w:t xml:space="preserve">Subcontract List &amp; Monthly Progress</w:t>
-            </w:r>
-          </w:p>
-        </w:tc>
-        <w:tc>
-          <w:tcPr>
-            <w:tcBorders>
-              <w:top w:val="single" w:color="CBD5E0" w:sz="1"/>
-              <w:left w:val="single" w:color="CBD5E0" w:sz="1"/>
-              <w:bottom w:val="single" w:color="CBD5E0" w:sz="1"/>
-              <w:right w:val="single" w:color="CBD5E0" w:sz="1"/>
-            </w:tcBorders>
-            <w:shd w:fill="F7FAFC" w:val="clear"/>
+              <w:t xml:space="preserve">Company Dashboard - Comments</w:t>
+            </w:r>
+          </w:p>
+        </w:tc>
+        <w:tc>
+          <w:tcPr>
+            <w:tcBorders>
+              <w:top w:val="single" w:color="CBD5E0" w:sz="1"/>
+              <w:left w:val="single" w:color="CBD5E0" w:sz="1"/>
+              <w:bottom w:val="single" w:color="CBD5E0" w:sz="1"/>
+              <w:right w:val="single" w:color="CBD5E0" w:sz="1"/>
+            </w:tcBorders>
+            <w:shd w:fill="FFFFFF" w:val="clear"/>
+            <w:tcMar>
+              <w:top w:type="dxa" w:w="120"/>
+              <w:left w:type="dxa" w:w="140"/>
+              <w:bottom w:type="dxa" w:w="120"/>
+              <w:right w:type="dxa" w:w="140"/>
+            </w:tcMar>
+          </w:tcPr>
+          <w:p>
+            <w:r>
+              <w:rPr>
+                <w:rFonts w:ascii="Arial" w:cs="Arial" w:eastAsia="Arial" w:hAnsi="Arial"/>
+                <w:b w:val="false"/>
+                <w:bCs w:val="false"/>
+                <w:color w:val="2D3748"/>
+                <w:sz w:val="18"/>
+                <w:szCs w:val="18"/>
+              </w:rPr>
+              <w:t xml:space="preserve">Executive Comments (Performance Analysis &amp; Outlook)</w:t>
+            </w:r>
+          </w:p>
+        </w:tc>
+        <w:tc>
+          <w:tcPr>
+            <w:tcBorders>
+              <w:top w:val="single" w:color="CBD5E0" w:sz="1"/>
+              <w:left w:val="single" w:color="CBD5E0" w:sz="1"/>
+              <w:bottom w:val="single" w:color="CBD5E0" w:sz="1"/>
+              <w:right w:val="single" w:color="CBD5E0" w:sz="1"/>
+            </w:tcBorders>
+            <w:shd w:fill="FFFFFF" w:val="clear"/>
             <w:tcMar>
               <w:top w:type="dxa" w:w="120"/>
               <w:left w:type="dxa" w:w="140"/>
@@ -1883,69 +1854,67 @@
                 <w:sz w:val="18"/>
                 <w:szCs w:val="18"/>
               </w:rPr>
-              <w:t xml:space="preserve">🔄 ERP Sync</w:t>
-            </w:r>
-          </w:p>
-        </w:tc>
-        <w:tc>
-          <w:tcPr>
-            <w:tcBorders>
-              <w:top w:val="single" w:color="CBD5E0" w:sz="1"/>
-              <w:left w:val="single" w:color="CBD5E0" w:sz="1"/>
-              <w:bottom w:val="single" w:color="CBD5E0" w:sz="1"/>
-              <w:right w:val="single" w:color="CBD5E0" w:sz="1"/>
-            </w:tcBorders>
-            <w:shd w:fill="FFFFFF" w:val="clear"/>
-            <w:tcMar>
-              <w:top w:type="dxa" w:w="120"/>
-              <w:left w:type="dxa" w:w="140"/>
-              <w:bottom w:type="dxa" w:w="120"/>
-              <w:right w:type="dxa" w:w="140"/>
-            </w:tcMar>
-          </w:tcPr>
-          <w:p>
-            <w:r>
-              <w:rPr>
-                <w:rFonts w:ascii="Arial" w:cs="Arial" w:eastAsia="Arial" w:hAnsi="Arial"/>
-                <w:b w:val="false"/>
-                <w:bCs w:val="false"/>
-                <w:color w:val="2D3748"/>
-                <w:sz w:val="18"/>
-                <w:szCs w:val="18"/>
-              </w:rPr>
-              <w:t xml:space="preserve">Execution Progress (Site)
-Request Execution Resolution</w:t>
-            </w:r>
-          </w:p>
-        </w:tc>
-        <w:tc>
-          <w:tcPr>
-            <w:tcBorders>
-              <w:top w:val="single" w:color="CBD5E0" w:sz="1"/>
-              <w:left w:val="single" w:color="CBD5E0" w:sz="1"/>
-              <w:bottom w:val="single" w:color="CBD5E0" w:sz="1"/>
-              <w:right w:val="single" w:color="CBD5E0" w:sz="1"/>
-            </w:tcBorders>
-            <w:shd w:fill="FFFFFF" w:val="clear"/>
-            <w:tcMar>
-              <w:top w:type="dxa" w:w="120"/>
-              <w:left w:type="dxa" w:w="140"/>
-              <w:bottom w:type="dxa" w:w="120"/>
-              <w:right w:type="dxa" w:w="140"/>
-            </w:tcMar>
-          </w:tcPr>
-          <w:p>
-            <w:r>
-              <w:rPr>
-                <w:rFonts w:ascii="Arial" w:cs="Arial" w:eastAsia="Arial" w:hAnsi="Arial"/>
-                <w:b w:val="false"/>
-                <w:bCs w:val="false"/>
-                <w:color w:val="2D3748"/>
-                <w:sz w:val="18"/>
-                <w:szCs w:val="18"/>
-              </w:rPr>
-              <w:t xml:space="preserve">CDTB_ORDCONTTYPE, CETB_PFMCTRTHIST
-CETB_PFMSCHDHIST via dashboard_pd_outsourcing</w:t>
+              <w:t xml:space="preserve">✍️ Manual Entry</w:t>
+            </w:r>
+          </w:p>
+        </w:tc>
+        <w:tc>
+          <w:tcPr>
+            <w:tcBorders>
+              <w:top w:val="single" w:color="CBD5E0" w:sz="1"/>
+              <w:left w:val="single" w:color="CBD5E0" w:sz="1"/>
+              <w:bottom w:val="single" w:color="CBD5E0" w:sz="1"/>
+              <w:right w:val="single" w:color="CBD5E0" w:sz="1"/>
+            </w:tcBorders>
+            <w:shd w:fill="FFFFFF" w:val="clear"/>
+            <w:tcMar>
+              <w:top w:type="dxa" w:w="120"/>
+              <w:left w:type="dxa" w:w="140"/>
+              <w:bottom w:type="dxa" w:w="120"/>
+              <w:right w:type="dxa" w:w="140"/>
+            </w:tcMar>
+          </w:tcPr>
+          <w:p>
+            <w:r>
+              <w:rPr>
+                <w:rFonts w:ascii="Arial" w:cs="Arial" w:eastAsia="Arial" w:hAnsi="Arial"/>
+                <w:b w:val="false"/>
+                <w:bCs w:val="false"/>
+                <w:color w:val="2D3748"/>
+                <w:sz w:val="18"/>
+                <w:szCs w:val="18"/>
+              </w:rPr>
+              <w:t xml:space="preserve">N/A (Dashboard Exclusive)</w:t>
+            </w:r>
+          </w:p>
+        </w:tc>
+        <w:tc>
+          <w:tcPr>
+            <w:tcBorders>
+              <w:top w:val="single" w:color="CBD5E0" w:sz="1"/>
+              <w:left w:val="single" w:color="CBD5E0" w:sz="1"/>
+              <w:bottom w:val="single" w:color="CBD5E0" w:sz="1"/>
+              <w:right w:val="single" w:color="CBD5E0" w:sz="1"/>
+            </w:tcBorders>
+            <w:shd w:fill="FFFFFF" w:val="clear"/>
+            <w:tcMar>
+              <w:top w:type="dxa" w:w="120"/>
+              <w:left w:type="dxa" w:w="140"/>
+              <w:bottom w:type="dxa" w:w="120"/>
+              <w:right w:type="dxa" w:w="140"/>
+            </w:tcMar>
+          </w:tcPr>
+          <w:p>
+            <w:r>
+              <w:rPr>
+                <w:rFonts w:ascii="Arial" w:cs="Arial" w:eastAsia="Arial" w:hAnsi="Arial"/>
+                <w:b w:val="false"/>
+                <w:bCs w:val="false"/>
+                <w:color w:val="2D3748"/>
+                <w:sz w:val="18"/>
+                <w:szCs w:val="18"/>
+              </w:rPr>
+              <w:t xml:space="preserve">Bottom Comment Panel (Edit &amp; Save)</w:t>
             </w:r>
           </w:p>
         </w:tc>
@@ -1977,39 +1946,37 @@
                 <w:sz w:val="18"/>
                 <w:szCs w:val="18"/>
               </w:rPr>
-              <w:t xml:space="preserve">Project Detail
-(Costing Tab)</w:t>
-            </w:r>
-          </w:p>
-        </w:tc>
-        <w:tc>
-          <w:tcPr>
-            <w:tcBorders>
-              <w:top w:val="single" w:color="CBD5E0" w:sz="1"/>
-              <w:left w:val="single" w:color="CBD5E0" w:sz="1"/>
-              <w:bottom w:val="single" w:color="CBD5E0" w:sz="1"/>
-              <w:right w:val="single" w:color="CBD5E0" w:sz="1"/>
-            </w:tcBorders>
-            <w:shd w:fill="FFFFFF" w:val="clear"/>
-            <w:tcMar>
-              <w:top w:type="dxa" w:w="120"/>
-              <w:left w:type="dxa" w:w="140"/>
-              <w:bottom w:type="dxa" w:w="120"/>
-              <w:right w:type="dxa" w:w="140"/>
-            </w:tcMar>
-          </w:tcPr>
-          <w:p>
-            <w:r>
-              <w:rPr>
-                <w:rFonts w:ascii="Arial" w:cs="Arial" w:eastAsia="Arial" w:hAnsi="Arial"/>
-                <w:b w:val="false"/>
-                <w:bCs w:val="false"/>
-                <w:color w:val="2D3748"/>
-                <w:sz w:val="18"/>
-                <w:szCs w:val="18"/>
-              </w:rPr>
-              <w:t xml:space="preserve">CBS Budget Execution
-(Direct / Indirect / Contingency)</w:t>
+              <w:t xml:space="preserve">Project Detail (Construction) - Overview Tab</w:t>
+            </w:r>
+          </w:p>
+        </w:tc>
+        <w:tc>
+          <w:tcPr>
+            <w:tcBorders>
+              <w:top w:val="single" w:color="CBD5E0" w:sz="1"/>
+              <w:left w:val="single" w:color="CBD5E0" w:sz="1"/>
+              <w:bottom w:val="single" w:color="CBD5E0" w:sz="1"/>
+              <w:right w:val="single" w:color="CBD5E0" w:sz="1"/>
+            </w:tcBorders>
+            <w:shd w:fill="FFFFFF" w:val="clear"/>
+            <w:tcMar>
+              <w:top w:type="dxa" w:w="120"/>
+              <w:left w:type="dxa" w:w="140"/>
+              <w:bottom w:type="dxa" w:w="120"/>
+              <w:right w:type="dxa" w:w="140"/>
+            </w:tcMar>
+          </w:tcPr>
+          <w:p>
+            <w:r>
+              <w:rPr>
+                <w:rFonts w:ascii="Arial" w:cs="Arial" w:eastAsia="Arial" w:hAnsi="Arial"/>
+                <w:b w:val="false"/>
+                <w:bCs w:val="false"/>
+                <w:color w:val="2D3748"/>
+                <w:sz w:val="18"/>
+                <w:szCs w:val="18"/>
+              </w:rPr>
+              <w:t xml:space="preserve">Contract Amount (VND)</w:t>
             </w:r>
           </w:p>
         </w:tc>
@@ -2069,39 +2036,37 @@
                 <w:sz w:val="18"/>
                 <w:szCs w:val="18"/>
               </w:rPr>
-              <w:t xml:space="preserve">Execution Budget Proposal &gt; Breakdown
-Cost Input Status by Execution Details</w:t>
-            </w:r>
-          </w:p>
-        </w:tc>
-        <w:tc>
-          <w:tcPr>
-            <w:tcBorders>
-              <w:top w:val="single" w:color="CBD5E0" w:sz="1"/>
-              <w:left w:val="single" w:color="CBD5E0" w:sz="1"/>
-              <w:bottom w:val="single" w:color="CBD5E0" w:sz="1"/>
-              <w:right w:val="single" w:color="CBD5E0" w:sz="1"/>
-            </w:tcBorders>
-            <w:shd w:fill="FFFFFF" w:val="clear"/>
-            <w:tcMar>
-              <w:top w:type="dxa" w:w="120"/>
-              <w:left w:type="dxa" w:w="140"/>
-              <w:bottom w:type="dxa" w:w="120"/>
-              <w:right w:type="dxa" w:w="140"/>
-            </w:tcMar>
-          </w:tcPr>
-          <w:p>
-            <w:r>
-              <w:rPr>
-                <w:rFonts w:ascii="Arial" w:cs="Arial" w:eastAsia="Arial" w:hAnsi="Arial"/>
-                <w:b w:val="false"/>
-                <w:bCs w:val="false"/>
-                <w:color w:val="2D3748"/>
-                <w:sz w:val="18"/>
-                <w:szCs w:val="18"/>
-              </w:rPr>
-              <w:t xml:space="preserve">CATB_STNDCBS &amp; CHTB_PFMCOSTRMRK
-Direct(Outsourcing/Common/Exp1), Indirect(Exp2)</w:t>
+              <w:t xml:space="preserve">Construction Overview Registration / Contract Summary</w:t>
+            </w:r>
+          </w:p>
+        </w:tc>
+        <w:tc>
+          <w:tcPr>
+            <w:tcBorders>
+              <w:top w:val="single" w:color="CBD5E0" w:sz="1"/>
+              <w:left w:val="single" w:color="CBD5E0" w:sz="1"/>
+              <w:bottom w:val="single" w:color="CBD5E0" w:sz="1"/>
+              <w:right w:val="single" w:color="CBD5E0" w:sz="1"/>
+            </w:tcBorders>
+            <w:shd w:fill="FFFFFF" w:val="clear"/>
+            <w:tcMar>
+              <w:top w:type="dxa" w:w="120"/>
+              <w:left w:type="dxa" w:w="140"/>
+              <w:bottom w:type="dxa" w:w="120"/>
+              <w:right w:type="dxa" w:w="140"/>
+            </w:tcMar>
+          </w:tcPr>
+          <w:p>
+            <w:r>
+              <w:rPr>
+                <w:rFonts w:ascii="Arial" w:cs="Arial" w:eastAsia="Arial" w:hAnsi="Arial"/>
+                <w:b w:val="false"/>
+                <w:bCs w:val="false"/>
+                <w:color w:val="2D3748"/>
+                <w:sz w:val="18"/>
+                <w:szCs w:val="18"/>
+              </w:rPr>
+              <w:t xml:space="preserve">Total Contract Won Amount (TOTALCTRTWONAMT)</w:t>
             </w:r>
           </w:p>
         </w:tc>
@@ -2133,50 +2098,49 @@
                 <w:sz w:val="18"/>
                 <w:szCs w:val="18"/>
               </w:rPr>
-              <w:t xml:space="preserve">Project Detail
-(Cash Flow Tab)</w:t>
-            </w:r>
-          </w:p>
-        </w:tc>
-        <w:tc>
-          <w:tcPr>
-            <w:tcBorders>
-              <w:top w:val="single" w:color="CBD5E0" w:sz="1"/>
-              <w:left w:val="single" w:color="CBD5E0" w:sz="1"/>
-              <w:bottom w:val="single" w:color="CBD5E0" w:sz="1"/>
-              <w:right w:val="single" w:color="CBD5E0" w:sz="1"/>
-            </w:tcBorders>
-            <w:shd w:fill="FFFFFF" w:val="clear"/>
-            <w:tcMar>
-              <w:top w:type="dxa" w:w="120"/>
-              <w:left w:type="dxa" w:w="140"/>
-              <w:bottom w:type="dxa" w:w="120"/>
-              <w:right w:type="dxa" w:w="140"/>
-            </w:tcMar>
-          </w:tcPr>
-          <w:p>
-            <w:r>
-              <w:rPr>
-                <w:rFonts w:ascii="Arial" w:cs="Arial" w:eastAsia="Arial" w:hAnsi="Arial"/>
-                <w:b w:val="false"/>
-                <w:bCs w:val="false"/>
-                <w:color w:val="2D3748"/>
-                <w:sz w:val="18"/>
-                <w:szCs w:val="18"/>
-              </w:rPr>
-              <w:t xml:space="preserve">Project Monthly Cash Flow</w:t>
-            </w:r>
-          </w:p>
-        </w:tc>
-        <w:tc>
-          <w:tcPr>
-            <w:tcBorders>
-              <w:top w:val="single" w:color="CBD5E0" w:sz="1"/>
-              <w:left w:val="single" w:color="CBD5E0" w:sz="1"/>
-              <w:bottom w:val="single" w:color="CBD5E0" w:sz="1"/>
-              <w:right w:val="single" w:color="CBD5E0" w:sz="1"/>
-            </w:tcBorders>
-            <w:shd w:fill="F7FAFC" w:val="clear"/>
+              <w:t xml:space="preserve">Project Detail (Construction) - Overview Tab</w:t>
+            </w:r>
+          </w:p>
+        </w:tc>
+        <w:tc>
+          <w:tcPr>
+            <w:tcBorders>
+              <w:top w:val="single" w:color="CBD5E0" w:sz="1"/>
+              <w:left w:val="single" w:color="CBD5E0" w:sz="1"/>
+              <w:bottom w:val="single" w:color="CBD5E0" w:sz="1"/>
+              <w:right w:val="single" w:color="CBD5E0" w:sz="1"/>
+            </w:tcBorders>
+            <w:shd w:fill="FFFFFF" w:val="clear"/>
+            <w:tcMar>
+              <w:top w:type="dxa" w:w="120"/>
+              <w:left w:type="dxa" w:w="140"/>
+              <w:bottom w:type="dxa" w:w="120"/>
+              <w:right w:type="dxa" w:w="140"/>
+            </w:tcMar>
+          </w:tcPr>
+          <w:p>
+            <w:r>
+              <w:rPr>
+                <w:rFonts w:ascii="Arial" w:cs="Arial" w:eastAsia="Arial" w:hAnsi="Arial"/>
+                <w:b w:val="false"/>
+                <w:bCs w:val="false"/>
+                <w:color w:val="2D3748"/>
+                <w:sz w:val="18"/>
+                <w:szCs w:val="18"/>
+              </w:rPr>
+              <w:t xml:space="preserve">Construction Period (Start &amp; End Date)</w:t>
+            </w:r>
+          </w:p>
+        </w:tc>
+        <w:tc>
+          <w:tcPr>
+            <w:tcBorders>
+              <w:top w:val="single" w:color="CBD5E0" w:sz="1"/>
+              <w:left w:val="single" w:color="CBD5E0" w:sz="1"/>
+              <w:bottom w:val="single" w:color="CBD5E0" w:sz="1"/>
+              <w:right w:val="single" w:color="CBD5E0" w:sz="1"/>
+            </w:tcBorders>
+            <w:shd w:fill="FFFFFF" w:val="clear"/>
             <w:tcMar>
               <w:top w:type="dxa" w:w="120"/>
               <w:left w:type="dxa" w:w="140"/>
@@ -2224,39 +2188,2469 @@
                 <w:sz w:val="18"/>
                 <w:szCs w:val="18"/>
               </w:rPr>
-              <w:t xml:space="preserve">1. Site Fund Movement (Cash / Bank)
-Cash Flow Transactions</w:t>
-            </w:r>
-          </w:p>
-        </w:tc>
-        <w:tc>
-          <w:tcPr>
-            <w:tcBorders>
-              <w:top w:val="single" w:color="CBD5E0" w:sz="1"/>
-              <w:left w:val="single" w:color="CBD5E0" w:sz="1"/>
-              <w:bottom w:val="single" w:color="CBD5E0" w:sz="1"/>
-              <w:right w:val="single" w:color="CBD5E0" w:sz="1"/>
-            </w:tcBorders>
-            <w:shd w:fill="FFFFFF" w:val="clear"/>
-            <w:tcMar>
-              <w:top w:type="dxa" w:w="120"/>
-              <w:left w:type="dxa" w:w="140"/>
-              <w:bottom w:type="dxa" w:w="120"/>
-              <w:right w:type="dxa" w:w="140"/>
-            </w:tcMar>
-          </w:tcPr>
-          <w:p>
-            <w:r>
-              <w:rPr>
-                <w:rFonts w:ascii="Arial" w:cs="Arial" w:eastAsia="Arial" w:hAnsi="Arial"/>
-                <w:b w:val="false"/>
-                <w:bCs w:val="false"/>
-                <w:color w:val="2D3748"/>
-                <w:sz w:val="18"/>
-                <w:szCs w:val="18"/>
-              </w:rPr>
-              <w:t xml:space="preserve">CFTB_CFTRANSACTION, CFTB_OPENINGBALANCE
-Fallback to uploaded CF excel if missing</w:t>
+              <w:t xml:space="preserve">Construction Overview Registration &gt; Period</w:t>
+            </w:r>
+          </w:p>
+        </w:tc>
+        <w:tc>
+          <w:tcPr>
+            <w:tcBorders>
+              <w:top w:val="single" w:color="CBD5E0" w:sz="1"/>
+              <w:left w:val="single" w:color="CBD5E0" w:sz="1"/>
+              <w:bottom w:val="single" w:color="CBD5E0" w:sz="1"/>
+              <w:right w:val="single" w:color="CBD5E0" w:sz="1"/>
+            </w:tcBorders>
+            <w:shd w:fill="FFFFFF" w:val="clear"/>
+            <w:tcMar>
+              <w:top w:type="dxa" w:w="120"/>
+              <w:left w:type="dxa" w:w="140"/>
+              <w:bottom w:type="dxa" w:w="120"/>
+              <w:right w:type="dxa" w:w="140"/>
+            </w:tcMar>
+          </w:tcPr>
+          <w:p>
+            <w:r>
+              <w:rPr>
+                <w:rFonts w:ascii="Arial" w:cs="Arial" w:eastAsia="Arial" w:hAnsi="Arial"/>
+                <w:b w:val="false"/>
+                <w:bCs w:val="false"/>
+                <w:color w:val="2D3748"/>
+                <w:sz w:val="18"/>
+                <w:szCs w:val="18"/>
+              </w:rPr>
+              <w:t xml:space="preserve">Actual Start (STCONSTDATE) ~ Sched. Completion (CMPLSCHDDATE)</w:t>
+            </w:r>
+          </w:p>
+        </w:tc>
+      </w:tr>
+      <w:tr>
+        <w:tc>
+          <w:tcPr>
+            <w:tcBorders>
+              <w:top w:val="single" w:color="CBD5E0" w:sz="1"/>
+              <w:left w:val="single" w:color="CBD5E0" w:sz="1"/>
+              <w:bottom w:val="single" w:color="CBD5E0" w:sz="1"/>
+              <w:right w:val="single" w:color="CBD5E0" w:sz="1"/>
+            </w:tcBorders>
+            <w:shd w:fill="FFFFFF" w:val="clear"/>
+            <w:tcMar>
+              <w:top w:type="dxa" w:w="120"/>
+              <w:left w:type="dxa" w:w="140"/>
+              <w:bottom w:type="dxa" w:w="120"/>
+              <w:right w:type="dxa" w:w="140"/>
+            </w:tcMar>
+          </w:tcPr>
+          <w:p>
+            <w:r>
+              <w:rPr>
+                <w:rFonts w:ascii="Arial" w:cs="Arial" w:eastAsia="Arial" w:hAnsi="Arial"/>
+                <w:b w:val="false"/>
+                <w:bCs w:val="false"/>
+                <w:color w:val="2D3748"/>
+                <w:sz w:val="18"/>
+                <w:szCs w:val="18"/>
+              </w:rPr>
+              <w:t xml:space="preserve">Project Detail (Construction) - Overview Tab</w:t>
+            </w:r>
+          </w:p>
+        </w:tc>
+        <w:tc>
+          <w:tcPr>
+            <w:tcBorders>
+              <w:top w:val="single" w:color="CBD5E0" w:sz="1"/>
+              <w:left w:val="single" w:color="CBD5E0" w:sz="1"/>
+              <w:bottom w:val="single" w:color="CBD5E0" w:sz="1"/>
+              <w:right w:val="single" w:color="CBD5E0" w:sz="1"/>
+            </w:tcBorders>
+            <w:shd w:fill="FFFFFF" w:val="clear"/>
+            <w:tcMar>
+              <w:top w:type="dxa" w:w="120"/>
+              <w:left w:type="dxa" w:w="140"/>
+              <w:bottom w:type="dxa" w:w="120"/>
+              <w:right w:type="dxa" w:w="140"/>
+            </w:tcMar>
+          </w:tcPr>
+          <w:p>
+            <w:r>
+              <w:rPr>
+                <w:rFonts w:ascii="Arial" w:cs="Arial" w:eastAsia="Arial" w:hAnsi="Arial"/>
+                <w:b w:val="false"/>
+                <w:bCs w:val="false"/>
+                <w:color w:val="2D3748"/>
+                <w:sz w:val="18"/>
+                <w:szCs w:val="18"/>
+              </w:rPr>
+              <w:t xml:space="preserve">Project Specifications (Client, Scale, Area, Location, Purpose, Warranty, Advance)</w:t>
+            </w:r>
+          </w:p>
+        </w:tc>
+        <w:tc>
+          <w:tcPr>
+            <w:tcBorders>
+              <w:top w:val="single" w:color="CBD5E0" w:sz="1"/>
+              <w:left w:val="single" w:color="CBD5E0" w:sz="1"/>
+              <w:bottom w:val="single" w:color="CBD5E0" w:sz="1"/>
+              <w:right w:val="single" w:color="CBD5E0" w:sz="1"/>
+            </w:tcBorders>
+            <w:shd w:fill="FFFFFF" w:val="clear"/>
+            <w:tcMar>
+              <w:top w:type="dxa" w:w="120"/>
+              <w:left w:type="dxa" w:w="140"/>
+              <w:bottom w:type="dxa" w:w="120"/>
+              <w:right w:type="dxa" w:w="140"/>
+            </w:tcMar>
+          </w:tcPr>
+          <w:p>
+            <w:r>
+              <w:rPr>
+                <w:rFonts w:ascii="Arial" w:cs="Arial" w:eastAsia="Arial" w:hAnsi="Arial"/>
+                <w:b/>
+                <w:bCs/>
+                <w:color w:val="2D3748"/>
+                <w:sz w:val="18"/>
+                <w:szCs w:val="18"/>
+              </w:rPr>
+              <w:t xml:space="preserve">✍️ Manual Entry</w:t>
+            </w:r>
+          </w:p>
+        </w:tc>
+        <w:tc>
+          <w:tcPr>
+            <w:tcBorders>
+              <w:top w:val="single" w:color="CBD5E0" w:sz="1"/>
+              <w:left w:val="single" w:color="CBD5E0" w:sz="1"/>
+              <w:bottom w:val="single" w:color="CBD5E0" w:sz="1"/>
+              <w:right w:val="single" w:color="CBD5E0" w:sz="1"/>
+            </w:tcBorders>
+            <w:shd w:fill="FFFFFF" w:val="clear"/>
+            <w:tcMar>
+              <w:top w:type="dxa" w:w="120"/>
+              <w:left w:type="dxa" w:w="140"/>
+              <w:bottom w:type="dxa" w:w="120"/>
+              <w:right w:type="dxa" w:w="140"/>
+            </w:tcMar>
+          </w:tcPr>
+          <w:p>
+            <w:r>
+              <w:rPr>
+                <w:rFonts w:ascii="Arial" w:cs="Arial" w:eastAsia="Arial" w:hAnsi="Arial"/>
+                <w:b w:val="false"/>
+                <w:bCs w:val="false"/>
+                <w:color w:val="2D3748"/>
+                <w:sz w:val="18"/>
+                <w:szCs w:val="18"/>
+              </w:rPr>
+              <w:t xml:space="preserve">Construction Overview Registration (Unregistered items)</w:t>
+            </w:r>
+          </w:p>
+        </w:tc>
+        <w:tc>
+          <w:tcPr>
+            <w:tcBorders>
+              <w:top w:val="single" w:color="CBD5E0" w:sz="1"/>
+              <w:left w:val="single" w:color="CBD5E0" w:sz="1"/>
+              <w:bottom w:val="single" w:color="CBD5E0" w:sz="1"/>
+              <w:right w:val="single" w:color="CBD5E0" w:sz="1"/>
+            </w:tcBorders>
+            <w:shd w:fill="FFFFFF" w:val="clear"/>
+            <w:tcMar>
+              <w:top w:type="dxa" w:w="120"/>
+              <w:left w:type="dxa" w:w="140"/>
+              <w:bottom w:type="dxa" w:w="120"/>
+              <w:right w:type="dxa" w:w="140"/>
+            </w:tcMar>
+          </w:tcPr>
+          <w:p>
+            <w:r>
+              <w:rPr>
+                <w:rFonts w:ascii="Arial" w:cs="Arial" w:eastAsia="Arial" w:hAnsi="Arial"/>
+                <w:b w:val="false"/>
+                <w:bCs w:val="false"/>
+                <w:color w:val="2D3748"/>
+                <w:sz w:val="18"/>
+                <w:szCs w:val="18"/>
+              </w:rPr>
+              <w:t xml:space="preserve">Data Entry Tab &gt; 0. Overview Information</w:t>
+            </w:r>
+          </w:p>
+        </w:tc>
+      </w:tr>
+      <w:tr>
+        <w:tc>
+          <w:tcPr>
+            <w:tcBorders>
+              <w:top w:val="single" w:color="CBD5E0" w:sz="1"/>
+              <w:left w:val="single" w:color="CBD5E0" w:sz="1"/>
+              <w:bottom w:val="single" w:color="CBD5E0" w:sz="1"/>
+              <w:right w:val="single" w:color="CBD5E0" w:sz="1"/>
+            </w:tcBorders>
+            <w:shd w:fill="FFFFFF" w:val="clear"/>
+            <w:tcMar>
+              <w:top w:type="dxa" w:w="120"/>
+              <w:left w:type="dxa" w:w="140"/>
+              <w:bottom w:type="dxa" w:w="120"/>
+              <w:right w:type="dxa" w:w="140"/>
+            </w:tcMar>
+          </w:tcPr>
+          <w:p>
+            <w:r>
+              <w:rPr>
+                <w:rFonts w:ascii="Arial" w:cs="Arial" w:eastAsia="Arial" w:hAnsi="Arial"/>
+                <w:b w:val="false"/>
+                <w:bCs w:val="false"/>
+                <w:color w:val="2D3748"/>
+                <w:sz w:val="18"/>
+                <w:szCs w:val="18"/>
+              </w:rPr>
+              <w:t xml:space="preserve">Project Detail (Construction) - Overview Tab</w:t>
+            </w:r>
+          </w:p>
+        </w:tc>
+        <w:tc>
+          <w:tcPr>
+            <w:tcBorders>
+              <w:top w:val="single" w:color="CBD5E0" w:sz="1"/>
+              <w:left w:val="single" w:color="CBD5E0" w:sz="1"/>
+              <w:bottom w:val="single" w:color="CBD5E0" w:sz="1"/>
+              <w:right w:val="single" w:color="CBD5E0" w:sz="1"/>
+            </w:tcBorders>
+            <w:shd w:fill="FFFFFF" w:val="clear"/>
+            <w:tcMar>
+              <w:top w:type="dxa" w:w="120"/>
+              <w:left w:type="dxa" w:w="140"/>
+              <w:bottom w:type="dxa" w:w="120"/>
+              <w:right w:type="dxa" w:w="140"/>
+            </w:tcMar>
+          </w:tcPr>
+          <w:p>
+            <w:r>
+              <w:rPr>
+                <w:rFonts w:ascii="Arial" w:cs="Arial" w:eastAsia="Arial" w:hAnsi="Arial"/>
+                <w:b w:val="false"/>
+                <w:bCs w:val="false"/>
+                <w:color w:val="2D3748"/>
+                <w:sz w:val="18"/>
+                <w:szCs w:val="18"/>
+              </w:rPr>
+              <w:t xml:space="preserve">Aerial View Photo</w:t>
+            </w:r>
+          </w:p>
+        </w:tc>
+        <w:tc>
+          <w:tcPr>
+            <w:tcBorders>
+              <w:top w:val="single" w:color="CBD5E0" w:sz="1"/>
+              <w:left w:val="single" w:color="CBD5E0" w:sz="1"/>
+              <w:bottom w:val="single" w:color="CBD5E0" w:sz="1"/>
+              <w:right w:val="single" w:color="CBD5E0" w:sz="1"/>
+            </w:tcBorders>
+            <w:shd w:fill="FFFFFF" w:val="clear"/>
+            <w:tcMar>
+              <w:top w:type="dxa" w:w="120"/>
+              <w:left w:type="dxa" w:w="140"/>
+              <w:bottom w:type="dxa" w:w="120"/>
+              <w:right w:type="dxa" w:w="140"/>
+            </w:tcMar>
+          </w:tcPr>
+          <w:p>
+            <w:r>
+              <w:rPr>
+                <w:rFonts w:ascii="Arial" w:cs="Arial" w:eastAsia="Arial" w:hAnsi="Arial"/>
+                <w:b/>
+                <w:bCs/>
+                <w:color w:val="2D3748"/>
+                <w:sz w:val="18"/>
+                <w:szCs w:val="18"/>
+              </w:rPr>
+              <w:t xml:space="preserve">🔄 ERP Sync</w:t>
+            </w:r>
+          </w:p>
+        </w:tc>
+        <w:tc>
+          <w:tcPr>
+            <w:tcBorders>
+              <w:top w:val="single" w:color="CBD5E0" w:sz="1"/>
+              <w:left w:val="single" w:color="CBD5E0" w:sz="1"/>
+              <w:bottom w:val="single" w:color="CBD5E0" w:sz="1"/>
+              <w:right w:val="single" w:color="CBD5E0" w:sz="1"/>
+            </w:tcBorders>
+            <w:shd w:fill="FFFFFF" w:val="clear"/>
+            <w:tcMar>
+              <w:top w:type="dxa" w:w="120"/>
+              <w:left w:type="dxa" w:w="140"/>
+              <w:bottom w:type="dxa" w:w="120"/>
+              <w:right w:type="dxa" w:w="140"/>
+            </w:tcMar>
+          </w:tcPr>
+          <w:p>
+            <w:r>
+              <w:rPr>
+                <w:rFonts w:ascii="Arial" w:cs="Arial" w:eastAsia="Arial" w:hAnsi="Arial"/>
+                <w:b w:val="false"/>
+                <w:bCs w:val="false"/>
+                <w:color w:val="2D3748"/>
+                <w:sz w:val="18"/>
+                <w:szCs w:val="18"/>
+              </w:rPr>
+              <w:t xml:space="preserve">Construction Overview Registration &gt; Aerial View</w:t>
+            </w:r>
+          </w:p>
+        </w:tc>
+        <w:tc>
+          <w:tcPr>
+            <w:tcBorders>
+              <w:top w:val="single" w:color="CBD5E0" w:sz="1"/>
+              <w:left w:val="single" w:color="CBD5E0" w:sz="1"/>
+              <w:bottom w:val="single" w:color="CBD5E0" w:sz="1"/>
+              <w:right w:val="single" w:color="CBD5E0" w:sz="1"/>
+            </w:tcBorders>
+            <w:shd w:fill="FFFFFF" w:val="clear"/>
+            <w:tcMar>
+              <w:top w:type="dxa" w:w="120"/>
+              <w:left w:type="dxa" w:w="140"/>
+              <w:bottom w:type="dxa" w:w="120"/>
+              <w:right w:type="dxa" w:w="140"/>
+            </w:tcMar>
+          </w:tcPr>
+          <w:p>
+            <w:r>
+              <w:rPr>
+                <w:rFonts w:ascii="Arial" w:cs="Arial" w:eastAsia="Arial" w:hAnsi="Arial"/>
+                <w:b w:val="false"/>
+                <w:bCs w:val="false"/>
+                <w:color w:val="2D3748"/>
+                <w:sz w:val="18"/>
+                <w:szCs w:val="18"/>
+              </w:rPr>
+              <w:t xml:space="preserve">Aerial View Picture File (AIRVIEWPICPATH)</w:t>
+            </w:r>
+          </w:p>
+        </w:tc>
+      </w:tr>
+      <w:tr>
+        <w:tc>
+          <w:tcPr>
+            <w:tcBorders>
+              <w:top w:val="single" w:color="CBD5E0" w:sz="1"/>
+              <w:left w:val="single" w:color="CBD5E0" w:sz="1"/>
+              <w:bottom w:val="single" w:color="CBD5E0" w:sz="1"/>
+              <w:right w:val="single" w:color="CBD5E0" w:sz="1"/>
+            </w:tcBorders>
+            <w:shd w:fill="FFFFFF" w:val="clear"/>
+            <w:tcMar>
+              <w:top w:type="dxa" w:w="120"/>
+              <w:left w:type="dxa" w:w="140"/>
+              <w:bottom w:type="dxa" w:w="120"/>
+              <w:right w:type="dxa" w:w="140"/>
+            </w:tcMar>
+          </w:tcPr>
+          <w:p>
+            <w:r>
+              <w:rPr>
+                <w:rFonts w:ascii="Arial" w:cs="Arial" w:eastAsia="Arial" w:hAnsi="Arial"/>
+                <w:b w:val="false"/>
+                <w:bCs w:val="false"/>
+                <w:color w:val="2D3748"/>
+                <w:sz w:val="18"/>
+                <w:szCs w:val="18"/>
+              </w:rPr>
+              <w:t xml:space="preserve">Project Detail (Construction) - Progress Tab</w:t>
+            </w:r>
+          </w:p>
+        </w:tc>
+        <w:tc>
+          <w:tcPr>
+            <w:tcBorders>
+              <w:top w:val="single" w:color="CBD5E0" w:sz="1"/>
+              <w:left w:val="single" w:color="CBD5E0" w:sz="1"/>
+              <w:bottom w:val="single" w:color="CBD5E0" w:sz="1"/>
+              <w:right w:val="single" w:color="CBD5E0" w:sz="1"/>
+            </w:tcBorders>
+            <w:shd w:fill="FFFFFF" w:val="clear"/>
+            <w:tcMar>
+              <w:top w:type="dxa" w:w="120"/>
+              <w:left w:type="dxa" w:w="140"/>
+              <w:bottom w:type="dxa" w:w="120"/>
+              <w:right w:type="dxa" w:w="140"/>
+            </w:tcMar>
+          </w:tcPr>
+          <w:p>
+            <w:r>
+              <w:rPr>
+                <w:rFonts w:ascii="Arial" w:cs="Arial" w:eastAsia="Arial" w:hAnsi="Arial"/>
+                <w:b w:val="false"/>
+                <w:bCs w:val="false"/>
+                <w:color w:val="2D3748"/>
+                <w:sz w:val="18"/>
+                <w:szCs w:val="18"/>
+              </w:rPr>
+              <w:t xml:space="preserve">Monthly Actual Progress (%)</w:t>
+            </w:r>
+          </w:p>
+        </w:tc>
+        <w:tc>
+          <w:tcPr>
+            <w:tcBorders>
+              <w:top w:val="single" w:color="CBD5E0" w:sz="1"/>
+              <w:left w:val="single" w:color="CBD5E0" w:sz="1"/>
+              <w:bottom w:val="single" w:color="CBD5E0" w:sz="1"/>
+              <w:right w:val="single" w:color="CBD5E0" w:sz="1"/>
+            </w:tcBorders>
+            <w:shd w:fill="FFFFFF" w:val="clear"/>
+            <w:tcMar>
+              <w:top w:type="dxa" w:w="120"/>
+              <w:left w:type="dxa" w:w="140"/>
+              <w:bottom w:type="dxa" w:w="120"/>
+              <w:right w:type="dxa" w:w="140"/>
+            </w:tcMar>
+          </w:tcPr>
+          <w:p>
+            <w:r>
+              <w:rPr>
+                <w:rFonts w:ascii="Arial" w:cs="Arial" w:eastAsia="Arial" w:hAnsi="Arial"/>
+                <w:b/>
+                <w:bCs/>
+                <w:color w:val="2D3748"/>
+                <w:sz w:val="18"/>
+                <w:szCs w:val="18"/>
+              </w:rPr>
+              <w:t xml:space="preserve">🔄 ERP Sync</w:t>
+            </w:r>
+          </w:p>
+        </w:tc>
+        <w:tc>
+          <w:tcPr>
+            <w:tcBorders>
+              <w:top w:val="single" w:color="CBD5E0" w:sz="1"/>
+              <w:left w:val="single" w:color="CBD5E0" w:sz="1"/>
+              <w:bottom w:val="single" w:color="CBD5E0" w:sz="1"/>
+              <w:right w:val="single" w:color="CBD5E0" w:sz="1"/>
+            </w:tcBorders>
+            <w:shd w:fill="FFFFFF" w:val="clear"/>
+            <w:tcMar>
+              <w:top w:type="dxa" w:w="120"/>
+              <w:left w:type="dxa" w:w="140"/>
+              <w:bottom w:type="dxa" w:w="120"/>
+              <w:right w:type="dxa" w:w="140"/>
+            </w:tcMar>
+          </w:tcPr>
+          <w:p>
+            <w:r>
+              <w:rPr>
+                <w:rFonts w:ascii="Arial" w:cs="Arial" w:eastAsia="Arial" w:hAnsi="Arial"/>
+                <w:b w:val="false"/>
+                <w:bCs w:val="false"/>
+                <w:color w:val="2D3748"/>
+                <w:sz w:val="18"/>
+                <w:szCs w:val="18"/>
+              </w:rPr>
+              <w:t xml:space="preserve">Cost Progress Rate (%) / Execution Progress (Site)</w:t>
+            </w:r>
+          </w:p>
+        </w:tc>
+        <w:tc>
+          <w:tcPr>
+            <w:tcBorders>
+              <w:top w:val="single" w:color="CBD5E0" w:sz="1"/>
+              <w:left w:val="single" w:color="CBD5E0" w:sz="1"/>
+              <w:bottom w:val="single" w:color="CBD5E0" w:sz="1"/>
+              <w:right w:val="single" w:color="CBD5E0" w:sz="1"/>
+            </w:tcBorders>
+            <w:shd w:fill="FFFFFF" w:val="clear"/>
+            <w:tcMar>
+              <w:top w:type="dxa" w:w="120"/>
+              <w:left w:type="dxa" w:w="140"/>
+              <w:bottom w:type="dxa" w:w="120"/>
+              <w:right w:type="dxa" w:w="140"/>
+            </w:tcMar>
+          </w:tcPr>
+          <w:p>
+            <w:r>
+              <w:rPr>
+                <w:rFonts w:ascii="Arial" w:cs="Arial" w:eastAsia="Arial" w:hAnsi="Arial"/>
+                <w:b w:val="false"/>
+                <w:bCs w:val="false"/>
+                <w:color w:val="2D3748"/>
+                <w:sz w:val="18"/>
+                <w:szCs w:val="18"/>
+              </w:rPr>
+              <w:t xml:space="preserve">Calculated progress rate based on monthly cost input</w:t>
+            </w:r>
+          </w:p>
+        </w:tc>
+      </w:tr>
+      <w:tr>
+        <w:tc>
+          <w:tcPr>
+            <w:tcBorders>
+              <w:top w:val="single" w:color="CBD5E0" w:sz="1"/>
+              <w:left w:val="single" w:color="CBD5E0" w:sz="1"/>
+              <w:bottom w:val="single" w:color="CBD5E0" w:sz="1"/>
+              <w:right w:val="single" w:color="CBD5E0" w:sz="1"/>
+            </w:tcBorders>
+            <w:shd w:fill="FFFFFF" w:val="clear"/>
+            <w:tcMar>
+              <w:top w:type="dxa" w:w="120"/>
+              <w:left w:type="dxa" w:w="140"/>
+              <w:bottom w:type="dxa" w:w="120"/>
+              <w:right w:type="dxa" w:w="140"/>
+            </w:tcMar>
+          </w:tcPr>
+          <w:p>
+            <w:r>
+              <w:rPr>
+                <w:rFonts w:ascii="Arial" w:cs="Arial" w:eastAsia="Arial" w:hAnsi="Arial"/>
+                <w:b w:val="false"/>
+                <w:bCs w:val="false"/>
+                <w:color w:val="2D3748"/>
+                <w:sz w:val="18"/>
+                <w:szCs w:val="18"/>
+              </w:rPr>
+              <w:t xml:space="preserve">Project Detail (Construction) - Progress Tab</w:t>
+            </w:r>
+          </w:p>
+        </w:tc>
+        <w:tc>
+          <w:tcPr>
+            <w:tcBorders>
+              <w:top w:val="single" w:color="CBD5E0" w:sz="1"/>
+              <w:left w:val="single" w:color="CBD5E0" w:sz="1"/>
+              <w:bottom w:val="single" w:color="CBD5E0" w:sz="1"/>
+              <w:right w:val="single" w:color="CBD5E0" w:sz="1"/>
+            </w:tcBorders>
+            <w:shd w:fill="FFFFFF" w:val="clear"/>
+            <w:tcMar>
+              <w:top w:type="dxa" w:w="120"/>
+              <w:left w:type="dxa" w:w="140"/>
+              <w:bottom w:type="dxa" w:w="120"/>
+              <w:right w:type="dxa" w:w="140"/>
+            </w:tcMar>
+          </w:tcPr>
+          <w:p>
+            <w:r>
+              <w:rPr>
+                <w:rFonts w:ascii="Arial" w:cs="Arial" w:eastAsia="Arial" w:hAnsi="Arial"/>
+                <w:b w:val="false"/>
+                <w:bCs w:val="false"/>
+                <w:color w:val="2D3748"/>
+                <w:sz w:val="18"/>
+                <w:szCs w:val="18"/>
+              </w:rPr>
+              <w:t xml:space="preserve">Monthly Plan Progress (%) &amp; Milestones</w:t>
+            </w:r>
+          </w:p>
+        </w:tc>
+        <w:tc>
+          <w:tcPr>
+            <w:tcBorders>
+              <w:top w:val="single" w:color="CBD5E0" w:sz="1"/>
+              <w:left w:val="single" w:color="CBD5E0" w:sz="1"/>
+              <w:bottom w:val="single" w:color="CBD5E0" w:sz="1"/>
+              <w:right w:val="single" w:color="CBD5E0" w:sz="1"/>
+            </w:tcBorders>
+            <w:shd w:fill="FFFFFF" w:val="clear"/>
+            <w:tcMar>
+              <w:top w:type="dxa" w:w="120"/>
+              <w:left w:type="dxa" w:w="140"/>
+              <w:bottom w:type="dxa" w:w="120"/>
+              <w:right w:type="dxa" w:w="140"/>
+            </w:tcMar>
+          </w:tcPr>
+          <w:p>
+            <w:r>
+              <w:rPr>
+                <w:rFonts w:ascii="Arial" w:cs="Arial" w:eastAsia="Arial" w:hAnsi="Arial"/>
+                <w:b/>
+                <w:bCs/>
+                <w:color w:val="2D3748"/>
+                <w:sz w:val="18"/>
+                <w:szCs w:val="18"/>
+              </w:rPr>
+              <w:t xml:space="preserve">✍️ Manual Entry</w:t>
+            </w:r>
+          </w:p>
+        </w:tc>
+        <w:tc>
+          <w:tcPr>
+            <w:tcBorders>
+              <w:top w:val="single" w:color="CBD5E0" w:sz="1"/>
+              <w:left w:val="single" w:color="CBD5E0" w:sz="1"/>
+              <w:bottom w:val="single" w:color="CBD5E0" w:sz="1"/>
+              <w:right w:val="single" w:color="CBD5E0" w:sz="1"/>
+            </w:tcBorders>
+            <w:shd w:fill="FFFFFF" w:val="clear"/>
+            <w:tcMar>
+              <w:top w:type="dxa" w:w="120"/>
+              <w:left w:type="dxa" w:w="140"/>
+              <w:bottom w:type="dxa" w:w="120"/>
+              <w:right w:type="dxa" w:w="140"/>
+            </w:tcMar>
+          </w:tcPr>
+          <w:p>
+            <w:r>
+              <w:rPr>
+                <w:rFonts w:ascii="Arial" w:cs="Arial" w:eastAsia="Arial" w:hAnsi="Arial"/>
+                <w:b w:val="false"/>
+                <w:bCs w:val="false"/>
+                <w:color w:val="2D3748"/>
+                <w:sz w:val="18"/>
+                <w:szCs w:val="18"/>
+              </w:rPr>
+              <w:t xml:space="preserve">N/A (Site Schedule Table)</w:t>
+            </w:r>
+          </w:p>
+        </w:tc>
+        <w:tc>
+          <w:tcPr>
+            <w:tcBorders>
+              <w:top w:val="single" w:color="CBD5E0" w:sz="1"/>
+              <w:left w:val="single" w:color="CBD5E0" w:sz="1"/>
+              <w:bottom w:val="single" w:color="CBD5E0" w:sz="1"/>
+              <w:right w:val="single" w:color="CBD5E0" w:sz="1"/>
+            </w:tcBorders>
+            <w:shd w:fill="FFFFFF" w:val="clear"/>
+            <w:tcMar>
+              <w:top w:type="dxa" w:w="120"/>
+              <w:left w:type="dxa" w:w="140"/>
+              <w:bottom w:type="dxa" w:w="120"/>
+              <w:right w:type="dxa" w:w="140"/>
+            </w:tcMar>
+          </w:tcPr>
+          <w:p>
+            <w:r>
+              <w:rPr>
+                <w:rFonts w:ascii="Arial" w:cs="Arial" w:eastAsia="Arial" w:hAnsi="Arial"/>
+                <w:b w:val="false"/>
+                <w:bCs w:val="false"/>
+                <w:color w:val="2D3748"/>
+                <w:sz w:val="18"/>
+                <w:szCs w:val="18"/>
+              </w:rPr>
+              <w:t xml:space="preserve">Data Entry Tab &gt; 1. Monthly Progress / 2. Milestones (Excel Upload supported)</w:t>
+            </w:r>
+          </w:p>
+        </w:tc>
+      </w:tr>
+      <w:tr>
+        <w:tc>
+          <w:tcPr>
+            <w:tcBorders>
+              <w:top w:val="single" w:color="CBD5E0" w:sz="1"/>
+              <w:left w:val="single" w:color="CBD5E0" w:sz="1"/>
+              <w:bottom w:val="single" w:color="CBD5E0" w:sz="1"/>
+              <w:right w:val="single" w:color="CBD5E0" w:sz="1"/>
+            </w:tcBorders>
+            <w:shd w:fill="FFFFFF" w:val="clear"/>
+            <w:tcMar>
+              <w:top w:type="dxa" w:w="120"/>
+              <w:left w:type="dxa" w:w="140"/>
+              <w:bottom w:type="dxa" w:w="120"/>
+              <w:right w:type="dxa" w:w="140"/>
+            </w:tcMar>
+          </w:tcPr>
+          <w:p>
+            <w:r>
+              <w:rPr>
+                <w:rFonts w:ascii="Arial" w:cs="Arial" w:eastAsia="Arial" w:hAnsi="Arial"/>
+                <w:b w:val="false"/>
+                <w:bCs w:val="false"/>
+                <w:color w:val="2D3748"/>
+                <w:sz w:val="18"/>
+                <w:szCs w:val="18"/>
+              </w:rPr>
+              <w:t xml:space="preserve">Project Detail (Construction) - Progress Tab</w:t>
+            </w:r>
+          </w:p>
+        </w:tc>
+        <w:tc>
+          <w:tcPr>
+            <w:tcBorders>
+              <w:top w:val="single" w:color="CBD5E0" w:sz="1"/>
+              <w:left w:val="single" w:color="CBD5E0" w:sz="1"/>
+              <w:bottom w:val="single" w:color="CBD5E0" w:sz="1"/>
+              <w:right w:val="single" w:color="CBD5E0" w:sz="1"/>
+            </w:tcBorders>
+            <w:shd w:fill="FFFFFF" w:val="clear"/>
+            <w:tcMar>
+              <w:top w:type="dxa" w:w="120"/>
+              <w:left w:type="dxa" w:w="140"/>
+              <w:bottom w:type="dxa" w:w="120"/>
+              <w:right w:type="dxa" w:w="140"/>
+            </w:tcMar>
+          </w:tcPr>
+          <w:p>
+            <w:r>
+              <w:rPr>
+                <w:rFonts w:ascii="Arial" w:cs="Arial" w:eastAsia="Arial" w:hAnsi="Arial"/>
+                <w:b w:val="false"/>
+                <w:bCs w:val="false"/>
+                <w:color w:val="2D3748"/>
+                <w:sz w:val="18"/>
+                <w:szCs w:val="18"/>
+              </w:rPr>
+              <w:t xml:space="preserve">Monthly Site Progress Photos</w:t>
+            </w:r>
+          </w:p>
+        </w:tc>
+        <w:tc>
+          <w:tcPr>
+            <w:tcBorders>
+              <w:top w:val="single" w:color="CBD5E0" w:sz="1"/>
+              <w:left w:val="single" w:color="CBD5E0" w:sz="1"/>
+              <w:bottom w:val="single" w:color="CBD5E0" w:sz="1"/>
+              <w:right w:val="single" w:color="CBD5E0" w:sz="1"/>
+            </w:tcBorders>
+            <w:shd w:fill="FFFFFF" w:val="clear"/>
+            <w:tcMar>
+              <w:top w:type="dxa" w:w="120"/>
+              <w:left w:type="dxa" w:w="140"/>
+              <w:bottom w:type="dxa" w:w="120"/>
+              <w:right w:type="dxa" w:w="140"/>
+            </w:tcMar>
+          </w:tcPr>
+          <w:p>
+            <w:r>
+              <w:rPr>
+                <w:rFonts w:ascii="Arial" w:cs="Arial" w:eastAsia="Arial" w:hAnsi="Arial"/>
+                <w:b/>
+                <w:bCs/>
+                <w:color w:val="2D3748"/>
+                <w:sz w:val="18"/>
+                <w:szCs w:val="18"/>
+              </w:rPr>
+              <w:t xml:space="preserve">🔄 ERP Sync</w:t>
+            </w:r>
+          </w:p>
+        </w:tc>
+        <w:tc>
+          <w:tcPr>
+            <w:tcBorders>
+              <w:top w:val="single" w:color="CBD5E0" w:sz="1"/>
+              <w:left w:val="single" w:color="CBD5E0" w:sz="1"/>
+              <w:bottom w:val="single" w:color="CBD5E0" w:sz="1"/>
+              <w:right w:val="single" w:color="CBD5E0" w:sz="1"/>
+            </w:tcBorders>
+            <w:shd w:fill="FFFFFF" w:val="clear"/>
+            <w:tcMar>
+              <w:top w:type="dxa" w:w="120"/>
+              <w:left w:type="dxa" w:w="140"/>
+              <w:bottom w:type="dxa" w:w="120"/>
+              <w:right w:type="dxa" w:w="140"/>
+            </w:tcMar>
+          </w:tcPr>
+          <w:p>
+            <w:r>
+              <w:rPr>
+                <w:rFonts w:ascii="Arial" w:cs="Arial" w:eastAsia="Arial" w:hAnsi="Arial"/>
+                <w:b w:val="false"/>
+                <w:bCs w:val="false"/>
+                <w:color w:val="2D3748"/>
+                <w:sz w:val="18"/>
+                <w:szCs w:val="18"/>
+              </w:rPr>
+              <w:t xml:space="preserve">Monthly Construction Photo Registration</w:t>
+            </w:r>
+          </w:p>
+        </w:tc>
+        <w:tc>
+          <w:tcPr>
+            <w:tcBorders>
+              <w:top w:val="single" w:color="CBD5E0" w:sz="1"/>
+              <w:left w:val="single" w:color="CBD5E0" w:sz="1"/>
+              <w:bottom w:val="single" w:color="CBD5E0" w:sz="1"/>
+              <w:right w:val="single" w:color="CBD5E0" w:sz="1"/>
+            </w:tcBorders>
+            <w:shd w:fill="FFFFFF" w:val="clear"/>
+            <w:tcMar>
+              <w:top w:type="dxa" w:w="120"/>
+              <w:left w:type="dxa" w:w="140"/>
+              <w:bottom w:type="dxa" w:w="120"/>
+              <w:right w:type="dxa" w:w="140"/>
+            </w:tcMar>
+          </w:tcPr>
+          <w:p>
+            <w:r>
+              <w:rPr>
+                <w:rFonts w:ascii="Arial" w:cs="Arial" w:eastAsia="Arial" w:hAnsi="Arial"/>
+                <w:b w:val="false"/>
+                <w:bCs w:val="false"/>
+                <w:color w:val="2D3748"/>
+                <w:sz w:val="18"/>
+                <w:szCs w:val="18"/>
+              </w:rPr>
+              <w:t xml:space="preserve">Monthly Photo List with Location/Trade Notes</w:t>
+            </w:r>
+          </w:p>
+        </w:tc>
+      </w:tr>
+      <w:tr>
+        <w:tc>
+          <w:tcPr>
+            <w:tcBorders>
+              <w:top w:val="single" w:color="CBD5E0" w:sz="1"/>
+              <w:left w:val="single" w:color="CBD5E0" w:sz="1"/>
+              <w:bottom w:val="single" w:color="CBD5E0" w:sz="1"/>
+              <w:right w:val="single" w:color="CBD5E0" w:sz="1"/>
+            </w:tcBorders>
+            <w:shd w:fill="FFFFFF" w:val="clear"/>
+            <w:tcMar>
+              <w:top w:type="dxa" w:w="120"/>
+              <w:left w:type="dxa" w:w="140"/>
+              <w:bottom w:type="dxa" w:w="120"/>
+              <w:right w:type="dxa" w:w="140"/>
+            </w:tcMar>
+          </w:tcPr>
+          <w:p>
+            <w:r>
+              <w:rPr>
+                <w:rFonts w:ascii="Arial" w:cs="Arial" w:eastAsia="Arial" w:hAnsi="Arial"/>
+                <w:b w:val="false"/>
+                <w:bCs w:val="false"/>
+                <w:color w:val="2D3748"/>
+                <w:sz w:val="18"/>
+                <w:szCs w:val="18"/>
+              </w:rPr>
+              <w:t xml:space="preserve">Project Detail (Construction) - Sale/Profit Tab</w:t>
+            </w:r>
+          </w:p>
+        </w:tc>
+        <w:tc>
+          <w:tcPr>
+            <w:tcBorders>
+              <w:top w:val="single" w:color="CBD5E0" w:sz="1"/>
+              <w:left w:val="single" w:color="CBD5E0" w:sz="1"/>
+              <w:bottom w:val="single" w:color="CBD5E0" w:sz="1"/>
+              <w:right w:val="single" w:color="CBD5E0" w:sz="1"/>
+            </w:tcBorders>
+            <w:shd w:fill="FFFFFF" w:val="clear"/>
+            <w:tcMar>
+              <w:top w:type="dxa" w:w="120"/>
+              <w:left w:type="dxa" w:w="140"/>
+              <w:bottom w:type="dxa" w:w="120"/>
+              <w:right w:type="dxa" w:w="140"/>
+            </w:tcMar>
+          </w:tcPr>
+          <w:p>
+            <w:r>
+              <w:rPr>
+                <w:rFonts w:ascii="Arial" w:cs="Arial" w:eastAsia="Arial" w:hAnsi="Arial"/>
+                <w:b w:val="false"/>
+                <w:bCs w:val="false"/>
+                <w:color w:val="2D3748"/>
+                <w:sz w:val="18"/>
+                <w:szCs w:val="18"/>
+              </w:rPr>
+              <w:t xml:space="preserve">Site Monthly Revenue (Plan / Actual / Forecast)</w:t>
+            </w:r>
+          </w:p>
+        </w:tc>
+        <w:tc>
+          <w:tcPr>
+            <w:tcBorders>
+              <w:top w:val="single" w:color="CBD5E0" w:sz="1"/>
+              <w:left w:val="single" w:color="CBD5E0" w:sz="1"/>
+              <w:bottom w:val="single" w:color="CBD5E0" w:sz="1"/>
+              <w:right w:val="single" w:color="CBD5E0" w:sz="1"/>
+            </w:tcBorders>
+            <w:shd w:fill="FFFFFF" w:val="clear"/>
+            <w:tcMar>
+              <w:top w:type="dxa" w:w="120"/>
+              <w:left w:type="dxa" w:w="140"/>
+              <w:bottom w:type="dxa" w:w="120"/>
+              <w:right w:type="dxa" w:w="140"/>
+            </w:tcMar>
+          </w:tcPr>
+          <w:p>
+            <w:r>
+              <w:rPr>
+                <w:rFonts w:ascii="Arial" w:cs="Arial" w:eastAsia="Arial" w:hAnsi="Arial"/>
+                <w:b/>
+                <w:bCs/>
+                <w:color w:val="2D3748"/>
+                <w:sz w:val="18"/>
+                <w:szCs w:val="18"/>
+              </w:rPr>
+              <w:t xml:space="preserve">📤 Excel Upload</w:t>
+            </w:r>
+          </w:p>
+        </w:tc>
+        <w:tc>
+          <w:tcPr>
+            <w:tcBorders>
+              <w:top w:val="single" w:color="CBD5E0" w:sz="1"/>
+              <w:left w:val="single" w:color="CBD5E0" w:sz="1"/>
+              <w:bottom w:val="single" w:color="CBD5E0" w:sz="1"/>
+              <w:right w:val="single" w:color="CBD5E0" w:sz="1"/>
+            </w:tcBorders>
+            <w:shd w:fill="FFFFFF" w:val="clear"/>
+            <w:tcMar>
+              <w:top w:type="dxa" w:w="120"/>
+              <w:left w:type="dxa" w:w="140"/>
+              <w:bottom w:type="dxa" w:w="120"/>
+              <w:right w:type="dxa" w:w="140"/>
+            </w:tcMar>
+          </w:tcPr>
+          <w:p>
+            <w:r>
+              <w:rPr>
+                <w:rFonts w:ascii="Arial" w:cs="Arial" w:eastAsia="Arial" w:hAnsi="Arial"/>
+                <w:b w:val="false"/>
+                <w:bCs w:val="false"/>
+                <w:color w:val="2D3748"/>
+                <w:sz w:val="18"/>
+                <w:szCs w:val="18"/>
+              </w:rPr>
+              <w:t xml:space="preserve">Monthly Management Performance Registration / Excel</w:t>
+            </w:r>
+          </w:p>
+        </w:tc>
+        <w:tc>
+          <w:tcPr>
+            <w:tcBorders>
+              <w:top w:val="single" w:color="CBD5E0" w:sz="1"/>
+              <w:left w:val="single" w:color="CBD5E0" w:sz="1"/>
+              <w:bottom w:val="single" w:color="CBD5E0" w:sz="1"/>
+              <w:right w:val="single" w:color="CBD5E0" w:sz="1"/>
+            </w:tcBorders>
+            <w:shd w:fill="FFFFFF" w:val="clear"/>
+            <w:tcMar>
+              <w:top w:type="dxa" w:w="120"/>
+              <w:left w:type="dxa" w:w="140"/>
+              <w:bottom w:type="dxa" w:w="120"/>
+              <w:right w:type="dxa" w:w="140"/>
+            </w:tcMar>
+          </w:tcPr>
+          <w:p>
+            <w:r>
+              <w:rPr>
+                <w:rFonts w:ascii="Arial" w:cs="Arial" w:eastAsia="Arial" w:hAnsi="Arial"/>
+                <w:b w:val="false"/>
+                <w:bCs w:val="false"/>
+                <w:color w:val="2D3748"/>
+                <w:sz w:val="18"/>
+                <w:szCs w:val="18"/>
+              </w:rPr>
+              <w:t xml:space="preserve">Site Monthly Revenue Column</w:t>
+            </w:r>
+          </w:p>
+        </w:tc>
+      </w:tr>
+      <w:tr>
+        <w:tc>
+          <w:tcPr>
+            <w:tcBorders>
+              <w:top w:val="single" w:color="CBD5E0" w:sz="1"/>
+              <w:left w:val="single" w:color="CBD5E0" w:sz="1"/>
+              <w:bottom w:val="single" w:color="CBD5E0" w:sz="1"/>
+              <w:right w:val="single" w:color="CBD5E0" w:sz="1"/>
+            </w:tcBorders>
+            <w:shd w:fill="FFFFFF" w:val="clear"/>
+            <w:tcMar>
+              <w:top w:type="dxa" w:w="120"/>
+              <w:left w:type="dxa" w:w="140"/>
+              <w:bottom w:type="dxa" w:w="120"/>
+              <w:right w:type="dxa" w:w="140"/>
+            </w:tcMar>
+          </w:tcPr>
+          <w:p>
+            <w:r>
+              <w:rPr>
+                <w:rFonts w:ascii="Arial" w:cs="Arial" w:eastAsia="Arial" w:hAnsi="Arial"/>
+                <w:b w:val="false"/>
+                <w:bCs w:val="false"/>
+                <w:color w:val="2D3748"/>
+                <w:sz w:val="18"/>
+                <w:szCs w:val="18"/>
+              </w:rPr>
+              <w:t xml:space="preserve">Project Detail (Construction) - Sale/Profit Tab</w:t>
+            </w:r>
+          </w:p>
+        </w:tc>
+        <w:tc>
+          <w:tcPr>
+            <w:tcBorders>
+              <w:top w:val="single" w:color="CBD5E0" w:sz="1"/>
+              <w:left w:val="single" w:color="CBD5E0" w:sz="1"/>
+              <w:bottom w:val="single" w:color="CBD5E0" w:sz="1"/>
+              <w:right w:val="single" w:color="CBD5E0" w:sz="1"/>
+            </w:tcBorders>
+            <w:shd w:fill="FFFFFF" w:val="clear"/>
+            <w:tcMar>
+              <w:top w:type="dxa" w:w="120"/>
+              <w:left w:type="dxa" w:w="140"/>
+              <w:bottom w:type="dxa" w:w="120"/>
+              <w:right w:type="dxa" w:w="140"/>
+            </w:tcMar>
+          </w:tcPr>
+          <w:p>
+            <w:r>
+              <w:rPr>
+                <w:rFonts w:ascii="Arial" w:cs="Arial" w:eastAsia="Arial" w:hAnsi="Arial"/>
+                <w:b w:val="false"/>
+                <w:bCs w:val="false"/>
+                <w:color w:val="2D3748"/>
+                <w:sz w:val="18"/>
+                <w:szCs w:val="18"/>
+              </w:rPr>
+              <w:t xml:space="preserve">Cost Rate Setup (Bidding, Execution, Completion)</w:t>
+            </w:r>
+          </w:p>
+        </w:tc>
+        <w:tc>
+          <w:tcPr>
+            <w:tcBorders>
+              <w:top w:val="single" w:color="CBD5E0" w:sz="1"/>
+              <w:left w:val="single" w:color="CBD5E0" w:sz="1"/>
+              <w:bottom w:val="single" w:color="CBD5E0" w:sz="1"/>
+              <w:right w:val="single" w:color="CBD5E0" w:sz="1"/>
+            </w:tcBorders>
+            <w:shd w:fill="FFFFFF" w:val="clear"/>
+            <w:tcMar>
+              <w:top w:type="dxa" w:w="120"/>
+              <w:left w:type="dxa" w:w="140"/>
+              <w:bottom w:type="dxa" w:w="120"/>
+              <w:right w:type="dxa" w:w="140"/>
+            </w:tcMar>
+          </w:tcPr>
+          <w:p>
+            <w:r>
+              <w:rPr>
+                <w:rFonts w:ascii="Arial" w:cs="Arial" w:eastAsia="Arial" w:hAnsi="Arial"/>
+                <w:b/>
+                <w:bCs/>
+                <w:color w:val="2D3748"/>
+                <w:sz w:val="18"/>
+                <w:szCs w:val="18"/>
+              </w:rPr>
+              <w:t xml:space="preserve">🔄 ERP Sync</w:t>
+            </w:r>
+          </w:p>
+        </w:tc>
+        <w:tc>
+          <w:tcPr>
+            <w:tcBorders>
+              <w:top w:val="single" w:color="CBD5E0" w:sz="1"/>
+              <w:left w:val="single" w:color="CBD5E0" w:sz="1"/>
+              <w:bottom w:val="single" w:color="CBD5E0" w:sz="1"/>
+              <w:right w:val="single" w:color="CBD5E0" w:sz="1"/>
+            </w:tcBorders>
+            <w:shd w:fill="FFFFFF" w:val="clear"/>
+            <w:tcMar>
+              <w:top w:type="dxa" w:w="120"/>
+              <w:left w:type="dxa" w:w="140"/>
+              <w:bottom w:type="dxa" w:w="120"/>
+              <w:right w:type="dxa" w:w="140"/>
+            </w:tcMar>
+          </w:tcPr>
+          <w:p>
+            <w:r>
+              <w:rPr>
+                <w:rFonts w:ascii="Arial" w:cs="Arial" w:eastAsia="Arial" w:hAnsi="Arial"/>
+                <w:b w:val="false"/>
+                <w:bCs w:val="false"/>
+                <w:color w:val="2D3748"/>
+                <w:sz w:val="18"/>
+                <w:szCs w:val="18"/>
+              </w:rPr>
+              <w:t xml:space="preserve">Execution Budget Proposal / Settlement Cost Ratio</w:t>
+            </w:r>
+          </w:p>
+        </w:tc>
+        <w:tc>
+          <w:tcPr>
+            <w:tcBorders>
+              <w:top w:val="single" w:color="CBD5E0" w:sz="1"/>
+              <w:left w:val="single" w:color="CBD5E0" w:sz="1"/>
+              <w:bottom w:val="single" w:color="CBD5E0" w:sz="1"/>
+              <w:right w:val="single" w:color="CBD5E0" w:sz="1"/>
+            </w:tcBorders>
+            <w:shd w:fill="FFFFFF" w:val="clear"/>
+            <w:tcMar>
+              <w:top w:type="dxa" w:w="120"/>
+              <w:left w:type="dxa" w:w="140"/>
+              <w:bottom w:type="dxa" w:w="120"/>
+              <w:right w:type="dxa" w:w="140"/>
+            </w:tcMar>
+          </w:tcPr>
+          <w:p>
+            <w:r>
+              <w:rPr>
+                <w:rFonts w:ascii="Arial" w:cs="Arial" w:eastAsia="Arial" w:hAnsi="Arial"/>
+                <w:b w:val="false"/>
+                <w:bCs w:val="false"/>
+                <w:color w:val="2D3748"/>
+                <w:sz w:val="18"/>
+                <w:szCs w:val="18"/>
+              </w:rPr>
+              <w:t xml:space="preserve">Business Budget, Contract Amount, Gross Profit Ratio</w:t>
+            </w:r>
+          </w:p>
+        </w:tc>
+      </w:tr>
+      <w:tr>
+        <w:tc>
+          <w:tcPr>
+            <w:tcBorders>
+              <w:top w:val="single" w:color="CBD5E0" w:sz="1"/>
+              <w:left w:val="single" w:color="CBD5E0" w:sz="1"/>
+              <w:bottom w:val="single" w:color="CBD5E0" w:sz="1"/>
+              <w:right w:val="single" w:color="CBD5E0" w:sz="1"/>
+            </w:tcBorders>
+            <w:shd w:fill="FFFFFF" w:val="clear"/>
+            <w:tcMar>
+              <w:top w:type="dxa" w:w="120"/>
+              <w:left w:type="dxa" w:w="140"/>
+              <w:bottom w:type="dxa" w:w="120"/>
+              <w:right w:type="dxa" w:w="140"/>
+            </w:tcMar>
+          </w:tcPr>
+          <w:p>
+            <w:r>
+              <w:rPr>
+                <w:rFonts w:ascii="Arial" w:cs="Arial" w:eastAsia="Arial" w:hAnsi="Arial"/>
+                <w:b w:val="false"/>
+                <w:bCs w:val="false"/>
+                <w:color w:val="2D3748"/>
+                <w:sz w:val="18"/>
+                <w:szCs w:val="18"/>
+              </w:rPr>
+              <w:t xml:space="preserve">Project Detail (Construction) - Outsourcing Tab</w:t>
+            </w:r>
+          </w:p>
+        </w:tc>
+        <w:tc>
+          <w:tcPr>
+            <w:tcBorders>
+              <w:top w:val="single" w:color="CBD5E0" w:sz="1"/>
+              <w:left w:val="single" w:color="CBD5E0" w:sz="1"/>
+              <w:bottom w:val="single" w:color="CBD5E0" w:sz="1"/>
+              <w:right w:val="single" w:color="CBD5E0" w:sz="1"/>
+            </w:tcBorders>
+            <w:shd w:fill="FFFFFF" w:val="clear"/>
+            <w:tcMar>
+              <w:top w:type="dxa" w:w="120"/>
+              <w:left w:type="dxa" w:w="140"/>
+              <w:bottom w:type="dxa" w:w="120"/>
+              <w:right w:type="dxa" w:w="140"/>
+            </w:tcMar>
+          </w:tcPr>
+          <w:p>
+            <w:r>
+              <w:rPr>
+                <w:rFonts w:ascii="Arial" w:cs="Arial" w:eastAsia="Arial" w:hAnsi="Arial"/>
+                <w:b w:val="false"/>
+                <w:bCs w:val="false"/>
+                <w:color w:val="2D3748"/>
+                <w:sz w:val="18"/>
+                <w:szCs w:val="18"/>
+              </w:rPr>
+              <w:t xml:space="preserve">Subcontract List &amp; Amounts (Budget, Executed Budget, Resolved Contract, Progress Payment)</w:t>
+            </w:r>
+          </w:p>
+        </w:tc>
+        <w:tc>
+          <w:tcPr>
+            <w:tcBorders>
+              <w:top w:val="single" w:color="CBD5E0" w:sz="1"/>
+              <w:left w:val="single" w:color="CBD5E0" w:sz="1"/>
+              <w:bottom w:val="single" w:color="CBD5E0" w:sz="1"/>
+              <w:right w:val="single" w:color="CBD5E0" w:sz="1"/>
+            </w:tcBorders>
+            <w:shd w:fill="FFFFFF" w:val="clear"/>
+            <w:tcMar>
+              <w:top w:type="dxa" w:w="120"/>
+              <w:left w:type="dxa" w:w="140"/>
+              <w:bottom w:type="dxa" w:w="120"/>
+              <w:right w:type="dxa" w:w="140"/>
+            </w:tcMar>
+          </w:tcPr>
+          <w:p>
+            <w:r>
+              <w:rPr>
+                <w:rFonts w:ascii="Arial" w:cs="Arial" w:eastAsia="Arial" w:hAnsi="Arial"/>
+                <w:b/>
+                <w:bCs/>
+                <w:color w:val="2D3748"/>
+                <w:sz w:val="18"/>
+                <w:szCs w:val="18"/>
+              </w:rPr>
+              <w:t xml:space="preserve">🔄 ERP Sync</w:t>
+            </w:r>
+          </w:p>
+        </w:tc>
+        <w:tc>
+          <w:tcPr>
+            <w:tcBorders>
+              <w:top w:val="single" w:color="CBD5E0" w:sz="1"/>
+              <w:left w:val="single" w:color="CBD5E0" w:sz="1"/>
+              <w:bottom w:val="single" w:color="CBD5E0" w:sz="1"/>
+              <w:right w:val="single" w:color="CBD5E0" w:sz="1"/>
+            </w:tcBorders>
+            <w:shd w:fill="FFFFFF" w:val="clear"/>
+            <w:tcMar>
+              <w:top w:type="dxa" w:w="120"/>
+              <w:left w:type="dxa" w:w="140"/>
+              <w:bottom w:type="dxa" w:w="120"/>
+              <w:right w:type="dxa" w:w="140"/>
+            </w:tcMar>
+          </w:tcPr>
+          <w:p>
+            <w:r>
+              <w:rPr>
+                <w:rFonts w:ascii="Arial" w:cs="Arial" w:eastAsia="Arial" w:hAnsi="Arial"/>
+                <w:b w:val="false"/>
+                <w:bCs w:val="false"/>
+                <w:color w:val="2D3748"/>
+                <w:sz w:val="18"/>
+                <w:szCs w:val="18"/>
+              </w:rPr>
+              <w:t xml:space="preserve">Execution Progress (Site) / Sub-Contract Detailed Bid / Resolution</w:t>
+            </w:r>
+          </w:p>
+        </w:tc>
+        <w:tc>
+          <w:tcPr>
+            <w:tcBorders>
+              <w:top w:val="single" w:color="CBD5E0" w:sz="1"/>
+              <w:left w:val="single" w:color="CBD5E0" w:sz="1"/>
+              <w:bottom w:val="single" w:color="CBD5E0" w:sz="1"/>
+              <w:right w:val="single" w:color="CBD5E0" w:sz="1"/>
+            </w:tcBorders>
+            <w:shd w:fill="FFFFFF" w:val="clear"/>
+            <w:tcMar>
+              <w:top w:type="dxa" w:w="120"/>
+              <w:left w:type="dxa" w:w="140"/>
+              <w:bottom w:type="dxa" w:w="120"/>
+              <w:right w:type="dxa" w:w="140"/>
+            </w:tcMar>
+          </w:tcPr>
+          <w:p>
+            <w:r>
+              <w:rPr>
+                <w:rFonts w:ascii="Arial" w:cs="Arial" w:eastAsia="Arial" w:hAnsi="Arial"/>
+                <w:b w:val="false"/>
+                <w:bCs w:val="false"/>
+                <w:color w:val="2D3748"/>
+                <w:sz w:val="18"/>
+                <w:szCs w:val="18"/>
+              </w:rPr>
+              <w:t xml:space="preserve">Budget (A), Executed Budget, Resolved (B), Current Month, Cumulative (C), Exec Rate</w:t>
+            </w:r>
+          </w:p>
+        </w:tc>
+      </w:tr>
+      <w:tr>
+        <w:tc>
+          <w:tcPr>
+            <w:tcBorders>
+              <w:top w:val="single" w:color="CBD5E0" w:sz="1"/>
+              <w:left w:val="single" w:color="CBD5E0" w:sz="1"/>
+              <w:bottom w:val="single" w:color="CBD5E0" w:sz="1"/>
+              <w:right w:val="single" w:color="CBD5E0" w:sz="1"/>
+            </w:tcBorders>
+            <w:shd w:fill="FFFFFF" w:val="clear"/>
+            <w:tcMar>
+              <w:top w:type="dxa" w:w="120"/>
+              <w:left w:type="dxa" w:w="140"/>
+              <w:bottom w:type="dxa" w:w="120"/>
+              <w:right w:type="dxa" w:w="140"/>
+            </w:tcMar>
+          </w:tcPr>
+          <w:p>
+            <w:r>
+              <w:rPr>
+                <w:rFonts w:ascii="Arial" w:cs="Arial" w:eastAsia="Arial" w:hAnsi="Arial"/>
+                <w:b w:val="false"/>
+                <w:bCs w:val="false"/>
+                <w:color w:val="2D3748"/>
+                <w:sz w:val="18"/>
+                <w:szCs w:val="18"/>
+              </w:rPr>
+              <w:t xml:space="preserve">Project Detail (Construction) - Costing Tab</w:t>
+            </w:r>
+          </w:p>
+        </w:tc>
+        <w:tc>
+          <w:tcPr>
+            <w:tcBorders>
+              <w:top w:val="single" w:color="CBD5E0" w:sz="1"/>
+              <w:left w:val="single" w:color="CBD5E0" w:sz="1"/>
+              <w:bottom w:val="single" w:color="CBD5E0" w:sz="1"/>
+              <w:right w:val="single" w:color="CBD5E0" w:sz="1"/>
+            </w:tcBorders>
+            <w:shd w:fill="FFFFFF" w:val="clear"/>
+            <w:tcMar>
+              <w:top w:type="dxa" w:w="120"/>
+              <w:left w:type="dxa" w:w="140"/>
+              <w:bottom w:type="dxa" w:w="120"/>
+              <w:right w:type="dxa" w:w="140"/>
+            </w:tcMar>
+          </w:tcPr>
+          <w:p>
+            <w:r>
+              <w:rPr>
+                <w:rFonts w:ascii="Arial" w:cs="Arial" w:eastAsia="Arial" w:hAnsi="Arial"/>
+                <w:b w:val="false"/>
+                <w:bCs w:val="false"/>
+                <w:color w:val="2D3748"/>
+                <w:sz w:val="18"/>
+                <w:szCs w:val="18"/>
+              </w:rPr>
+              <w:t xml:space="preserve">Budget Execution by CBS (Direct Cost, Indirect Cost, Contingency)</w:t>
+            </w:r>
+          </w:p>
+        </w:tc>
+        <w:tc>
+          <w:tcPr>
+            <w:tcBorders>
+              <w:top w:val="single" w:color="CBD5E0" w:sz="1"/>
+              <w:left w:val="single" w:color="CBD5E0" w:sz="1"/>
+              <w:bottom w:val="single" w:color="CBD5E0" w:sz="1"/>
+              <w:right w:val="single" w:color="CBD5E0" w:sz="1"/>
+            </w:tcBorders>
+            <w:shd w:fill="FFFFFF" w:val="clear"/>
+            <w:tcMar>
+              <w:top w:type="dxa" w:w="120"/>
+              <w:left w:type="dxa" w:w="140"/>
+              <w:bottom w:type="dxa" w:w="120"/>
+              <w:right w:type="dxa" w:w="140"/>
+            </w:tcMar>
+          </w:tcPr>
+          <w:p>
+            <w:r>
+              <w:rPr>
+                <w:rFonts w:ascii="Arial" w:cs="Arial" w:eastAsia="Arial" w:hAnsi="Arial"/>
+                <w:b/>
+                <w:bCs/>
+                <w:color w:val="2D3748"/>
+                <w:sz w:val="18"/>
+                <w:szCs w:val="18"/>
+              </w:rPr>
+              <w:t xml:space="preserve">🔄 ERP Sync</w:t>
+            </w:r>
+          </w:p>
+        </w:tc>
+        <w:tc>
+          <w:tcPr>
+            <w:tcBorders>
+              <w:top w:val="single" w:color="CBD5E0" w:sz="1"/>
+              <w:left w:val="single" w:color="CBD5E0" w:sz="1"/>
+              <w:bottom w:val="single" w:color="CBD5E0" w:sz="1"/>
+              <w:right w:val="single" w:color="CBD5E0" w:sz="1"/>
+            </w:tcBorders>
+            <w:shd w:fill="FFFFFF" w:val="clear"/>
+            <w:tcMar>
+              <w:top w:type="dxa" w:w="120"/>
+              <w:left w:type="dxa" w:w="140"/>
+              <w:bottom w:type="dxa" w:w="120"/>
+              <w:right w:type="dxa" w:w="140"/>
+            </w:tcMar>
+          </w:tcPr>
+          <w:p>
+            <w:r>
+              <w:rPr>
+                <w:rFonts w:ascii="Arial" w:cs="Arial" w:eastAsia="Arial" w:hAnsi="Arial"/>
+                <w:b w:val="false"/>
+                <w:bCs w:val="false"/>
+                <w:color w:val="2D3748"/>
+                <w:sz w:val="18"/>
+                <w:szCs w:val="18"/>
+              </w:rPr>
+              <w:t xml:space="preserve">Execution Budget Proposal &gt; Cost Breakdown</w:t>
+            </w:r>
+          </w:p>
+        </w:tc>
+        <w:tc>
+          <w:tcPr>
+            <w:tcBorders>
+              <w:top w:val="single" w:color="CBD5E0" w:sz="1"/>
+              <w:left w:val="single" w:color="CBD5E0" w:sz="1"/>
+              <w:bottom w:val="single" w:color="CBD5E0" w:sz="1"/>
+              <w:right w:val="single" w:color="CBD5E0" w:sz="1"/>
+            </w:tcBorders>
+            <w:shd w:fill="FFFFFF" w:val="clear"/>
+            <w:tcMar>
+              <w:top w:type="dxa" w:w="120"/>
+              <w:left w:type="dxa" w:w="140"/>
+              <w:bottom w:type="dxa" w:w="120"/>
+              <w:right w:type="dxa" w:w="140"/>
+            </w:tcMar>
+          </w:tcPr>
+          <w:p>
+            <w:r>
+              <w:rPr>
+                <w:rFonts w:ascii="Arial" w:cs="Arial" w:eastAsia="Arial" w:hAnsi="Arial"/>
+                <w:b w:val="false"/>
+                <w:bCs w:val="false"/>
+                <w:color w:val="2D3748"/>
+                <w:sz w:val="18"/>
+                <w:szCs w:val="18"/>
+              </w:rPr>
+              <w:t xml:space="preserve">Budget &amp; Incurred Cost by Standard CBS</w:t>
+            </w:r>
+          </w:p>
+        </w:tc>
+      </w:tr>
+      <w:tr>
+        <w:tc>
+          <w:tcPr>
+            <w:tcBorders>
+              <w:top w:val="single" w:color="CBD5E0" w:sz="1"/>
+              <w:left w:val="single" w:color="CBD5E0" w:sz="1"/>
+              <w:bottom w:val="single" w:color="CBD5E0" w:sz="1"/>
+              <w:right w:val="single" w:color="CBD5E0" w:sz="1"/>
+            </w:tcBorders>
+            <w:shd w:fill="FFFFFF" w:val="clear"/>
+            <w:tcMar>
+              <w:top w:type="dxa" w:w="120"/>
+              <w:left w:type="dxa" w:w="140"/>
+              <w:bottom w:type="dxa" w:w="120"/>
+              <w:right w:type="dxa" w:w="140"/>
+            </w:tcMar>
+          </w:tcPr>
+          <w:p>
+            <w:r>
+              <w:rPr>
+                <w:rFonts w:ascii="Arial" w:cs="Arial" w:eastAsia="Arial" w:hAnsi="Arial"/>
+                <w:b w:val="false"/>
+                <w:bCs w:val="false"/>
+                <w:color w:val="2D3748"/>
+                <w:sz w:val="18"/>
+                <w:szCs w:val="18"/>
+              </w:rPr>
+              <w:t xml:space="preserve">Project Detail (Construction) - Costing Tab</w:t>
+            </w:r>
+          </w:p>
+        </w:tc>
+        <w:tc>
+          <w:tcPr>
+            <w:tcBorders>
+              <w:top w:val="single" w:color="CBD5E0" w:sz="1"/>
+              <w:left w:val="single" w:color="CBD5E0" w:sz="1"/>
+              <w:bottom w:val="single" w:color="CBD5E0" w:sz="1"/>
+              <w:right w:val="single" w:color="CBD5E0" w:sz="1"/>
+            </w:tcBorders>
+            <w:shd w:fill="FFFFFF" w:val="clear"/>
+            <w:tcMar>
+              <w:top w:type="dxa" w:w="120"/>
+              <w:left w:type="dxa" w:w="140"/>
+              <w:bottom w:type="dxa" w:w="120"/>
+              <w:right w:type="dxa" w:w="140"/>
+            </w:tcMar>
+          </w:tcPr>
+          <w:p>
+            <w:r>
+              <w:rPr>
+                <w:rFonts w:ascii="Arial" w:cs="Arial" w:eastAsia="Arial" w:hAnsi="Arial"/>
+                <w:b w:val="false"/>
+                <w:bCs w:val="false"/>
+                <w:color w:val="2D3748"/>
+                <w:sz w:val="18"/>
+                <w:szCs w:val="18"/>
+              </w:rPr>
+              <w:t xml:space="preserve">Monthly Cost Plan &amp; Work Type Breakdown</w:t>
+            </w:r>
+          </w:p>
+        </w:tc>
+        <w:tc>
+          <w:tcPr>
+            <w:tcBorders>
+              <w:top w:val="single" w:color="CBD5E0" w:sz="1"/>
+              <w:left w:val="single" w:color="CBD5E0" w:sz="1"/>
+              <w:bottom w:val="single" w:color="CBD5E0" w:sz="1"/>
+              <w:right w:val="single" w:color="CBD5E0" w:sz="1"/>
+            </w:tcBorders>
+            <w:shd w:fill="FFFFFF" w:val="clear"/>
+            <w:tcMar>
+              <w:top w:type="dxa" w:w="120"/>
+              <w:left w:type="dxa" w:w="140"/>
+              <w:bottom w:type="dxa" w:w="120"/>
+              <w:right w:type="dxa" w:w="140"/>
+            </w:tcMar>
+          </w:tcPr>
+          <w:p>
+            <w:r>
+              <w:rPr>
+                <w:rFonts w:ascii="Arial" w:cs="Arial" w:eastAsia="Arial" w:hAnsi="Arial"/>
+                <w:b/>
+                <w:bCs/>
+                <w:color w:val="2D3748"/>
+                <w:sz w:val="18"/>
+                <w:szCs w:val="18"/>
+              </w:rPr>
+              <w:t xml:space="preserve">✍️ Manual Entry</w:t>
+            </w:r>
+          </w:p>
+        </w:tc>
+        <w:tc>
+          <w:tcPr>
+            <w:tcBorders>
+              <w:top w:val="single" w:color="CBD5E0" w:sz="1"/>
+              <w:left w:val="single" w:color="CBD5E0" w:sz="1"/>
+              <w:bottom w:val="single" w:color="CBD5E0" w:sz="1"/>
+              <w:right w:val="single" w:color="CBD5E0" w:sz="1"/>
+            </w:tcBorders>
+            <w:shd w:fill="FFFFFF" w:val="clear"/>
+            <w:tcMar>
+              <w:top w:type="dxa" w:w="120"/>
+              <w:left w:type="dxa" w:w="140"/>
+              <w:bottom w:type="dxa" w:w="120"/>
+              <w:right w:type="dxa" w:w="140"/>
+            </w:tcMar>
+          </w:tcPr>
+          <w:p>
+            <w:r>
+              <w:rPr>
+                <w:rFonts w:ascii="Arial" w:cs="Arial" w:eastAsia="Arial" w:hAnsi="Arial"/>
+                <w:b w:val="false"/>
+                <w:bCs w:val="false"/>
+                <w:color w:val="2D3748"/>
+                <w:sz w:val="18"/>
+                <w:szCs w:val="18"/>
+              </w:rPr>
+              <w:t xml:space="preserve">N/A (Site Cost Incurrence Plan)</w:t>
+            </w:r>
+          </w:p>
+        </w:tc>
+        <w:tc>
+          <w:tcPr>
+            <w:tcBorders>
+              <w:top w:val="single" w:color="CBD5E0" w:sz="1"/>
+              <w:left w:val="single" w:color="CBD5E0" w:sz="1"/>
+              <w:bottom w:val="single" w:color="CBD5E0" w:sz="1"/>
+              <w:right w:val="single" w:color="CBD5E0" w:sz="1"/>
+            </w:tcBorders>
+            <w:shd w:fill="FFFFFF" w:val="clear"/>
+            <w:tcMar>
+              <w:top w:type="dxa" w:w="120"/>
+              <w:left w:type="dxa" w:w="140"/>
+              <w:bottom w:type="dxa" w:w="120"/>
+              <w:right w:type="dxa" w:w="140"/>
+            </w:tcMar>
+          </w:tcPr>
+          <w:p>
+            <w:r>
+              <w:rPr>
+                <w:rFonts w:ascii="Arial" w:cs="Arial" w:eastAsia="Arial" w:hAnsi="Arial"/>
+                <w:b w:val="false"/>
+                <w:bCs w:val="false"/>
+                <w:color w:val="2D3748"/>
+                <w:sz w:val="18"/>
+                <w:szCs w:val="18"/>
+              </w:rPr>
+              <w:t xml:space="preserve">Data Entry Tab &gt; 4. Cost Plan/Actual by Work Type</w:t>
+            </w:r>
+          </w:p>
+        </w:tc>
+      </w:tr>
+      <w:tr>
+        <w:tc>
+          <w:tcPr>
+            <w:tcBorders>
+              <w:top w:val="single" w:color="CBD5E0" w:sz="1"/>
+              <w:left w:val="single" w:color="CBD5E0" w:sz="1"/>
+              <w:bottom w:val="single" w:color="CBD5E0" w:sz="1"/>
+              <w:right w:val="single" w:color="CBD5E0" w:sz="1"/>
+            </w:tcBorders>
+            <w:shd w:fill="FFFFFF" w:val="clear"/>
+            <w:tcMar>
+              <w:top w:type="dxa" w:w="120"/>
+              <w:left w:type="dxa" w:w="140"/>
+              <w:bottom w:type="dxa" w:w="120"/>
+              <w:right w:type="dxa" w:w="140"/>
+            </w:tcMar>
+          </w:tcPr>
+          <w:p>
+            <w:r>
+              <w:rPr>
+                <w:rFonts w:ascii="Arial" w:cs="Arial" w:eastAsia="Arial" w:hAnsi="Arial"/>
+                <w:b w:val="false"/>
+                <w:bCs w:val="false"/>
+                <w:color w:val="2D3748"/>
+                <w:sz w:val="18"/>
+                <w:szCs w:val="18"/>
+              </w:rPr>
+              <w:t xml:space="preserve">Project Detail (Construction) - Cash Flow Tab</w:t>
+            </w:r>
+          </w:p>
+        </w:tc>
+        <w:tc>
+          <w:tcPr>
+            <w:tcBorders>
+              <w:top w:val="single" w:color="CBD5E0" w:sz="1"/>
+              <w:left w:val="single" w:color="CBD5E0" w:sz="1"/>
+              <w:bottom w:val="single" w:color="CBD5E0" w:sz="1"/>
+              <w:right w:val="single" w:color="CBD5E0" w:sz="1"/>
+            </w:tcBorders>
+            <w:shd w:fill="FFFFFF" w:val="clear"/>
+            <w:tcMar>
+              <w:top w:type="dxa" w:w="120"/>
+              <w:left w:type="dxa" w:w="140"/>
+              <w:bottom w:type="dxa" w:w="120"/>
+              <w:right w:type="dxa" w:w="140"/>
+            </w:tcMar>
+          </w:tcPr>
+          <w:p>
+            <w:r>
+              <w:rPr>
+                <w:rFonts w:ascii="Arial" w:cs="Arial" w:eastAsia="Arial" w:hAnsi="Arial"/>
+                <w:b w:val="false"/>
+                <w:bCs w:val="false"/>
+                <w:color w:val="2D3748"/>
+                <w:sz w:val="18"/>
+                <w:szCs w:val="18"/>
+              </w:rPr>
+              <w:t xml:space="preserve">Project Cash Inflow / Cash Outflow / Cash Balance</w:t>
+            </w:r>
+          </w:p>
+        </w:tc>
+        <w:tc>
+          <w:tcPr>
+            <w:tcBorders>
+              <w:top w:val="single" w:color="CBD5E0" w:sz="1"/>
+              <w:left w:val="single" w:color="CBD5E0" w:sz="1"/>
+              <w:bottom w:val="single" w:color="CBD5E0" w:sz="1"/>
+              <w:right w:val="single" w:color="CBD5E0" w:sz="1"/>
+            </w:tcBorders>
+            <w:shd w:fill="FFFFFF" w:val="clear"/>
+            <w:tcMar>
+              <w:top w:type="dxa" w:w="120"/>
+              <w:left w:type="dxa" w:w="140"/>
+              <w:bottom w:type="dxa" w:w="120"/>
+              <w:right w:type="dxa" w:w="140"/>
+            </w:tcMar>
+          </w:tcPr>
+          <w:p>
+            <w:r>
+              <w:rPr>
+                <w:rFonts w:ascii="Arial" w:cs="Arial" w:eastAsia="Arial" w:hAnsi="Arial"/>
+                <w:b/>
+                <w:bCs/>
+                <w:color w:val="2D3748"/>
+                <w:sz w:val="18"/>
+                <w:szCs w:val="18"/>
+              </w:rPr>
+              <w:t xml:space="preserve">🔄 ERP Sync</w:t>
+            </w:r>
+          </w:p>
+        </w:tc>
+        <w:tc>
+          <w:tcPr>
+            <w:tcBorders>
+              <w:top w:val="single" w:color="CBD5E0" w:sz="1"/>
+              <w:left w:val="single" w:color="CBD5E0" w:sz="1"/>
+              <w:bottom w:val="single" w:color="CBD5E0" w:sz="1"/>
+              <w:right w:val="single" w:color="CBD5E0" w:sz="1"/>
+            </w:tcBorders>
+            <w:shd w:fill="FFFFFF" w:val="clear"/>
+            <w:tcMar>
+              <w:top w:type="dxa" w:w="120"/>
+              <w:left w:type="dxa" w:w="140"/>
+              <w:bottom w:type="dxa" w:w="120"/>
+              <w:right w:type="dxa" w:w="140"/>
+            </w:tcMar>
+          </w:tcPr>
+          <w:p>
+            <w:r>
+              <w:rPr>
+                <w:rFonts w:ascii="Arial" w:cs="Arial" w:eastAsia="Arial" w:hAnsi="Arial"/>
+                <w:b w:val="false"/>
+                <w:bCs w:val="false"/>
+                <w:color w:val="2D3748"/>
+                <w:sz w:val="18"/>
+                <w:szCs w:val="18"/>
+              </w:rPr>
+              <w:t xml:space="preserve">1. Site Fund Movement (Cash / Bank) / Transactions</w:t>
+            </w:r>
+          </w:p>
+        </w:tc>
+        <w:tc>
+          <w:tcPr>
+            <w:tcBorders>
+              <w:top w:val="single" w:color="CBD5E0" w:sz="1"/>
+              <w:left w:val="single" w:color="CBD5E0" w:sz="1"/>
+              <w:bottom w:val="single" w:color="CBD5E0" w:sz="1"/>
+              <w:right w:val="single" w:color="CBD5E0" w:sz="1"/>
+            </w:tcBorders>
+            <w:shd w:fill="FFFFFF" w:val="clear"/>
+            <w:tcMar>
+              <w:top w:type="dxa" w:w="120"/>
+              <w:left w:type="dxa" w:w="140"/>
+              <w:bottom w:type="dxa" w:w="120"/>
+              <w:right w:type="dxa" w:w="140"/>
+            </w:tcMar>
+          </w:tcPr>
+          <w:p>
+            <w:r>
+              <w:rPr>
+                <w:rFonts w:ascii="Arial" w:cs="Arial" w:eastAsia="Arial" w:hAnsi="Arial"/>
+                <w:b w:val="false"/>
+                <w:bCs w:val="false"/>
+                <w:color w:val="2D3748"/>
+                <w:sz w:val="18"/>
+                <w:szCs w:val="18"/>
+              </w:rPr>
+              <w:t xml:space="preserve">Income / Withdrawal / Opening Balance</w:t>
+            </w:r>
+          </w:p>
+        </w:tc>
+      </w:tr>
+      <w:tr>
+        <w:tc>
+          <w:tcPr>
+            <w:tcBorders>
+              <w:top w:val="single" w:color="CBD5E0" w:sz="1"/>
+              <w:left w:val="single" w:color="CBD5E0" w:sz="1"/>
+              <w:bottom w:val="single" w:color="CBD5E0" w:sz="1"/>
+              <w:right w:val="single" w:color="CBD5E0" w:sz="1"/>
+            </w:tcBorders>
+            <w:shd w:fill="FFFFFF" w:val="clear"/>
+            <w:tcMar>
+              <w:top w:type="dxa" w:w="120"/>
+              <w:left w:type="dxa" w:w="140"/>
+              <w:bottom w:type="dxa" w:w="120"/>
+              <w:right w:type="dxa" w:w="140"/>
+            </w:tcMar>
+          </w:tcPr>
+          <w:p>
+            <w:r>
+              <w:rPr>
+                <w:rFonts w:ascii="Arial" w:cs="Arial" w:eastAsia="Arial" w:hAnsi="Arial"/>
+                <w:b w:val="false"/>
+                <w:bCs w:val="false"/>
+                <w:color w:val="2D3748"/>
+                <w:sz w:val="18"/>
+                <w:szCs w:val="18"/>
+              </w:rPr>
+              <w:t xml:space="preserve">Project Detail (Service) - Overview &amp; Sales</w:t>
+            </w:r>
+          </w:p>
+        </w:tc>
+        <w:tc>
+          <w:tcPr>
+            <w:tcBorders>
+              <w:top w:val="single" w:color="CBD5E0" w:sz="1"/>
+              <w:left w:val="single" w:color="CBD5E0" w:sz="1"/>
+              <w:bottom w:val="single" w:color="CBD5E0" w:sz="1"/>
+              <w:right w:val="single" w:color="CBD5E0" w:sz="1"/>
+            </w:tcBorders>
+            <w:shd w:fill="FFFFFF" w:val="clear"/>
+            <w:tcMar>
+              <w:top w:type="dxa" w:w="120"/>
+              <w:left w:type="dxa" w:w="140"/>
+              <w:bottom w:type="dxa" w:w="120"/>
+              <w:right w:type="dxa" w:w="140"/>
+            </w:tcMar>
+          </w:tcPr>
+          <w:p>
+            <w:r>
+              <w:rPr>
+                <w:rFonts w:ascii="Arial" w:cs="Arial" w:eastAsia="Arial" w:hAnsi="Arial"/>
+                <w:b w:val="false"/>
+                <w:bCs w:val="false"/>
+                <w:color w:val="2D3748"/>
+                <w:sz w:val="18"/>
+                <w:szCs w:val="18"/>
+              </w:rPr>
+              <w:t xml:space="preserve">Service Contract &amp; Scope Details</w:t>
+            </w:r>
+          </w:p>
+        </w:tc>
+        <w:tc>
+          <w:tcPr>
+            <w:tcBorders>
+              <w:top w:val="single" w:color="CBD5E0" w:sz="1"/>
+              <w:left w:val="single" w:color="CBD5E0" w:sz="1"/>
+              <w:bottom w:val="single" w:color="CBD5E0" w:sz="1"/>
+              <w:right w:val="single" w:color="CBD5E0" w:sz="1"/>
+            </w:tcBorders>
+            <w:shd w:fill="FFFFFF" w:val="clear"/>
+            <w:tcMar>
+              <w:top w:type="dxa" w:w="120"/>
+              <w:left w:type="dxa" w:w="140"/>
+              <w:bottom w:type="dxa" w:w="120"/>
+              <w:right w:type="dxa" w:w="140"/>
+            </w:tcMar>
+          </w:tcPr>
+          <w:p>
+            <w:r>
+              <w:rPr>
+                <w:rFonts w:ascii="Arial" w:cs="Arial" w:eastAsia="Arial" w:hAnsi="Arial"/>
+                <w:b/>
+                <w:bCs/>
+                <w:color w:val="2D3748"/>
+                <w:sz w:val="18"/>
+                <w:szCs w:val="18"/>
+              </w:rPr>
+              <w:t xml:space="preserve">✍️ Manual Entry</w:t>
+            </w:r>
+          </w:p>
+        </w:tc>
+        <w:tc>
+          <w:tcPr>
+            <w:tcBorders>
+              <w:top w:val="single" w:color="CBD5E0" w:sz="1"/>
+              <w:left w:val="single" w:color="CBD5E0" w:sz="1"/>
+              <w:bottom w:val="single" w:color="CBD5E0" w:sz="1"/>
+              <w:right w:val="single" w:color="CBD5E0" w:sz="1"/>
+            </w:tcBorders>
+            <w:shd w:fill="FFFFFF" w:val="clear"/>
+            <w:tcMar>
+              <w:top w:type="dxa" w:w="120"/>
+              <w:left w:type="dxa" w:w="140"/>
+              <w:bottom w:type="dxa" w:w="120"/>
+              <w:right w:type="dxa" w:w="140"/>
+            </w:tcMar>
+          </w:tcPr>
+          <w:p>
+            <w:r>
+              <w:rPr>
+                <w:rFonts w:ascii="Arial" w:cs="Arial" w:eastAsia="Arial" w:hAnsi="Arial"/>
+                <w:b w:val="false"/>
+                <w:bCs w:val="false"/>
+                <w:color w:val="2D3748"/>
+                <w:sz w:val="18"/>
+                <w:szCs w:val="18"/>
+              </w:rPr>
+              <w:t xml:space="preserve">Service Contract / Order Management</w:t>
+            </w:r>
+          </w:p>
+        </w:tc>
+        <w:tc>
+          <w:tcPr>
+            <w:tcBorders>
+              <w:top w:val="single" w:color="CBD5E0" w:sz="1"/>
+              <w:left w:val="single" w:color="CBD5E0" w:sz="1"/>
+              <w:bottom w:val="single" w:color="CBD5E0" w:sz="1"/>
+              <w:right w:val="single" w:color="CBD5E0" w:sz="1"/>
+            </w:tcBorders>
+            <w:shd w:fill="FFFFFF" w:val="clear"/>
+            <w:tcMar>
+              <w:top w:type="dxa" w:w="120"/>
+              <w:left w:type="dxa" w:w="140"/>
+              <w:bottom w:type="dxa" w:w="120"/>
+              <w:right w:type="dxa" w:w="140"/>
+            </w:tcMar>
+          </w:tcPr>
+          <w:p>
+            <w:r>
+              <w:rPr>
+                <w:rFonts w:ascii="Arial" w:cs="Arial" w:eastAsia="Arial" w:hAnsi="Arial"/>
+                <w:b w:val="false"/>
+                <w:bCs w:val="false"/>
+                <w:color w:val="2D3748"/>
+                <w:sz w:val="18"/>
+                <w:szCs w:val="18"/>
+              </w:rPr>
+              <w:t xml:space="preserve">Data Entry Tab &gt; Service Overview (Period, Client, Scope, Payment Terms)</w:t>
+            </w:r>
+          </w:p>
+        </w:tc>
+      </w:tr>
+      <w:tr>
+        <w:tc>
+          <w:tcPr>
+            <w:tcBorders>
+              <w:top w:val="single" w:color="CBD5E0" w:sz="1"/>
+              <w:left w:val="single" w:color="CBD5E0" w:sz="1"/>
+              <w:bottom w:val="single" w:color="CBD5E0" w:sz="1"/>
+              <w:right w:val="single" w:color="CBD5E0" w:sz="1"/>
+            </w:tcBorders>
+            <w:shd w:fill="FFFFFF" w:val="clear"/>
+            <w:tcMar>
+              <w:top w:type="dxa" w:w="120"/>
+              <w:left w:type="dxa" w:w="140"/>
+              <w:bottom w:type="dxa" w:w="120"/>
+              <w:right w:type="dxa" w:w="140"/>
+            </w:tcMar>
+          </w:tcPr>
+          <w:p>
+            <w:r>
+              <w:rPr>
+                <w:rFonts w:ascii="Arial" w:cs="Arial" w:eastAsia="Arial" w:hAnsi="Arial"/>
+                <w:b w:val="false"/>
+                <w:bCs w:val="false"/>
+                <w:color w:val="2D3748"/>
+                <w:sz w:val="18"/>
+                <w:szCs w:val="18"/>
+              </w:rPr>
+              <w:t xml:space="preserve">Project Detail (Service) - Sales &amp; COGS Tab</w:t>
+            </w:r>
+          </w:p>
+        </w:tc>
+        <w:tc>
+          <w:tcPr>
+            <w:tcBorders>
+              <w:top w:val="single" w:color="CBD5E0" w:sz="1"/>
+              <w:left w:val="single" w:color="CBD5E0" w:sz="1"/>
+              <w:bottom w:val="single" w:color="CBD5E0" w:sz="1"/>
+              <w:right w:val="single" w:color="CBD5E0" w:sz="1"/>
+            </w:tcBorders>
+            <w:shd w:fill="FFFFFF" w:val="clear"/>
+            <w:tcMar>
+              <w:top w:type="dxa" w:w="120"/>
+              <w:left w:type="dxa" w:w="140"/>
+              <w:bottom w:type="dxa" w:w="120"/>
+              <w:right w:type="dxa" w:w="140"/>
+            </w:tcMar>
+          </w:tcPr>
+          <w:p>
+            <w:r>
+              <w:rPr>
+                <w:rFonts w:ascii="Arial" w:cs="Arial" w:eastAsia="Arial" w:hAnsi="Arial"/>
+                <w:b w:val="false"/>
+                <w:bCs w:val="false"/>
+                <w:color w:val="2D3748"/>
+                <w:sz w:val="18"/>
+                <w:szCs w:val="18"/>
+              </w:rPr>
+              <w:t xml:space="preserve">Service Monthly Accounting &amp; Executed COGS</w:t>
+            </w:r>
+          </w:p>
+        </w:tc>
+        <w:tc>
+          <w:tcPr>
+            <w:tcBorders>
+              <w:top w:val="single" w:color="CBD5E0" w:sz="1"/>
+              <w:left w:val="single" w:color="CBD5E0" w:sz="1"/>
+              <w:bottom w:val="single" w:color="CBD5E0" w:sz="1"/>
+              <w:right w:val="single" w:color="CBD5E0" w:sz="1"/>
+            </w:tcBorders>
+            <w:shd w:fill="FFFFFF" w:val="clear"/>
+            <w:tcMar>
+              <w:top w:type="dxa" w:w="120"/>
+              <w:left w:type="dxa" w:w="140"/>
+              <w:bottom w:type="dxa" w:w="120"/>
+              <w:right w:type="dxa" w:w="140"/>
+            </w:tcMar>
+          </w:tcPr>
+          <w:p>
+            <w:r>
+              <w:rPr>
+                <w:rFonts w:ascii="Arial" w:cs="Arial" w:eastAsia="Arial" w:hAnsi="Arial"/>
+                <w:b/>
+                <w:bCs/>
+                <w:color w:val="2D3748"/>
+                <w:sz w:val="18"/>
+                <w:szCs w:val="18"/>
+              </w:rPr>
+              <w:t xml:space="preserve">✍️ Manual Entry</w:t>
+            </w:r>
+          </w:p>
+        </w:tc>
+        <w:tc>
+          <w:tcPr>
+            <w:tcBorders>
+              <w:top w:val="single" w:color="CBD5E0" w:sz="1"/>
+              <w:left w:val="single" w:color="CBD5E0" w:sz="1"/>
+              <w:bottom w:val="single" w:color="CBD5E0" w:sz="1"/>
+              <w:right w:val="single" w:color="CBD5E0" w:sz="1"/>
+            </w:tcBorders>
+            <w:shd w:fill="FFFFFF" w:val="clear"/>
+            <w:tcMar>
+              <w:top w:type="dxa" w:w="120"/>
+              <w:left w:type="dxa" w:w="140"/>
+              <w:bottom w:type="dxa" w:w="120"/>
+              <w:right w:type="dxa" w:w="140"/>
+            </w:tcMar>
+          </w:tcPr>
+          <w:p>
+            <w:r>
+              <w:rPr>
+                <w:rFonts w:ascii="Arial" w:cs="Arial" w:eastAsia="Arial" w:hAnsi="Arial"/>
+                <w:b w:val="false"/>
+                <w:bCs w:val="false"/>
+                <w:color w:val="2D3748"/>
+                <w:sz w:val="18"/>
+                <w:szCs w:val="18"/>
+              </w:rPr>
+              <w:t xml:space="preserve">Monthly Management Performance / Service Cost</w:t>
+            </w:r>
+          </w:p>
+        </w:tc>
+        <w:tc>
+          <w:tcPr>
+            <w:tcBorders>
+              <w:top w:val="single" w:color="CBD5E0" w:sz="1"/>
+              <w:left w:val="single" w:color="CBD5E0" w:sz="1"/>
+              <w:bottom w:val="single" w:color="CBD5E0" w:sz="1"/>
+              <w:right w:val="single" w:color="CBD5E0" w:sz="1"/>
+            </w:tcBorders>
+            <w:shd w:fill="FFFFFF" w:val="clear"/>
+            <w:tcMar>
+              <w:top w:type="dxa" w:w="120"/>
+              <w:left w:type="dxa" w:w="140"/>
+              <w:bottom w:type="dxa" w:w="120"/>
+              <w:right w:type="dxa" w:w="140"/>
+            </w:tcMar>
+          </w:tcPr>
+          <w:p>
+            <w:r>
+              <w:rPr>
+                <w:rFonts w:ascii="Arial" w:cs="Arial" w:eastAsia="Arial" w:hAnsi="Arial"/>
+                <w:b w:val="false"/>
+                <w:bCs w:val="false"/>
+                <w:color w:val="2D3748"/>
+                <w:sz w:val="18"/>
+                <w:szCs w:val="18"/>
+              </w:rPr>
+              <w:t xml:space="preserve">Data Entry Tab &gt; 3. Monthly Cost of Revenue</w:t>
+            </w:r>
+          </w:p>
+        </w:tc>
+      </w:tr>
+      <w:tr>
+        <w:tc>
+          <w:tcPr>
+            <w:tcBorders>
+              <w:top w:val="single" w:color="CBD5E0" w:sz="1"/>
+              <w:left w:val="single" w:color="CBD5E0" w:sz="1"/>
+              <w:bottom w:val="single" w:color="CBD5E0" w:sz="1"/>
+              <w:right w:val="single" w:color="CBD5E0" w:sz="1"/>
+            </w:tcBorders>
+            <w:shd w:fill="FFFFFF" w:val="clear"/>
+            <w:tcMar>
+              <w:top w:type="dxa" w:w="120"/>
+              <w:left w:type="dxa" w:w="140"/>
+              <w:bottom w:type="dxa" w:w="120"/>
+              <w:right w:type="dxa" w:w="140"/>
+            </w:tcMar>
+          </w:tcPr>
+          <w:p>
+            <w:r>
+              <w:rPr>
+                <w:rFonts w:ascii="Arial" w:cs="Arial" w:eastAsia="Arial" w:hAnsi="Arial"/>
+                <w:b w:val="false"/>
+                <w:bCs w:val="false"/>
+                <w:color w:val="2D3748"/>
+                <w:sz w:val="18"/>
+                <w:szCs w:val="18"/>
+              </w:rPr>
+              <w:t xml:space="preserve">System Administration - Data Sync &amp; Imports</w:t>
+            </w:r>
+          </w:p>
+        </w:tc>
+        <w:tc>
+          <w:tcPr>
+            <w:tcBorders>
+              <w:top w:val="single" w:color="CBD5E0" w:sz="1"/>
+              <w:left w:val="single" w:color="CBD5E0" w:sz="1"/>
+              <w:bottom w:val="single" w:color="CBD5E0" w:sz="1"/>
+              <w:right w:val="single" w:color="CBD5E0" w:sz="1"/>
+            </w:tcBorders>
+            <w:shd w:fill="FFFFFF" w:val="clear"/>
+            <w:tcMar>
+              <w:top w:type="dxa" w:w="120"/>
+              <w:left w:type="dxa" w:w="140"/>
+              <w:bottom w:type="dxa" w:w="120"/>
+              <w:right w:type="dxa" w:w="140"/>
+            </w:tcMar>
+          </w:tcPr>
+          <w:p>
+            <w:r>
+              <w:rPr>
+                <w:rFonts w:ascii="Arial" w:cs="Arial" w:eastAsia="Arial" w:hAnsi="Arial"/>
+                <w:b w:val="false"/>
+                <w:bCs w:val="false"/>
+                <w:color w:val="2D3748"/>
+                <w:sz w:val="18"/>
+                <w:szCs w:val="18"/>
+              </w:rPr>
+              <w:t xml:space="preserve">Exchange Rate Maintenance (USD / VND / KRW)</w:t>
+            </w:r>
+          </w:p>
+        </w:tc>
+        <w:tc>
+          <w:tcPr>
+            <w:tcBorders>
+              <w:top w:val="single" w:color="CBD5E0" w:sz="1"/>
+              <w:left w:val="single" w:color="CBD5E0" w:sz="1"/>
+              <w:bottom w:val="single" w:color="CBD5E0" w:sz="1"/>
+              <w:right w:val="single" w:color="CBD5E0" w:sz="1"/>
+            </w:tcBorders>
+            <w:shd w:fill="FFFFFF" w:val="clear"/>
+            <w:tcMar>
+              <w:top w:type="dxa" w:w="120"/>
+              <w:left w:type="dxa" w:w="140"/>
+              <w:bottom w:type="dxa" w:w="120"/>
+              <w:right w:type="dxa" w:w="140"/>
+            </w:tcMar>
+          </w:tcPr>
+          <w:p>
+            <w:r>
+              <w:rPr>
+                <w:rFonts w:ascii="Arial" w:cs="Arial" w:eastAsia="Arial" w:hAnsi="Arial"/>
+                <w:b/>
+                <w:bCs/>
+                <w:color w:val="2D3748"/>
+                <w:sz w:val="18"/>
+                <w:szCs w:val="18"/>
+              </w:rPr>
+              <w:t xml:space="preserve">✍️ Manual Entry</w:t>
+            </w:r>
+          </w:p>
+        </w:tc>
+        <w:tc>
+          <w:tcPr>
+            <w:tcBorders>
+              <w:top w:val="single" w:color="CBD5E0" w:sz="1"/>
+              <w:left w:val="single" w:color="CBD5E0" w:sz="1"/>
+              <w:bottom w:val="single" w:color="CBD5E0" w:sz="1"/>
+              <w:right w:val="single" w:color="CBD5E0" w:sz="1"/>
+            </w:tcBorders>
+            <w:shd w:fill="FFFFFF" w:val="clear"/>
+            <w:tcMar>
+              <w:top w:type="dxa" w:w="120"/>
+              <w:left w:type="dxa" w:w="140"/>
+              <w:bottom w:type="dxa" w:w="120"/>
+              <w:right w:type="dxa" w:w="140"/>
+            </w:tcMar>
+          </w:tcPr>
+          <w:p>
+            <w:r>
+              <w:rPr>
+                <w:rFonts w:ascii="Arial" w:cs="Arial" w:eastAsia="Arial" w:hAnsi="Arial"/>
+                <w:b w:val="false"/>
+                <w:bCs w:val="false"/>
+                <w:color w:val="2D3748"/>
+                <w:sz w:val="18"/>
+                <w:szCs w:val="18"/>
+              </w:rPr>
+              <w:t xml:space="preserve">Contract Exchange Rate / CHTB_EXCHANGE_RATIO</w:t>
+            </w:r>
+          </w:p>
+        </w:tc>
+        <w:tc>
+          <w:tcPr>
+            <w:tcBorders>
+              <w:top w:val="single" w:color="CBD5E0" w:sz="1"/>
+              <w:left w:val="single" w:color="CBD5E0" w:sz="1"/>
+              <w:bottom w:val="single" w:color="CBD5E0" w:sz="1"/>
+              <w:right w:val="single" w:color="CBD5E0" w:sz="1"/>
+            </w:tcBorders>
+            <w:shd w:fill="FFFFFF" w:val="clear"/>
+            <w:tcMar>
+              <w:top w:type="dxa" w:w="120"/>
+              <w:left w:type="dxa" w:w="140"/>
+              <w:bottom w:type="dxa" w:w="120"/>
+              <w:right w:type="dxa" w:w="140"/>
+            </w:tcMar>
+          </w:tcPr>
+          <w:p>
+            <w:r>
+              <w:rPr>
+                <w:rFonts w:ascii="Arial" w:cs="Arial" w:eastAsia="Arial" w:hAnsi="Arial"/>
+                <w:b w:val="false"/>
+                <w:bCs w:val="false"/>
+                <w:color w:val="2D3748"/>
+                <w:sz w:val="18"/>
+                <w:szCs w:val="18"/>
+              </w:rPr>
+              <w:t xml:space="preserve">Dashboard Top FX Rate Editor Modal</w:t>
+            </w:r>
+          </w:p>
+        </w:tc>
+      </w:tr>
+      <w:tr>
+        <w:tc>
+          <w:tcPr>
+            <w:tcBorders>
+              <w:top w:val="single" w:color="CBD5E0" w:sz="1"/>
+              <w:left w:val="single" w:color="CBD5E0" w:sz="1"/>
+              <w:bottom w:val="single" w:color="CBD5E0" w:sz="1"/>
+              <w:right w:val="single" w:color="CBD5E0" w:sz="1"/>
+            </w:tcBorders>
+            <w:shd w:fill="FFFFFF" w:val="clear"/>
+            <w:tcMar>
+              <w:top w:type="dxa" w:w="120"/>
+              <w:left w:type="dxa" w:w="140"/>
+              <w:bottom w:type="dxa" w:w="120"/>
+              <w:right w:type="dxa" w:w="140"/>
+            </w:tcMar>
+          </w:tcPr>
+          <w:p>
+            <w:r>
+              <w:rPr>
+                <w:rFonts w:ascii="Arial" w:cs="Arial" w:eastAsia="Arial" w:hAnsi="Arial"/>
+                <w:b w:val="false"/>
+                <w:bCs w:val="false"/>
+                <w:color w:val="2D3748"/>
+                <w:sz w:val="18"/>
+                <w:szCs w:val="18"/>
+              </w:rPr>
+              <w:t xml:space="preserve">System Administration - Data Sync &amp; Imports</w:t>
+            </w:r>
+          </w:p>
+        </w:tc>
+        <w:tc>
+          <w:tcPr>
+            <w:tcBorders>
+              <w:top w:val="single" w:color="CBD5E0" w:sz="1"/>
+              <w:left w:val="single" w:color="CBD5E0" w:sz="1"/>
+              <w:bottom w:val="single" w:color="CBD5E0" w:sz="1"/>
+              <w:right w:val="single" w:color="CBD5E0" w:sz="1"/>
+            </w:tcBorders>
+            <w:shd w:fill="FFFFFF" w:val="clear"/>
+            <w:tcMar>
+              <w:top w:type="dxa" w:w="120"/>
+              <w:left w:type="dxa" w:w="140"/>
+              <w:bottom w:type="dxa" w:w="120"/>
+              <w:right w:type="dxa" w:w="140"/>
+            </w:tcMar>
+          </w:tcPr>
+          <w:p>
+            <w:r>
+              <w:rPr>
+                <w:rFonts w:ascii="Arial" w:cs="Arial" w:eastAsia="Arial" w:hAnsi="Arial"/>
+                <w:b w:val="false"/>
+                <w:bCs w:val="false"/>
+                <w:color w:val="2D3748"/>
+                <w:sz w:val="18"/>
+                <w:szCs w:val="18"/>
+              </w:rPr>
+              <w:t xml:space="preserve">Management Report Excel Import &amp; Rollback</w:t>
+            </w:r>
+          </w:p>
+        </w:tc>
+        <w:tc>
+          <w:tcPr>
+            <w:tcBorders>
+              <w:top w:val="single" w:color="CBD5E0" w:sz="1"/>
+              <w:left w:val="single" w:color="CBD5E0" w:sz="1"/>
+              <w:bottom w:val="single" w:color="CBD5E0" w:sz="1"/>
+              <w:right w:val="single" w:color="CBD5E0" w:sz="1"/>
+            </w:tcBorders>
+            <w:shd w:fill="FFFFFF" w:val="clear"/>
+            <w:tcMar>
+              <w:top w:type="dxa" w:w="120"/>
+              <w:left w:type="dxa" w:w="140"/>
+              <w:bottom w:type="dxa" w:w="120"/>
+              <w:right w:type="dxa" w:w="140"/>
+            </w:tcMar>
+          </w:tcPr>
+          <w:p>
+            <w:r>
+              <w:rPr>
+                <w:rFonts w:ascii="Arial" w:cs="Arial" w:eastAsia="Arial" w:hAnsi="Arial"/>
+                <w:b/>
+                <w:bCs/>
+                <w:color w:val="2D3748"/>
+                <w:sz w:val="18"/>
+                <w:szCs w:val="18"/>
+              </w:rPr>
+              <w:t xml:space="preserve">📤 Excel Upload</w:t>
+            </w:r>
+          </w:p>
+        </w:tc>
+        <w:tc>
+          <w:tcPr>
+            <w:tcBorders>
+              <w:top w:val="single" w:color="CBD5E0" w:sz="1"/>
+              <w:left w:val="single" w:color="CBD5E0" w:sz="1"/>
+              <w:bottom w:val="single" w:color="CBD5E0" w:sz="1"/>
+              <w:right w:val="single" w:color="CBD5E0" w:sz="1"/>
+            </w:tcBorders>
+            <w:shd w:fill="FFFFFF" w:val="clear"/>
+            <w:tcMar>
+              <w:top w:type="dxa" w:w="120"/>
+              <w:left w:type="dxa" w:w="140"/>
+              <w:bottom w:type="dxa" w:w="120"/>
+              <w:right w:type="dxa" w:w="140"/>
+            </w:tcMar>
+          </w:tcPr>
+          <w:p>
+            <w:r>
+              <w:rPr>
+                <w:rFonts w:ascii="Arial" w:cs="Arial" w:eastAsia="Arial" w:hAnsi="Arial"/>
+                <w:b w:val="false"/>
+                <w:bCs w:val="false"/>
+                <w:color w:val="2D3748"/>
+                <w:sz w:val="18"/>
+                <w:szCs w:val="18"/>
+              </w:rPr>
+              <w:t xml:space="preserve">Monthly Management Performance Registration</w:t>
+            </w:r>
+          </w:p>
+        </w:tc>
+        <w:tc>
+          <w:tcPr>
+            <w:tcBorders>
+              <w:top w:val="single" w:color="CBD5E0" w:sz="1"/>
+              <w:left w:val="single" w:color="CBD5E0" w:sz="1"/>
+              <w:bottom w:val="single" w:color="CBD5E0" w:sz="1"/>
+              <w:right w:val="single" w:color="CBD5E0" w:sz="1"/>
+            </w:tcBorders>
+            <w:shd w:fill="FFFFFF" w:val="clear"/>
+            <w:tcMar>
+              <w:top w:type="dxa" w:w="120"/>
+              <w:left w:type="dxa" w:w="140"/>
+              <w:bottom w:type="dxa" w:w="120"/>
+              <w:right w:type="dxa" w:w="140"/>
+            </w:tcMar>
+          </w:tcPr>
+          <w:p>
+            <w:r>
+              <w:rPr>
+                <w:rFonts w:ascii="Arial" w:cs="Arial" w:eastAsia="Arial" w:hAnsi="Arial"/>
+                <w:b w:val="false"/>
+                <w:bCs w:val="false"/>
+                <w:color w:val="2D3748"/>
+                <w:sz w:val="18"/>
+                <w:szCs w:val="18"/>
+              </w:rPr>
+              <w:t xml:space="preserve">Upload Modal (Management Report Excel Parsing)</w:t>
+            </w:r>
+          </w:p>
+        </w:tc>
+      </w:tr>
+      <w:tr>
+        <w:tc>
+          <w:tcPr>
+            <w:tcBorders>
+              <w:top w:val="single" w:color="CBD5E0" w:sz="1"/>
+              <w:left w:val="single" w:color="CBD5E0" w:sz="1"/>
+              <w:bottom w:val="single" w:color="CBD5E0" w:sz="1"/>
+              <w:right w:val="single" w:color="CBD5E0" w:sz="1"/>
+            </w:tcBorders>
+            <w:shd w:fill="FFFFFF" w:val="clear"/>
+            <w:tcMar>
+              <w:top w:type="dxa" w:w="120"/>
+              <w:left w:type="dxa" w:w="140"/>
+              <w:bottom w:type="dxa" w:w="120"/>
+              <w:right w:type="dxa" w:w="140"/>
+            </w:tcMar>
+          </w:tcPr>
+          <w:p>
+            <w:r>
+              <w:rPr>
+                <w:rFonts w:ascii="Arial" w:cs="Arial" w:eastAsia="Arial" w:hAnsi="Arial"/>
+                <w:b w:val="false"/>
+                <w:bCs w:val="false"/>
+                <w:color w:val="2D3748"/>
+                <w:sz w:val="18"/>
+                <w:szCs w:val="18"/>
+              </w:rPr>
+              <w:t xml:space="preserve">System Administration - Data Sync &amp; Imports</w:t>
+            </w:r>
+          </w:p>
+        </w:tc>
+        <w:tc>
+          <w:tcPr>
+            <w:tcBorders>
+              <w:top w:val="single" w:color="CBD5E0" w:sz="1"/>
+              <w:left w:val="single" w:color="CBD5E0" w:sz="1"/>
+              <w:bottom w:val="single" w:color="CBD5E0" w:sz="1"/>
+              <w:right w:val="single" w:color="CBD5E0" w:sz="1"/>
+            </w:tcBorders>
+            <w:shd w:fill="FFFFFF" w:val="clear"/>
+            <w:tcMar>
+              <w:top w:type="dxa" w:w="120"/>
+              <w:left w:type="dxa" w:w="140"/>
+              <w:bottom w:type="dxa" w:w="120"/>
+              <w:right w:type="dxa" w:w="140"/>
+            </w:tcMar>
+          </w:tcPr>
+          <w:p>
+            <w:r>
+              <w:rPr>
+                <w:rFonts w:ascii="Arial" w:cs="Arial" w:eastAsia="Arial" w:hAnsi="Arial"/>
+                <w:b w:val="false"/>
+                <w:bCs w:val="false"/>
+                <w:color w:val="2D3748"/>
+                <w:sz w:val="18"/>
+                <w:szCs w:val="18"/>
+              </w:rPr>
+              <w:t xml:space="preserve">Automated PIMSVINA Sync (Preview &amp; Confirm)</w:t>
+            </w:r>
+          </w:p>
+        </w:tc>
+        <w:tc>
+          <w:tcPr>
+            <w:tcBorders>
+              <w:top w:val="single" w:color="CBD5E0" w:sz="1"/>
+              <w:left w:val="single" w:color="CBD5E0" w:sz="1"/>
+              <w:bottom w:val="single" w:color="CBD5E0" w:sz="1"/>
+              <w:right w:val="single" w:color="CBD5E0" w:sz="1"/>
+            </w:tcBorders>
+            <w:shd w:fill="FFFFFF" w:val="clear"/>
+            <w:tcMar>
+              <w:top w:type="dxa" w:w="120"/>
+              <w:left w:type="dxa" w:w="140"/>
+              <w:bottom w:type="dxa" w:w="120"/>
+              <w:right w:type="dxa" w:w="140"/>
+            </w:tcMar>
+          </w:tcPr>
+          <w:p>
+            <w:r>
+              <w:rPr>
+                <w:rFonts w:ascii="Arial" w:cs="Arial" w:eastAsia="Arial" w:hAnsi="Arial"/>
+                <w:b/>
+                <w:bCs/>
+                <w:color w:val="2D3748"/>
+                <w:sz w:val="18"/>
+                <w:szCs w:val="18"/>
+              </w:rPr>
+              <w:t xml:space="preserve">🔄 ERP Sync</w:t>
+            </w:r>
+          </w:p>
+        </w:tc>
+        <w:tc>
+          <w:tcPr>
+            <w:tcBorders>
+              <w:top w:val="single" w:color="CBD5E0" w:sz="1"/>
+              <w:left w:val="single" w:color="CBD5E0" w:sz="1"/>
+              <w:bottom w:val="single" w:color="CBD5E0" w:sz="1"/>
+              <w:right w:val="single" w:color="CBD5E0" w:sz="1"/>
+            </w:tcBorders>
+            <w:shd w:fill="FFFFFF" w:val="clear"/>
+            <w:tcMar>
+              <w:top w:type="dxa" w:w="120"/>
+              <w:left w:type="dxa" w:w="140"/>
+              <w:bottom w:type="dxa" w:w="120"/>
+              <w:right w:type="dxa" w:w="140"/>
+            </w:tcMar>
+          </w:tcPr>
+          <w:p>
+            <w:r>
+              <w:rPr>
+                <w:rFonts w:ascii="Arial" w:cs="Arial" w:eastAsia="Arial" w:hAnsi="Arial"/>
+                <w:b w:val="false"/>
+                <w:bCs w:val="false"/>
+                <w:color w:val="2D3748"/>
+                <w:sz w:val="18"/>
+                <w:szCs w:val="18"/>
+              </w:rPr>
+              <w:t xml:space="preserve">ERP All Modules</w:t>
+            </w:r>
+          </w:p>
+        </w:tc>
+        <w:tc>
+          <w:tcPr>
+            <w:tcBorders>
+              <w:top w:val="single" w:color="CBD5E0" w:sz="1"/>
+              <w:left w:val="single" w:color="CBD5E0" w:sz="1"/>
+              <w:bottom w:val="single" w:color="CBD5E0" w:sz="1"/>
+              <w:right w:val="single" w:color="CBD5E0" w:sz="1"/>
+            </w:tcBorders>
+            <w:shd w:fill="FFFFFF" w:val="clear"/>
+            <w:tcMar>
+              <w:top w:type="dxa" w:w="120"/>
+              <w:left w:type="dxa" w:w="140"/>
+              <w:bottom w:type="dxa" w:w="120"/>
+              <w:right w:type="dxa" w:w="140"/>
+            </w:tcMar>
+          </w:tcPr>
+          <w:p>
+            <w:r>
+              <w:rPr>
+                <w:rFonts w:ascii="Arial" w:cs="Arial" w:eastAsia="Arial" w:hAnsi="Arial"/>
+                <w:b w:val="false"/>
+                <w:bCs w:val="false"/>
+                <w:color w:val="2D3748"/>
+                <w:sz w:val="18"/>
+                <w:szCs w:val="18"/>
+              </w:rPr>
+              <w:t xml:space="preserve">Top 'PIMS Sync' button -&gt; Preview Popup -&gt; Confirm Apply</w:t>
             </w:r>
           </w:p>
         </w:tc>

--- a/docs/PIMS_DASHBOARD_System_Guide_EN.docx
+++ b/docs/PIMS_DASHBOARD_System_Guide_EN.docx
@@ -237,10 +237,10 @@
       </w:tblPr>
       <w:tblGrid>
         <w:gridCol w:w="1625"/>
-        <w:gridCol w:w="1986"/>
+        <w:gridCol w:w="1805"/>
         <w:gridCol w:w="1264"/>
-        <w:gridCol w:w="2076"/>
-        <w:gridCol w:w="2076"/>
+        <w:gridCol w:w="2166"/>
+        <w:gridCol w:w="2166"/>
       </w:tblGrid>
       <w:tr>
         <w:tc>
@@ -276,7 +276,7 @@
         </w:tc>
         <w:tc>
           <w:tcPr>
-            <w:tcW w:type="pct" w:w="1100"/>
+            <w:tcW w:type="pct" w:w="1000"/>
             <w:tcBorders>
               <w:top w:val="single" w:color="CBD5E0" w:sz="1"/>
               <w:left w:val="single" w:color="CBD5E0" w:sz="1"/>
@@ -338,7 +338,7 @@
         </w:tc>
         <w:tc>
           <w:tcPr>
-            <w:tcW w:type="pct" w:w="1150"/>
+            <w:tcW w:type="pct" w:w="1200"/>
             <w:tcBorders>
               <w:top w:val="single" w:color="CBD5E0" w:sz="1"/>
               <w:left w:val="single" w:color="CBD5E0" w:sz="1"/>
@@ -369,7 +369,7 @@
         </w:tc>
         <w:tc>
           <w:tcPr>
-            <w:tcW w:type="pct" w:w="1150"/>
+            <w:tcW w:type="pct" w:w="1200"/>
             <w:tcBorders>
               <w:top w:val="single" w:color="CBD5E0" w:sz="1"/>
               <w:left w:val="single" w:color="CBD5E0" w:sz="1"/>
@@ -516,37 +516,37 @@
                 <w:sz w:val="18"/>
                 <w:szCs w:val="18"/>
               </w:rPr>
-              <w:t xml:space="preserve">Monthly Management Performance Registration</w:t>
-            </w:r>
-          </w:p>
-        </w:tc>
-        <w:tc>
-          <w:tcPr>
-            <w:tcBorders>
-              <w:top w:val="single" w:color="CBD5E0" w:sz="1"/>
-              <w:left w:val="single" w:color="CBD5E0" w:sz="1"/>
-              <w:bottom w:val="single" w:color="CBD5E0" w:sz="1"/>
-              <w:right w:val="single" w:color="CBD5E0" w:sz="1"/>
-            </w:tcBorders>
-            <w:shd w:fill="FFFFFF" w:val="clear"/>
-            <w:tcMar>
-              <w:top w:type="dxa" w:w="120"/>
-              <w:left w:type="dxa" w:w="140"/>
-              <w:bottom w:type="dxa" w:w="120"/>
-              <w:right w:type="dxa" w:w="140"/>
-            </w:tcMar>
-          </w:tcPr>
-          <w:p>
-            <w:r>
-              <w:rPr>
-                <w:rFonts w:ascii="Arial" w:cs="Arial" w:eastAsia="Arial" w:hAnsi="Arial"/>
-                <w:b w:val="false"/>
-                <w:bCs w:val="false"/>
-                <w:color w:val="2D3748"/>
-                <w:sz w:val="18"/>
-                <w:szCs w:val="18"/>
-              </w:rPr>
-              <w:t xml:space="preserve">Management Report Excel (Revenue line cumulative)</w:t>
+              <w:t xml:space="preserve"/>
+            </w:r>
+          </w:p>
+        </w:tc>
+        <w:tc>
+          <w:tcPr>
+            <w:tcBorders>
+              <w:top w:val="single" w:color="CBD5E0" w:sz="1"/>
+              <w:left w:val="single" w:color="CBD5E0" w:sz="1"/>
+              <w:bottom w:val="single" w:color="CBD5E0" w:sz="1"/>
+              <w:right w:val="single" w:color="CBD5E0" w:sz="1"/>
+            </w:tcBorders>
+            <w:shd w:fill="FFFFFF" w:val="clear"/>
+            <w:tcMar>
+              <w:top w:type="dxa" w:w="120"/>
+              <w:left w:type="dxa" w:w="140"/>
+              <w:bottom w:type="dxa" w:w="120"/>
+              <w:right w:type="dxa" w:w="140"/>
+            </w:tcMar>
+          </w:tcPr>
+          <w:p>
+            <w:r>
+              <w:rPr>
+                <w:rFonts w:ascii="Arial" w:cs="Arial" w:eastAsia="Arial" w:hAnsi="Arial"/>
+                <w:b w:val="false"/>
+                <w:bCs w:val="false"/>
+                <w:color w:val="2D3748"/>
+                <w:sz w:val="18"/>
+                <w:szCs w:val="18"/>
+              </w:rPr>
+              <w:t xml:space="preserve"/>
             </w:r>
           </w:p>
         </w:tc>
@@ -650,55 +650,55 @@
               <w:bottom w:val="single" w:color="CBD5E0" w:sz="1"/>
               <w:right w:val="single" w:color="CBD5E0" w:sz="1"/>
             </w:tcBorders>
-            <w:shd w:fill="FFFFFF" w:val="clear"/>
-            <w:tcMar>
-              <w:top w:type="dxa" w:w="120"/>
-              <w:left w:type="dxa" w:w="140"/>
-              <w:bottom w:type="dxa" w:w="120"/>
-              <w:right w:type="dxa" w:w="140"/>
-            </w:tcMar>
-          </w:tcPr>
-          <w:p>
-            <w:r>
-              <w:rPr>
-                <w:rFonts w:ascii="Arial" w:cs="Arial" w:eastAsia="Arial" w:hAnsi="Arial"/>
-                <w:b w:val="false"/>
-                <w:bCs w:val="false"/>
-                <w:color w:val="2D3748"/>
-                <w:sz w:val="18"/>
-                <w:szCs w:val="18"/>
-              </w:rPr>
-              <w:t xml:space="preserve">Monthly Management Performance Registration</w:t>
-            </w:r>
-          </w:p>
-        </w:tc>
-        <w:tc>
-          <w:tcPr>
-            <w:tcBorders>
-              <w:top w:val="single" w:color="CBD5E0" w:sz="1"/>
-              <w:left w:val="single" w:color="CBD5E0" w:sz="1"/>
-              <w:bottom w:val="single" w:color="CBD5E0" w:sz="1"/>
-              <w:right w:val="single" w:color="CBD5E0" w:sz="1"/>
-            </w:tcBorders>
-            <w:shd w:fill="FFFFFF" w:val="clear"/>
-            <w:tcMar>
-              <w:top w:type="dxa" w:w="120"/>
-              <w:left w:type="dxa" w:w="140"/>
-              <w:bottom w:type="dxa" w:w="120"/>
-              <w:right w:type="dxa" w:w="140"/>
-            </w:tcMar>
-          </w:tcPr>
-          <w:p>
-            <w:r>
-              <w:rPr>
-                <w:rFonts w:ascii="Arial" w:cs="Arial" w:eastAsia="Arial" w:hAnsi="Arial"/>
-                <w:b w:val="false"/>
-                <w:bCs w:val="false"/>
-                <w:color w:val="2D3748"/>
-                <w:sz w:val="18"/>
-                <w:szCs w:val="18"/>
-              </w:rPr>
-              <w:t xml:space="preserve">Management Report Excel (Operating Profit line cumulative)</w:t>
+            <w:shd w:fill="F7FAFC" w:val="clear"/>
+            <w:tcMar>
+              <w:top w:type="dxa" w:w="120"/>
+              <w:left w:type="dxa" w:w="140"/>
+              <w:bottom w:type="dxa" w:w="120"/>
+              <w:right w:type="dxa" w:w="140"/>
+            </w:tcMar>
+          </w:tcPr>
+          <w:p>
+            <w:r>
+              <w:rPr>
+                <w:rFonts w:ascii="Arial" w:cs="Arial" w:eastAsia="Arial" w:hAnsi="Arial"/>
+                <w:b w:val="false"/>
+                <w:bCs w:val="false"/>
+                <w:color w:val="2D3748"/>
+                <w:sz w:val="18"/>
+                <w:szCs w:val="18"/>
+              </w:rPr>
+              <w:t xml:space="preserve"/>
+            </w:r>
+          </w:p>
+        </w:tc>
+        <w:tc>
+          <w:tcPr>
+            <w:tcBorders>
+              <w:top w:val="single" w:color="CBD5E0" w:sz="1"/>
+              <w:left w:val="single" w:color="CBD5E0" w:sz="1"/>
+              <w:bottom w:val="single" w:color="CBD5E0" w:sz="1"/>
+              <w:right w:val="single" w:color="CBD5E0" w:sz="1"/>
+            </w:tcBorders>
+            <w:shd w:fill="F7FAFC" w:val="clear"/>
+            <w:tcMar>
+              <w:top w:type="dxa" w:w="120"/>
+              <w:left w:type="dxa" w:w="140"/>
+              <w:bottom w:type="dxa" w:w="120"/>
+              <w:right w:type="dxa" w:w="140"/>
+            </w:tcMar>
+          </w:tcPr>
+          <w:p>
+            <w:r>
+              <w:rPr>
+                <w:rFonts w:ascii="Arial" w:cs="Arial" w:eastAsia="Arial" w:hAnsi="Arial"/>
+                <w:b w:val="false"/>
+                <w:bCs w:val="false"/>
+                <w:color w:val="2D3748"/>
+                <w:sz w:val="18"/>
+                <w:szCs w:val="18"/>
+              </w:rPr>
+              <w:t xml:space="preserve"/>
             </w:r>
           </w:p>
         </w:tc>
@@ -820,37 +820,37 @@
                 <w:sz w:val="18"/>
                 <w:szCs w:val="18"/>
               </w:rPr>
-              <w:t xml:space="preserve">Monthly Management Performance Registration</w:t>
-            </w:r>
-          </w:p>
-        </w:tc>
-        <w:tc>
-          <w:tcPr>
-            <w:tcBorders>
-              <w:top w:val="single" w:color="CBD5E0" w:sz="1"/>
-              <w:left w:val="single" w:color="CBD5E0" w:sz="1"/>
-              <w:bottom w:val="single" w:color="CBD5E0" w:sz="1"/>
-              <w:right w:val="single" w:color="CBD5E0" w:sz="1"/>
-            </w:tcBorders>
-            <w:shd w:fill="FFFFFF" w:val="clear"/>
-            <w:tcMar>
-              <w:top w:type="dxa" w:w="120"/>
-              <w:left w:type="dxa" w:w="140"/>
-              <w:bottom w:type="dxa" w:w="120"/>
-              <w:right w:type="dxa" w:w="140"/>
-            </w:tcMar>
-          </w:tcPr>
-          <w:p>
-            <w:r>
-              <w:rPr>
-                <w:rFonts w:ascii="Arial" w:cs="Arial" w:eastAsia="Arial" w:hAnsi="Arial"/>
-                <w:b w:val="false"/>
-                <w:bCs w:val="false"/>
-                <w:color w:val="2D3748"/>
-                <w:sz w:val="18"/>
-                <w:szCs w:val="18"/>
-              </w:rPr>
-              <w:t xml:space="preserve">Management Report Excel (Full-Year Total)</w:t>
+              <w:t xml:space="preserve"/>
+            </w:r>
+          </w:p>
+        </w:tc>
+        <w:tc>
+          <w:tcPr>
+            <w:tcBorders>
+              <w:top w:val="single" w:color="CBD5E0" w:sz="1"/>
+              <w:left w:val="single" w:color="CBD5E0" w:sz="1"/>
+              <w:bottom w:val="single" w:color="CBD5E0" w:sz="1"/>
+              <w:right w:val="single" w:color="CBD5E0" w:sz="1"/>
+            </w:tcBorders>
+            <w:shd w:fill="FFFFFF" w:val="clear"/>
+            <w:tcMar>
+              <w:top w:type="dxa" w:w="120"/>
+              <w:left w:type="dxa" w:w="140"/>
+              <w:bottom w:type="dxa" w:w="120"/>
+              <w:right w:type="dxa" w:w="140"/>
+            </w:tcMar>
+          </w:tcPr>
+          <w:p>
+            <w:r>
+              <w:rPr>
+                <w:rFonts w:ascii="Arial" w:cs="Arial" w:eastAsia="Arial" w:hAnsi="Arial"/>
+                <w:b w:val="false"/>
+                <w:bCs w:val="false"/>
+                <w:color w:val="2D3748"/>
+                <w:sz w:val="18"/>
+                <w:szCs w:val="18"/>
+              </w:rPr>
+              <w:t xml:space="preserve"/>
             </w:r>
           </w:p>
         </w:tc>
@@ -954,55 +954,55 @@
               <w:bottom w:val="single" w:color="CBD5E0" w:sz="1"/>
               <w:right w:val="single" w:color="CBD5E0" w:sz="1"/>
             </w:tcBorders>
-            <w:shd w:fill="FFFFFF" w:val="clear"/>
-            <w:tcMar>
-              <w:top w:type="dxa" w:w="120"/>
-              <w:left w:type="dxa" w:w="140"/>
-              <w:bottom w:type="dxa" w:w="120"/>
-              <w:right w:type="dxa" w:w="140"/>
-            </w:tcMar>
-          </w:tcPr>
-          <w:p>
-            <w:r>
-              <w:rPr>
-                <w:rFonts w:ascii="Arial" w:cs="Arial" w:eastAsia="Arial" w:hAnsi="Arial"/>
-                <w:b w:val="false"/>
-                <w:bCs w:val="false"/>
-                <w:color w:val="2D3748"/>
-                <w:sz w:val="18"/>
-                <w:szCs w:val="18"/>
-              </w:rPr>
-              <w:t xml:space="preserve">Monthly Management Performance Registration</w:t>
-            </w:r>
-          </w:p>
-        </w:tc>
-        <w:tc>
-          <w:tcPr>
-            <w:tcBorders>
-              <w:top w:val="single" w:color="CBD5E0" w:sz="1"/>
-              <w:left w:val="single" w:color="CBD5E0" w:sz="1"/>
-              <w:bottom w:val="single" w:color="CBD5E0" w:sz="1"/>
-              <w:right w:val="single" w:color="CBD5E0" w:sz="1"/>
-            </w:tcBorders>
-            <w:shd w:fill="FFFFFF" w:val="clear"/>
-            <w:tcMar>
-              <w:top w:type="dxa" w:w="120"/>
-              <w:left w:type="dxa" w:w="140"/>
-              <w:bottom w:type="dxa" w:w="120"/>
-              <w:right w:type="dxa" w:w="140"/>
-            </w:tcMar>
-          </w:tcPr>
-          <w:p>
-            <w:r>
-              <w:rPr>
-                <w:rFonts w:ascii="Arial" w:cs="Arial" w:eastAsia="Arial" w:hAnsi="Arial"/>
-                <w:b w:val="false"/>
-                <w:bCs w:val="false"/>
-                <w:color w:val="2D3748"/>
-                <w:sz w:val="18"/>
-                <w:szCs w:val="18"/>
-              </w:rPr>
-              <w:t xml:space="preserve">Management Report Excel (Full-Year Total)</w:t>
+            <w:shd w:fill="F7FAFC" w:val="clear"/>
+            <w:tcMar>
+              <w:top w:type="dxa" w:w="120"/>
+              <w:left w:type="dxa" w:w="140"/>
+              <w:bottom w:type="dxa" w:w="120"/>
+              <w:right w:type="dxa" w:w="140"/>
+            </w:tcMar>
+          </w:tcPr>
+          <w:p>
+            <w:r>
+              <w:rPr>
+                <w:rFonts w:ascii="Arial" w:cs="Arial" w:eastAsia="Arial" w:hAnsi="Arial"/>
+                <w:b w:val="false"/>
+                <w:bCs w:val="false"/>
+                <w:color w:val="2D3748"/>
+                <w:sz w:val="18"/>
+                <w:szCs w:val="18"/>
+              </w:rPr>
+              <w:t xml:space="preserve"/>
+            </w:r>
+          </w:p>
+        </w:tc>
+        <w:tc>
+          <w:tcPr>
+            <w:tcBorders>
+              <w:top w:val="single" w:color="CBD5E0" w:sz="1"/>
+              <w:left w:val="single" w:color="CBD5E0" w:sz="1"/>
+              <w:bottom w:val="single" w:color="CBD5E0" w:sz="1"/>
+              <w:right w:val="single" w:color="CBD5E0" w:sz="1"/>
+            </w:tcBorders>
+            <w:shd w:fill="F7FAFC" w:val="clear"/>
+            <w:tcMar>
+              <w:top w:type="dxa" w:w="120"/>
+              <w:left w:type="dxa" w:w="140"/>
+              <w:bottom w:type="dxa" w:w="120"/>
+              <w:right w:type="dxa" w:w="140"/>
+            </w:tcMar>
+          </w:tcPr>
+          <w:p>
+            <w:r>
+              <w:rPr>
+                <w:rFonts w:ascii="Arial" w:cs="Arial" w:eastAsia="Arial" w:hAnsi="Arial"/>
+                <w:b w:val="false"/>
+                <w:bCs w:val="false"/>
+                <w:color w:val="2D3748"/>
+                <w:sz w:val="18"/>
+                <w:szCs w:val="18"/>
+              </w:rPr>
+              <w:t xml:space="preserve"/>
             </w:r>
           </w:p>
         </w:tc>
@@ -1124,37 +1124,37 @@
                 <w:sz w:val="18"/>
                 <w:szCs w:val="18"/>
               </w:rPr>
-              <w:t xml:space="preserve">Monthly Management Performance Registration</w:t>
-            </w:r>
-          </w:p>
-        </w:tc>
-        <w:tc>
-          <w:tcPr>
-            <w:tcBorders>
-              <w:top w:val="single" w:color="CBD5E0" w:sz="1"/>
-              <w:left w:val="single" w:color="CBD5E0" w:sz="1"/>
-              <w:bottom w:val="single" w:color="CBD5E0" w:sz="1"/>
-              <w:right w:val="single" w:color="CBD5E0" w:sz="1"/>
-            </w:tcBorders>
-            <w:shd w:fill="FFFFFF" w:val="clear"/>
-            <w:tcMar>
-              <w:top w:type="dxa" w:w="120"/>
-              <w:left w:type="dxa" w:w="140"/>
-              <w:bottom w:type="dxa" w:w="120"/>
-              <w:right w:type="dxa" w:w="140"/>
-            </w:tcMar>
-          </w:tcPr>
-          <w:p>
-            <w:r>
-              <w:rPr>
-                <w:rFonts w:ascii="Arial" w:cs="Arial" w:eastAsia="Arial" w:hAnsi="Arial"/>
-                <w:b w:val="false"/>
-                <w:bCs w:val="false"/>
-                <w:color w:val="2D3748"/>
-                <w:sz w:val="18"/>
-                <w:szCs w:val="18"/>
-              </w:rPr>
-              <w:t xml:space="preserve">Management Report Excel (Monthly Revenue)</w:t>
+              <w:t xml:space="preserve"/>
+            </w:r>
+          </w:p>
+        </w:tc>
+        <w:tc>
+          <w:tcPr>
+            <w:tcBorders>
+              <w:top w:val="single" w:color="CBD5E0" w:sz="1"/>
+              <w:left w:val="single" w:color="CBD5E0" w:sz="1"/>
+              <w:bottom w:val="single" w:color="CBD5E0" w:sz="1"/>
+              <w:right w:val="single" w:color="CBD5E0" w:sz="1"/>
+            </w:tcBorders>
+            <w:shd w:fill="FFFFFF" w:val="clear"/>
+            <w:tcMar>
+              <w:top w:type="dxa" w:w="120"/>
+              <w:left w:type="dxa" w:w="140"/>
+              <w:bottom w:type="dxa" w:w="120"/>
+              <w:right w:type="dxa" w:w="140"/>
+            </w:tcMar>
+          </w:tcPr>
+          <w:p>
+            <w:r>
+              <w:rPr>
+                <w:rFonts w:ascii="Arial" w:cs="Arial" w:eastAsia="Arial" w:hAnsi="Arial"/>
+                <w:b w:val="false"/>
+                <w:bCs w:val="false"/>
+                <w:color w:val="2D3748"/>
+                <w:sz w:val="18"/>
+                <w:szCs w:val="18"/>
+              </w:rPr>
+              <w:t xml:space="preserve"/>
             </w:r>
           </w:p>
         </w:tc>
@@ -1258,55 +1258,55 @@
               <w:bottom w:val="single" w:color="CBD5E0" w:sz="1"/>
               <w:right w:val="single" w:color="CBD5E0" w:sz="1"/>
             </w:tcBorders>
-            <w:shd w:fill="FFFFFF" w:val="clear"/>
-            <w:tcMar>
-              <w:top w:type="dxa" w:w="120"/>
-              <w:left w:type="dxa" w:w="140"/>
-              <w:bottom w:type="dxa" w:w="120"/>
-              <w:right w:type="dxa" w:w="140"/>
-            </w:tcMar>
-          </w:tcPr>
-          <w:p>
-            <w:r>
-              <w:rPr>
-                <w:rFonts w:ascii="Arial" w:cs="Arial" w:eastAsia="Arial" w:hAnsi="Arial"/>
-                <w:b w:val="false"/>
-                <w:bCs w:val="false"/>
-                <w:color w:val="2D3748"/>
-                <w:sz w:val="18"/>
-                <w:szCs w:val="18"/>
-              </w:rPr>
-              <w:t xml:space="preserve">Monthly Management Performance Registration</w:t>
-            </w:r>
-          </w:p>
-        </w:tc>
-        <w:tc>
-          <w:tcPr>
-            <w:tcBorders>
-              <w:top w:val="single" w:color="CBD5E0" w:sz="1"/>
-              <w:left w:val="single" w:color="CBD5E0" w:sz="1"/>
-              <w:bottom w:val="single" w:color="CBD5E0" w:sz="1"/>
-              <w:right w:val="single" w:color="CBD5E0" w:sz="1"/>
-            </w:tcBorders>
-            <w:shd w:fill="FFFFFF" w:val="clear"/>
-            <w:tcMar>
-              <w:top w:type="dxa" w:w="120"/>
-              <w:left w:type="dxa" w:w="140"/>
-              <w:bottom w:type="dxa" w:w="120"/>
-              <w:right w:type="dxa" w:w="140"/>
-            </w:tcMar>
-          </w:tcPr>
-          <w:p>
-            <w:r>
-              <w:rPr>
-                <w:rFonts w:ascii="Arial" w:cs="Arial" w:eastAsia="Arial" w:hAnsi="Arial"/>
-                <w:b w:val="false"/>
-                <w:bCs w:val="false"/>
-                <w:color w:val="2D3748"/>
-                <w:sz w:val="18"/>
-                <w:szCs w:val="18"/>
-              </w:rPr>
-              <w:t xml:space="preserve">Management Report Excel (P&amp;L lines)</w:t>
+            <w:shd w:fill="F7FAFC" w:val="clear"/>
+            <w:tcMar>
+              <w:top w:type="dxa" w:w="120"/>
+              <w:left w:type="dxa" w:w="140"/>
+              <w:bottom w:type="dxa" w:w="120"/>
+              <w:right w:type="dxa" w:w="140"/>
+            </w:tcMar>
+          </w:tcPr>
+          <w:p>
+            <w:r>
+              <w:rPr>
+                <w:rFonts w:ascii="Arial" w:cs="Arial" w:eastAsia="Arial" w:hAnsi="Arial"/>
+                <w:b w:val="false"/>
+                <w:bCs w:val="false"/>
+                <w:color w:val="2D3748"/>
+                <w:sz w:val="18"/>
+                <w:szCs w:val="18"/>
+              </w:rPr>
+              <w:t xml:space="preserve"/>
+            </w:r>
+          </w:p>
+        </w:tc>
+        <w:tc>
+          <w:tcPr>
+            <w:tcBorders>
+              <w:top w:val="single" w:color="CBD5E0" w:sz="1"/>
+              <w:left w:val="single" w:color="CBD5E0" w:sz="1"/>
+              <w:bottom w:val="single" w:color="CBD5E0" w:sz="1"/>
+              <w:right w:val="single" w:color="CBD5E0" w:sz="1"/>
+            </w:tcBorders>
+            <w:shd w:fill="F7FAFC" w:val="clear"/>
+            <w:tcMar>
+              <w:top w:type="dxa" w:w="120"/>
+              <w:left w:type="dxa" w:w="140"/>
+              <w:bottom w:type="dxa" w:w="120"/>
+              <w:right w:type="dxa" w:w="140"/>
+            </w:tcMar>
+          </w:tcPr>
+          <w:p>
+            <w:r>
+              <w:rPr>
+                <w:rFonts w:ascii="Arial" w:cs="Arial" w:eastAsia="Arial" w:hAnsi="Arial"/>
+                <w:b w:val="false"/>
+                <w:bCs w:val="false"/>
+                <w:color w:val="2D3748"/>
+                <w:sz w:val="18"/>
+                <w:szCs w:val="18"/>
+              </w:rPr>
+              <w:t xml:space="preserve"/>
             </w:r>
           </w:p>
         </w:tc>
@@ -1428,37 +1428,37 @@
                 <w:sz w:val="18"/>
                 <w:szCs w:val="18"/>
               </w:rPr>
-              <w:t xml:space="preserve">Monthly Management Performance Registration</w:t>
-            </w:r>
-          </w:p>
-        </w:tc>
-        <w:tc>
-          <w:tcPr>
-            <w:tcBorders>
-              <w:top w:val="single" w:color="CBD5E0" w:sz="1"/>
-              <w:left w:val="single" w:color="CBD5E0" w:sz="1"/>
-              <w:bottom w:val="single" w:color="CBD5E0" w:sz="1"/>
-              <w:right w:val="single" w:color="CBD5E0" w:sz="1"/>
-            </w:tcBorders>
-            <w:shd w:fill="FFFFFF" w:val="clear"/>
-            <w:tcMar>
-              <w:top w:type="dxa" w:w="120"/>
-              <w:left w:type="dxa" w:w="140"/>
-              <w:bottom w:type="dxa" w:w="120"/>
-              <w:right w:type="dxa" w:w="140"/>
-            </w:tcMar>
-          </w:tcPr>
-          <w:p>
-            <w:r>
-              <w:rPr>
-                <w:rFonts w:ascii="Arial" w:cs="Arial" w:eastAsia="Arial" w:hAnsi="Arial"/>
-                <w:b w:val="false"/>
-                <w:bCs w:val="false"/>
-                <w:color w:val="2D3748"/>
-                <w:sz w:val="18"/>
-                <w:szCs w:val="18"/>
-              </w:rPr>
-              <w:t xml:space="preserve">Management Report Excel (Orders/Contracts)</w:t>
+              <w:t xml:space="preserve"/>
+            </w:r>
+          </w:p>
+        </w:tc>
+        <w:tc>
+          <w:tcPr>
+            <w:tcBorders>
+              <w:top w:val="single" w:color="CBD5E0" w:sz="1"/>
+              <w:left w:val="single" w:color="CBD5E0" w:sz="1"/>
+              <w:bottom w:val="single" w:color="CBD5E0" w:sz="1"/>
+              <w:right w:val="single" w:color="CBD5E0" w:sz="1"/>
+            </w:tcBorders>
+            <w:shd w:fill="FFFFFF" w:val="clear"/>
+            <w:tcMar>
+              <w:top w:type="dxa" w:w="120"/>
+              <w:left w:type="dxa" w:w="140"/>
+              <w:bottom w:type="dxa" w:w="120"/>
+              <w:right w:type="dxa" w:w="140"/>
+            </w:tcMar>
+          </w:tcPr>
+          <w:p>
+            <w:r>
+              <w:rPr>
+                <w:rFonts w:ascii="Arial" w:cs="Arial" w:eastAsia="Arial" w:hAnsi="Arial"/>
+                <w:b w:val="false"/>
+                <w:bCs w:val="false"/>
+                <w:color w:val="2D3748"/>
+                <w:sz w:val="18"/>
+                <w:szCs w:val="18"/>
+              </w:rPr>
+              <w:t xml:space="preserve"/>
             </w:r>
           </w:p>
         </w:tc>
@@ -1550,67 +1550,67 @@
                 <w:sz w:val="18"/>
                 <w:szCs w:val="18"/>
               </w:rPr>
-              <w:t xml:space="preserve">📤 Excel Upload</w:t>
-            </w:r>
-          </w:p>
-        </w:tc>
-        <w:tc>
-          <w:tcPr>
-            <w:tcBorders>
-              <w:top w:val="single" w:color="CBD5E0" w:sz="1"/>
-              <w:left w:val="single" w:color="CBD5E0" w:sz="1"/>
-              <w:bottom w:val="single" w:color="CBD5E0" w:sz="1"/>
-              <w:right w:val="single" w:color="CBD5E0" w:sz="1"/>
-            </w:tcBorders>
-            <w:shd w:fill="FFFFFF" w:val="clear"/>
-            <w:tcMar>
-              <w:top w:type="dxa" w:w="120"/>
-              <w:left w:type="dxa" w:w="140"/>
-              <w:bottom w:type="dxa" w:w="120"/>
-              <w:right w:type="dxa" w:w="140"/>
-            </w:tcMar>
-          </w:tcPr>
-          <w:p>
-            <w:r>
-              <w:rPr>
-                <w:rFonts w:ascii="Arial" w:cs="Arial" w:eastAsia="Arial" w:hAnsi="Arial"/>
-                <w:b w:val="false"/>
-                <w:bCs w:val="false"/>
-                <w:color w:val="2D3748"/>
-                <w:sz w:val="18"/>
-                <w:szCs w:val="18"/>
-              </w:rPr>
-              <w:t xml:space="preserve">1. Site Fund Movement (Cash / Bank) / Cash Flow Sheet</w:t>
-            </w:r>
-          </w:p>
-        </w:tc>
-        <w:tc>
-          <w:tcPr>
-            <w:tcBorders>
-              <w:top w:val="single" w:color="CBD5E0" w:sz="1"/>
-              <w:left w:val="single" w:color="CBD5E0" w:sz="1"/>
-              <w:bottom w:val="single" w:color="CBD5E0" w:sz="1"/>
-              <w:right w:val="single" w:color="CBD5E0" w:sz="1"/>
-            </w:tcBorders>
-            <w:shd w:fill="FFFFFF" w:val="clear"/>
-            <w:tcMar>
-              <w:top w:type="dxa" w:w="120"/>
-              <w:left w:type="dxa" w:w="140"/>
-              <w:bottom w:type="dxa" w:w="120"/>
-              <w:right w:type="dxa" w:w="140"/>
-            </w:tcMar>
-          </w:tcPr>
-          <w:p>
-            <w:r>
-              <w:rPr>
-                <w:rFonts w:ascii="Arial" w:cs="Arial" w:eastAsia="Arial" w:hAnsi="Arial"/>
-                <w:b w:val="false"/>
-                <w:bCs w:val="false"/>
-                <w:color w:val="2D3748"/>
-                <w:sz w:val="18"/>
-                <w:szCs w:val="18"/>
-              </w:rPr>
-              <w:t xml:space="preserve">Cash Flow Excel Upload</w:t>
+              <w:t xml:space="preserve">📤 Excel Upload, 🔄 ERP Sync</w:t>
+            </w:r>
+          </w:p>
+        </w:tc>
+        <w:tc>
+          <w:tcPr>
+            <w:tcBorders>
+              <w:top w:val="single" w:color="CBD5E0" w:sz="1"/>
+              <w:left w:val="single" w:color="CBD5E0" w:sz="1"/>
+              <w:bottom w:val="single" w:color="CBD5E0" w:sz="1"/>
+              <w:right w:val="single" w:color="CBD5E0" w:sz="1"/>
+            </w:tcBorders>
+            <w:shd w:fill="F7FAFC" w:val="clear"/>
+            <w:tcMar>
+              <w:top w:type="dxa" w:w="120"/>
+              <w:left w:type="dxa" w:w="140"/>
+              <w:bottom w:type="dxa" w:w="120"/>
+              <w:right w:type="dxa" w:w="140"/>
+            </w:tcMar>
+          </w:tcPr>
+          <w:p>
+            <w:r>
+              <w:rPr>
+                <w:rFonts w:ascii="Arial" w:cs="Arial" w:eastAsia="Arial" w:hAnsi="Arial"/>
+                <w:b w:val="false"/>
+                <w:bCs w:val="false"/>
+                <w:color w:val="2D3748"/>
+                <w:sz w:val="18"/>
+                <w:szCs w:val="18"/>
+              </w:rPr>
+              <w:t xml:space="preserve">Cash Flow &gt; Report &gt; Cash Flow ReportCash Flow Excel Upload</w:t>
+            </w:r>
+          </w:p>
+        </w:tc>
+        <w:tc>
+          <w:tcPr>
+            <w:tcBorders>
+              <w:top w:val="single" w:color="CBD5E0" w:sz="1"/>
+              <w:left w:val="single" w:color="CBD5E0" w:sz="1"/>
+              <w:bottom w:val="single" w:color="CBD5E0" w:sz="1"/>
+              <w:right w:val="single" w:color="CBD5E0" w:sz="1"/>
+            </w:tcBorders>
+            <w:shd w:fill="F7FAFC" w:val="clear"/>
+            <w:tcMar>
+              <w:top w:type="dxa" w:w="120"/>
+              <w:left w:type="dxa" w:w="140"/>
+              <w:bottom w:type="dxa" w:w="120"/>
+              <w:right w:type="dxa" w:w="140"/>
+            </w:tcMar>
+          </w:tcPr>
+          <w:p>
+            <w:r>
+              <w:rPr>
+                <w:rFonts w:ascii="Arial" w:cs="Arial" w:eastAsia="Arial" w:hAnsi="Arial"/>
+                <w:b w:val="false"/>
+                <w:bCs w:val="false"/>
+                <w:color w:val="2D3748"/>
+                <w:sz w:val="18"/>
+                <w:szCs w:val="18"/>
+              </w:rPr>
+              <w:t xml:space="preserve">Income &gt; month (1-12)Outcome &gt; month (1-12)</w:t>
             </w:r>
           </w:p>
         </w:tc>
@@ -1642,37 +1642,37 @@
                 <w:sz w:val="18"/>
                 <w:szCs w:val="18"/>
               </w:rPr>
-              <w:t xml:space="preserve">Company Dashboard - Table &amp; Summary</w:t>
-            </w:r>
-          </w:p>
-        </w:tc>
-        <w:tc>
-          <w:tcPr>
-            <w:tcBorders>
-              <w:top w:val="single" w:color="CBD5E0" w:sz="1"/>
-              <w:left w:val="single" w:color="CBD5E0" w:sz="1"/>
-              <w:bottom w:val="single" w:color="CBD5E0" w:sz="1"/>
-              <w:right w:val="single" w:color="CBD5E0" w:sz="1"/>
-            </w:tcBorders>
-            <w:shd w:fill="FFFFFF" w:val="clear"/>
-            <w:tcMar>
-              <w:top w:type="dxa" w:w="120"/>
-              <w:left w:type="dxa" w:w="140"/>
-              <w:bottom w:type="dxa" w:w="120"/>
-              <w:right w:type="dxa" w:w="140"/>
-            </w:tcMar>
-          </w:tcPr>
-          <w:p>
-            <w:r>
-              <w:rPr>
-                <w:rFonts w:ascii="Arial" w:cs="Arial" w:eastAsia="Arial" w:hAnsi="Arial"/>
-                <w:b w:val="false"/>
-                <w:bCs w:val="false"/>
-                <w:color w:val="2D3748"/>
-                <w:sz w:val="18"/>
-                <w:szCs w:val="18"/>
-              </w:rPr>
-              <w:t xml:space="preserve">Business Performance Summary Table</w:t>
+              <w:t xml:space="preserve">Company Dashboard - Comments</w:t>
+            </w:r>
+          </w:p>
+        </w:tc>
+        <w:tc>
+          <w:tcPr>
+            <w:tcBorders>
+              <w:top w:val="single" w:color="CBD5E0" w:sz="1"/>
+              <w:left w:val="single" w:color="CBD5E0" w:sz="1"/>
+              <w:bottom w:val="single" w:color="CBD5E0" w:sz="1"/>
+              <w:right w:val="single" w:color="CBD5E0" w:sz="1"/>
+            </w:tcBorders>
+            <w:shd w:fill="FFFFFF" w:val="clear"/>
+            <w:tcMar>
+              <w:top w:type="dxa" w:w="120"/>
+              <w:left w:type="dxa" w:w="140"/>
+              <w:bottom w:type="dxa" w:w="120"/>
+              <w:right w:type="dxa" w:w="140"/>
+            </w:tcMar>
+          </w:tcPr>
+          <w:p>
+            <w:r>
+              <w:rPr>
+                <w:rFonts w:ascii="Arial" w:cs="Arial" w:eastAsia="Arial" w:hAnsi="Arial"/>
+                <w:b w:val="false"/>
+                <w:bCs w:val="false"/>
+                <w:color w:val="2D3748"/>
+                <w:sz w:val="18"/>
+                <w:szCs w:val="18"/>
+              </w:rPr>
+              <w:t xml:space="preserve">Executive Comments (Performance Analysis &amp; Outlook)</w:t>
             </w:r>
           </w:p>
         </w:tc>
@@ -1702,67 +1702,67 @@
                 <w:sz w:val="18"/>
                 <w:szCs w:val="18"/>
               </w:rPr>
-              <w:t xml:space="preserve">📤 Excel Upload</w:t>
-            </w:r>
-          </w:p>
-        </w:tc>
-        <w:tc>
-          <w:tcPr>
-            <w:tcBorders>
-              <w:top w:val="single" w:color="CBD5E0" w:sz="1"/>
-              <w:left w:val="single" w:color="CBD5E0" w:sz="1"/>
-              <w:bottom w:val="single" w:color="CBD5E0" w:sz="1"/>
-              <w:right w:val="single" w:color="CBD5E0" w:sz="1"/>
-            </w:tcBorders>
-            <w:shd w:fill="FFFFFF" w:val="clear"/>
-            <w:tcMar>
-              <w:top w:type="dxa" w:w="120"/>
-              <w:left w:type="dxa" w:w="140"/>
-              <w:bottom w:type="dxa" w:w="120"/>
-              <w:right w:type="dxa" w:w="140"/>
-            </w:tcMar>
-          </w:tcPr>
-          <w:p>
-            <w:r>
-              <w:rPr>
-                <w:rFonts w:ascii="Arial" w:cs="Arial" w:eastAsia="Arial" w:hAnsi="Arial"/>
-                <w:b w:val="false"/>
-                <w:bCs w:val="false"/>
-                <w:color w:val="2D3748"/>
-                <w:sz w:val="18"/>
-                <w:szCs w:val="18"/>
-              </w:rPr>
-              <w:t xml:space="preserve">Monthly Management Performance Registration</w:t>
-            </w:r>
-          </w:p>
-        </w:tc>
-        <w:tc>
-          <w:tcPr>
-            <w:tcBorders>
-              <w:top w:val="single" w:color="CBD5E0" w:sz="1"/>
-              <w:left w:val="single" w:color="CBD5E0" w:sz="1"/>
-              <w:bottom w:val="single" w:color="CBD5E0" w:sz="1"/>
-              <w:right w:val="single" w:color="CBD5E0" w:sz="1"/>
-            </w:tcBorders>
-            <w:shd w:fill="FFFFFF" w:val="clear"/>
-            <w:tcMar>
-              <w:top w:type="dxa" w:w="120"/>
-              <w:left w:type="dxa" w:w="140"/>
-              <w:bottom w:type="dxa" w:w="120"/>
-              <w:right w:type="dxa" w:w="140"/>
-            </w:tcMar>
-          </w:tcPr>
-          <w:p>
-            <w:r>
-              <w:rPr>
-                <w:rFonts w:ascii="Arial" w:cs="Arial" w:eastAsia="Arial" w:hAnsi="Arial"/>
-                <w:b w:val="false"/>
-                <w:bCs w:val="false"/>
-                <w:color w:val="2D3748"/>
-                <w:sz w:val="18"/>
-                <w:szCs w:val="18"/>
-              </w:rPr>
-              <w:t xml:space="preserve">Management Report Excel Sheet</w:t>
+              <w:t xml:space="preserve">✍️ Manual Entry</w:t>
+            </w:r>
+          </w:p>
+        </w:tc>
+        <w:tc>
+          <w:tcPr>
+            <w:tcBorders>
+              <w:top w:val="single" w:color="CBD5E0" w:sz="1"/>
+              <w:left w:val="single" w:color="CBD5E0" w:sz="1"/>
+              <w:bottom w:val="single" w:color="CBD5E0" w:sz="1"/>
+              <w:right w:val="single" w:color="CBD5E0" w:sz="1"/>
+            </w:tcBorders>
+            <w:shd w:fill="FFFFFF" w:val="clear"/>
+            <w:tcMar>
+              <w:top w:type="dxa" w:w="120"/>
+              <w:left w:type="dxa" w:w="140"/>
+              <w:bottom w:type="dxa" w:w="120"/>
+              <w:right w:type="dxa" w:w="140"/>
+            </w:tcMar>
+          </w:tcPr>
+          <w:p>
+            <w:r>
+              <w:rPr>
+                <w:rFonts w:ascii="Arial" w:cs="Arial" w:eastAsia="Arial" w:hAnsi="Arial"/>
+                <w:b w:val="false"/>
+                <w:bCs w:val="false"/>
+                <w:color w:val="2D3748"/>
+                <w:sz w:val="18"/>
+                <w:szCs w:val="18"/>
+              </w:rPr>
+              <w:t xml:space="preserve"/>
+            </w:r>
+          </w:p>
+        </w:tc>
+        <w:tc>
+          <w:tcPr>
+            <w:tcBorders>
+              <w:top w:val="single" w:color="CBD5E0" w:sz="1"/>
+              <w:left w:val="single" w:color="CBD5E0" w:sz="1"/>
+              <w:bottom w:val="single" w:color="CBD5E0" w:sz="1"/>
+              <w:right w:val="single" w:color="CBD5E0" w:sz="1"/>
+            </w:tcBorders>
+            <w:shd w:fill="FFFFFF" w:val="clear"/>
+            <w:tcMar>
+              <w:top w:type="dxa" w:w="120"/>
+              <w:left w:type="dxa" w:w="140"/>
+              <w:bottom w:type="dxa" w:w="120"/>
+              <w:right w:type="dxa" w:w="140"/>
+            </w:tcMar>
+          </w:tcPr>
+          <w:p>
+            <w:r>
+              <w:rPr>
+                <w:rFonts w:ascii="Arial" w:cs="Arial" w:eastAsia="Arial" w:hAnsi="Arial"/>
+                <w:b w:val="false"/>
+                <w:bCs w:val="false"/>
+                <w:color w:val="2D3748"/>
+                <w:sz w:val="18"/>
+                <w:szCs w:val="18"/>
+              </w:rPr>
+              <w:t xml:space="preserve"/>
             </w:r>
           </w:p>
         </w:tc>
@@ -1794,37 +1794,37 @@
                 <w:sz w:val="18"/>
                 <w:szCs w:val="18"/>
               </w:rPr>
-              <w:t xml:space="preserve">Company Dashboard - Comments</w:t>
-            </w:r>
-          </w:p>
-        </w:tc>
-        <w:tc>
-          <w:tcPr>
-            <w:tcBorders>
-              <w:top w:val="single" w:color="CBD5E0" w:sz="1"/>
-              <w:left w:val="single" w:color="CBD5E0" w:sz="1"/>
-              <w:bottom w:val="single" w:color="CBD5E0" w:sz="1"/>
-              <w:right w:val="single" w:color="CBD5E0" w:sz="1"/>
-            </w:tcBorders>
-            <w:shd w:fill="FFFFFF" w:val="clear"/>
-            <w:tcMar>
-              <w:top w:type="dxa" w:w="120"/>
-              <w:left w:type="dxa" w:w="140"/>
-              <w:bottom w:type="dxa" w:w="120"/>
-              <w:right w:type="dxa" w:w="140"/>
-            </w:tcMar>
-          </w:tcPr>
-          <w:p>
-            <w:r>
-              <w:rPr>
-                <w:rFonts w:ascii="Arial" w:cs="Arial" w:eastAsia="Arial" w:hAnsi="Arial"/>
-                <w:b w:val="false"/>
-                <w:bCs w:val="false"/>
-                <w:color w:val="2D3748"/>
-                <w:sz w:val="18"/>
-                <w:szCs w:val="18"/>
-              </w:rPr>
-              <w:t xml:space="preserve">Executive Comments (Performance Analysis &amp; Outlook)</w:t>
+              <w:t xml:space="preserve">Project Detail (Construction) - Overview Tab</w:t>
+            </w:r>
+          </w:p>
+        </w:tc>
+        <w:tc>
+          <w:tcPr>
+            <w:tcBorders>
+              <w:top w:val="single" w:color="CBD5E0" w:sz="1"/>
+              <w:left w:val="single" w:color="CBD5E0" w:sz="1"/>
+              <w:bottom w:val="single" w:color="CBD5E0" w:sz="1"/>
+              <w:right w:val="single" w:color="CBD5E0" w:sz="1"/>
+            </w:tcBorders>
+            <w:shd w:fill="FFFFFF" w:val="clear"/>
+            <w:tcMar>
+              <w:top w:type="dxa" w:w="120"/>
+              <w:left w:type="dxa" w:w="140"/>
+              <w:bottom w:type="dxa" w:w="120"/>
+              <w:right w:type="dxa" w:w="140"/>
+            </w:tcMar>
+          </w:tcPr>
+          <w:p>
+            <w:r>
+              <w:rPr>
+                <w:rFonts w:ascii="Arial" w:cs="Arial" w:eastAsia="Arial" w:hAnsi="Arial"/>
+                <w:b w:val="false"/>
+                <w:bCs w:val="false"/>
+                <w:color w:val="2D3748"/>
+                <w:sz w:val="18"/>
+                <w:szCs w:val="18"/>
+              </w:rPr>
+              <w:t xml:space="preserve">Contract Amount</w:t>
             </w:r>
           </w:p>
         </w:tc>
@@ -1854,67 +1854,67 @@
                 <w:sz w:val="18"/>
                 <w:szCs w:val="18"/>
               </w:rPr>
-              <w:t xml:space="preserve">✍️ Manual Entry</w:t>
-            </w:r>
-          </w:p>
-        </w:tc>
-        <w:tc>
-          <w:tcPr>
-            <w:tcBorders>
-              <w:top w:val="single" w:color="CBD5E0" w:sz="1"/>
-              <w:left w:val="single" w:color="CBD5E0" w:sz="1"/>
-              <w:bottom w:val="single" w:color="CBD5E0" w:sz="1"/>
-              <w:right w:val="single" w:color="CBD5E0" w:sz="1"/>
-            </w:tcBorders>
-            <w:shd w:fill="FFFFFF" w:val="clear"/>
-            <w:tcMar>
-              <w:top w:type="dxa" w:w="120"/>
-              <w:left w:type="dxa" w:w="140"/>
-              <w:bottom w:type="dxa" w:w="120"/>
-              <w:right w:type="dxa" w:w="140"/>
-            </w:tcMar>
-          </w:tcPr>
-          <w:p>
-            <w:r>
-              <w:rPr>
-                <w:rFonts w:ascii="Arial" w:cs="Arial" w:eastAsia="Arial" w:hAnsi="Arial"/>
-                <w:b w:val="false"/>
-                <w:bCs w:val="false"/>
-                <w:color w:val="2D3748"/>
-                <w:sz w:val="18"/>
-                <w:szCs w:val="18"/>
-              </w:rPr>
-              <w:t xml:space="preserve">N/A (Dashboard Exclusive)</w:t>
-            </w:r>
-          </w:p>
-        </w:tc>
-        <w:tc>
-          <w:tcPr>
-            <w:tcBorders>
-              <w:top w:val="single" w:color="CBD5E0" w:sz="1"/>
-              <w:left w:val="single" w:color="CBD5E0" w:sz="1"/>
-              <w:bottom w:val="single" w:color="CBD5E0" w:sz="1"/>
-              <w:right w:val="single" w:color="CBD5E0" w:sz="1"/>
-            </w:tcBorders>
-            <w:shd w:fill="FFFFFF" w:val="clear"/>
-            <w:tcMar>
-              <w:top w:type="dxa" w:w="120"/>
-              <w:left w:type="dxa" w:w="140"/>
-              <w:bottom w:type="dxa" w:w="120"/>
-              <w:right w:type="dxa" w:w="140"/>
-            </w:tcMar>
-          </w:tcPr>
-          <w:p>
-            <w:r>
-              <w:rPr>
-                <w:rFonts w:ascii="Arial" w:cs="Arial" w:eastAsia="Arial" w:hAnsi="Arial"/>
-                <w:b w:val="false"/>
-                <w:bCs w:val="false"/>
-                <w:color w:val="2D3748"/>
-                <w:sz w:val="18"/>
-                <w:szCs w:val="18"/>
-              </w:rPr>
-              <w:t xml:space="preserve">Bottom Comment Panel (Edit &amp; Save)</w:t>
+              <w:t xml:space="preserve">🔄 ERP Sync</w:t>
+            </w:r>
+          </w:p>
+        </w:tc>
+        <w:tc>
+          <w:tcPr>
+            <w:tcBorders>
+              <w:top w:val="single" w:color="CBD5E0" w:sz="1"/>
+              <w:left w:val="single" w:color="CBD5E0" w:sz="1"/>
+              <w:bottom w:val="single" w:color="CBD5E0" w:sz="1"/>
+              <w:right w:val="single" w:color="CBD5E0" w:sz="1"/>
+            </w:tcBorders>
+            <w:shd w:fill="F7FAFC" w:val="clear"/>
+            <w:tcMar>
+              <w:top w:type="dxa" w:w="120"/>
+              <w:left w:type="dxa" w:w="140"/>
+              <w:bottom w:type="dxa" w:w="120"/>
+              <w:right w:type="dxa" w:w="140"/>
+            </w:tcMar>
+          </w:tcPr>
+          <w:p>
+            <w:r>
+              <w:rPr>
+                <w:rFonts w:ascii="Arial" w:cs="Arial" w:eastAsia="Arial" w:hAnsi="Arial"/>
+                <w:b w:val="false"/>
+                <w:bCs w:val="false"/>
+                <w:color w:val="2D3748"/>
+                <w:sz w:val="18"/>
+                <w:szCs w:val="18"/>
+              </w:rPr>
+              <w:t xml:space="preserve">Common &gt; Construction Overview &gt; Register Construction Overview</w:t>
+            </w:r>
+          </w:p>
+        </w:tc>
+        <w:tc>
+          <w:tcPr>
+            <w:tcBorders>
+              <w:top w:val="single" w:color="CBD5E0" w:sz="1"/>
+              <w:left w:val="single" w:color="CBD5E0" w:sz="1"/>
+              <w:bottom w:val="single" w:color="CBD5E0" w:sz="1"/>
+              <w:right w:val="single" w:color="CBD5E0" w:sz="1"/>
+            </w:tcBorders>
+            <w:shd w:fill="F7FAFC" w:val="clear"/>
+            <w:tcMar>
+              <w:top w:type="dxa" w:w="120"/>
+              <w:left w:type="dxa" w:w="140"/>
+              <w:bottom w:type="dxa" w:w="120"/>
+              <w:right w:type="dxa" w:w="140"/>
+            </w:tcMar>
+          </w:tcPr>
+          <w:p>
+            <w:r>
+              <w:rPr>
+                <w:rFonts w:ascii="Arial" w:cs="Arial" w:eastAsia="Arial" w:hAnsi="Arial"/>
+                <w:b w:val="false"/>
+                <w:bCs w:val="false"/>
+                <w:color w:val="2D3748"/>
+                <w:sz w:val="18"/>
+                <w:szCs w:val="18"/>
+              </w:rPr>
+              <w:t xml:space="preserve">Tab Contract Details &gt; Total Contract Amount</w:t>
             </w:r>
           </w:p>
         </w:tc>
@@ -1976,7 +1976,7 @@
                 <w:sz w:val="18"/>
                 <w:szCs w:val="18"/>
               </w:rPr>
-              <w:t xml:space="preserve">Contract Amount (VND)</w:t>
+              <w:t xml:space="preserve">Construction Period (Construction Start Date &amp; Construction End Date)</w:t>
             </w:r>
           </w:p>
         </w:tc>
@@ -2036,37 +2036,37 @@
                 <w:sz w:val="18"/>
                 <w:szCs w:val="18"/>
               </w:rPr>
-              <w:t xml:space="preserve">Construction Overview Registration / Contract Summary</w:t>
-            </w:r>
-          </w:p>
-        </w:tc>
-        <w:tc>
-          <w:tcPr>
-            <w:tcBorders>
-              <w:top w:val="single" w:color="CBD5E0" w:sz="1"/>
-              <w:left w:val="single" w:color="CBD5E0" w:sz="1"/>
-              <w:bottom w:val="single" w:color="CBD5E0" w:sz="1"/>
-              <w:right w:val="single" w:color="CBD5E0" w:sz="1"/>
-            </w:tcBorders>
-            <w:shd w:fill="FFFFFF" w:val="clear"/>
-            <w:tcMar>
-              <w:top w:type="dxa" w:w="120"/>
-              <w:left w:type="dxa" w:w="140"/>
-              <w:bottom w:type="dxa" w:w="120"/>
-              <w:right w:type="dxa" w:w="140"/>
-            </w:tcMar>
-          </w:tcPr>
-          <w:p>
-            <w:r>
-              <w:rPr>
-                <w:rFonts w:ascii="Arial" w:cs="Arial" w:eastAsia="Arial" w:hAnsi="Arial"/>
-                <w:b w:val="false"/>
-                <w:bCs w:val="false"/>
-                <w:color w:val="2D3748"/>
-                <w:sz w:val="18"/>
-                <w:szCs w:val="18"/>
-              </w:rPr>
-              <w:t xml:space="preserve">Total Contract Won Amount (TOTALCTRTWONAMT)</w:t>
+              <w:t xml:space="preserve">Common &gt; Construction Overview &gt; Register Construction Overview</w:t>
+            </w:r>
+          </w:p>
+        </w:tc>
+        <w:tc>
+          <w:tcPr>
+            <w:tcBorders>
+              <w:top w:val="single" w:color="CBD5E0" w:sz="1"/>
+              <w:left w:val="single" w:color="CBD5E0" w:sz="1"/>
+              <w:bottom w:val="single" w:color="CBD5E0" w:sz="1"/>
+              <w:right w:val="single" w:color="CBD5E0" w:sz="1"/>
+            </w:tcBorders>
+            <w:shd w:fill="FFFFFF" w:val="clear"/>
+            <w:tcMar>
+              <w:top w:type="dxa" w:w="120"/>
+              <w:left w:type="dxa" w:w="140"/>
+              <w:bottom w:type="dxa" w:w="120"/>
+              <w:right w:type="dxa" w:w="140"/>
+            </w:tcMar>
+          </w:tcPr>
+          <w:p>
+            <w:r>
+              <w:rPr>
+                <w:rFonts w:ascii="Arial" w:cs="Arial" w:eastAsia="Arial" w:hAnsi="Arial"/>
+                <w:b w:val="false"/>
+                <w:bCs w:val="false"/>
+                <w:color w:val="2D3748"/>
+                <w:sz w:val="18"/>
+                <w:szCs w:val="18"/>
+              </w:rPr>
+              <w:t xml:space="preserve">Tab Construction Period &gt; - Actual Start Date- Actual Final Completion / Expected Final Completion Date</w:t>
             </w:r>
           </w:p>
         </w:tc>
@@ -2128,7 +2128,7 @@
                 <w:sz w:val="18"/>
                 <w:szCs w:val="18"/>
               </w:rPr>
-              <w:t xml:space="preserve">Construction Period (Start &amp; End Date)</w:t>
+              <w:t xml:space="preserve">Project Specifications (Client, Scale, Location, Site Area, Gross Floor Area, Purpose, Ownership Stake, Partner Company, Contract Method, Payment Terms, Defect Warranty Period, Defect Warranty Bond, Advance Payment, Retention, VE Terms)</w:t>
             </w:r>
           </w:p>
         </w:tc>
@@ -2158,67 +2158,67 @@
                 <w:sz w:val="18"/>
                 <w:szCs w:val="18"/>
               </w:rPr>
-              <w:t xml:space="preserve">🔄 ERP Sync</w:t>
-            </w:r>
-          </w:p>
-        </w:tc>
-        <w:tc>
-          <w:tcPr>
-            <w:tcBorders>
-              <w:top w:val="single" w:color="CBD5E0" w:sz="1"/>
-              <w:left w:val="single" w:color="CBD5E0" w:sz="1"/>
-              <w:bottom w:val="single" w:color="CBD5E0" w:sz="1"/>
-              <w:right w:val="single" w:color="CBD5E0" w:sz="1"/>
-            </w:tcBorders>
-            <w:shd w:fill="FFFFFF" w:val="clear"/>
-            <w:tcMar>
-              <w:top w:type="dxa" w:w="120"/>
-              <w:left w:type="dxa" w:w="140"/>
-              <w:bottom w:type="dxa" w:w="120"/>
-              <w:right w:type="dxa" w:w="140"/>
-            </w:tcMar>
-          </w:tcPr>
-          <w:p>
-            <w:r>
-              <w:rPr>
-                <w:rFonts w:ascii="Arial" w:cs="Arial" w:eastAsia="Arial" w:hAnsi="Arial"/>
-                <w:b w:val="false"/>
-                <w:bCs w:val="false"/>
-                <w:color w:val="2D3748"/>
-                <w:sz w:val="18"/>
-                <w:szCs w:val="18"/>
-              </w:rPr>
-              <w:t xml:space="preserve">Construction Overview Registration &gt; Period</w:t>
-            </w:r>
-          </w:p>
-        </w:tc>
-        <w:tc>
-          <w:tcPr>
-            <w:tcBorders>
-              <w:top w:val="single" w:color="CBD5E0" w:sz="1"/>
-              <w:left w:val="single" w:color="CBD5E0" w:sz="1"/>
-              <w:bottom w:val="single" w:color="CBD5E0" w:sz="1"/>
-              <w:right w:val="single" w:color="CBD5E0" w:sz="1"/>
-            </w:tcBorders>
-            <w:shd w:fill="FFFFFF" w:val="clear"/>
-            <w:tcMar>
-              <w:top w:type="dxa" w:w="120"/>
-              <w:left w:type="dxa" w:w="140"/>
-              <w:bottom w:type="dxa" w:w="120"/>
-              <w:right w:type="dxa" w:w="140"/>
-            </w:tcMar>
-          </w:tcPr>
-          <w:p>
-            <w:r>
-              <w:rPr>
-                <w:rFonts w:ascii="Arial" w:cs="Arial" w:eastAsia="Arial" w:hAnsi="Arial"/>
-                <w:b w:val="false"/>
-                <w:bCs w:val="false"/>
-                <w:color w:val="2D3748"/>
-                <w:sz w:val="18"/>
-                <w:szCs w:val="18"/>
-              </w:rPr>
-              <w:t xml:space="preserve">Actual Start (STCONSTDATE) ~ Sched. Completion (CMPLSCHDDATE)</w:t>
+              <w:t xml:space="preserve">✍️ Manual Entry</w:t>
+            </w:r>
+          </w:p>
+        </w:tc>
+        <w:tc>
+          <w:tcPr>
+            <w:tcBorders>
+              <w:top w:val="single" w:color="CBD5E0" w:sz="1"/>
+              <w:left w:val="single" w:color="CBD5E0" w:sz="1"/>
+              <w:bottom w:val="single" w:color="CBD5E0" w:sz="1"/>
+              <w:right w:val="single" w:color="CBD5E0" w:sz="1"/>
+            </w:tcBorders>
+            <w:shd w:fill="F7FAFC" w:val="clear"/>
+            <w:tcMar>
+              <w:top w:type="dxa" w:w="120"/>
+              <w:left w:type="dxa" w:w="140"/>
+              <w:bottom w:type="dxa" w:w="120"/>
+              <w:right w:type="dxa" w:w="140"/>
+            </w:tcMar>
+          </w:tcPr>
+          <w:p>
+            <w:r>
+              <w:rPr>
+                <w:rFonts w:ascii="Arial" w:cs="Arial" w:eastAsia="Arial" w:hAnsi="Arial"/>
+                <w:b w:val="false"/>
+                <w:bCs w:val="false"/>
+                <w:color w:val="2D3748"/>
+                <w:sz w:val="18"/>
+                <w:szCs w:val="18"/>
+              </w:rPr>
+              <w:t xml:space="preserve"/>
+            </w:r>
+          </w:p>
+        </w:tc>
+        <w:tc>
+          <w:tcPr>
+            <w:tcBorders>
+              <w:top w:val="single" w:color="CBD5E0" w:sz="1"/>
+              <w:left w:val="single" w:color="CBD5E0" w:sz="1"/>
+              <w:bottom w:val="single" w:color="CBD5E0" w:sz="1"/>
+              <w:right w:val="single" w:color="CBD5E0" w:sz="1"/>
+            </w:tcBorders>
+            <w:shd w:fill="F7FAFC" w:val="clear"/>
+            <w:tcMar>
+              <w:top w:type="dxa" w:w="120"/>
+              <w:left w:type="dxa" w:w="140"/>
+              <w:bottom w:type="dxa" w:w="120"/>
+              <w:right w:type="dxa" w:w="140"/>
+            </w:tcMar>
+          </w:tcPr>
+          <w:p>
+            <w:r>
+              <w:rPr>
+                <w:rFonts w:ascii="Arial" w:cs="Arial" w:eastAsia="Arial" w:hAnsi="Arial"/>
+                <w:b w:val="false"/>
+                <w:bCs w:val="false"/>
+                <w:color w:val="2D3748"/>
+                <w:sz w:val="18"/>
+                <w:szCs w:val="18"/>
+              </w:rPr>
+              <w:t xml:space="preserve"/>
             </w:r>
           </w:p>
         </w:tc>
@@ -2280,7 +2280,7 @@
                 <w:sz w:val="18"/>
                 <w:szCs w:val="18"/>
               </w:rPr>
-              <w:t xml:space="preserve">Project Specifications (Client, Scale, Area, Location, Purpose, Warranty, Advance)</w:t>
+              <w:t xml:space="preserve">Site Photo</w:t>
             </w:r>
           </w:p>
         </w:tc>
@@ -2310,67 +2310,67 @@
                 <w:sz w:val="18"/>
                 <w:szCs w:val="18"/>
               </w:rPr>
-              <w:t xml:space="preserve">✍️ Manual Entry</w:t>
-            </w:r>
-          </w:p>
-        </w:tc>
-        <w:tc>
-          <w:tcPr>
-            <w:tcBorders>
-              <w:top w:val="single" w:color="CBD5E0" w:sz="1"/>
-              <w:left w:val="single" w:color="CBD5E0" w:sz="1"/>
-              <w:bottom w:val="single" w:color="CBD5E0" w:sz="1"/>
-              <w:right w:val="single" w:color="CBD5E0" w:sz="1"/>
-            </w:tcBorders>
-            <w:shd w:fill="FFFFFF" w:val="clear"/>
-            <w:tcMar>
-              <w:top w:type="dxa" w:w="120"/>
-              <w:left w:type="dxa" w:w="140"/>
-              <w:bottom w:type="dxa" w:w="120"/>
-              <w:right w:type="dxa" w:w="140"/>
-            </w:tcMar>
-          </w:tcPr>
-          <w:p>
-            <w:r>
-              <w:rPr>
-                <w:rFonts w:ascii="Arial" w:cs="Arial" w:eastAsia="Arial" w:hAnsi="Arial"/>
-                <w:b w:val="false"/>
-                <w:bCs w:val="false"/>
-                <w:color w:val="2D3748"/>
-                <w:sz w:val="18"/>
-                <w:szCs w:val="18"/>
-              </w:rPr>
-              <w:t xml:space="preserve">Construction Overview Registration (Unregistered items)</w:t>
-            </w:r>
-          </w:p>
-        </w:tc>
-        <w:tc>
-          <w:tcPr>
-            <w:tcBorders>
-              <w:top w:val="single" w:color="CBD5E0" w:sz="1"/>
-              <w:left w:val="single" w:color="CBD5E0" w:sz="1"/>
-              <w:bottom w:val="single" w:color="CBD5E0" w:sz="1"/>
-              <w:right w:val="single" w:color="CBD5E0" w:sz="1"/>
-            </w:tcBorders>
-            <w:shd w:fill="FFFFFF" w:val="clear"/>
-            <w:tcMar>
-              <w:top w:type="dxa" w:w="120"/>
-              <w:left w:type="dxa" w:w="140"/>
-              <w:bottom w:type="dxa" w:w="120"/>
-              <w:right w:type="dxa" w:w="140"/>
-            </w:tcMar>
-          </w:tcPr>
-          <w:p>
-            <w:r>
-              <w:rPr>
-                <w:rFonts w:ascii="Arial" w:cs="Arial" w:eastAsia="Arial" w:hAnsi="Arial"/>
-                <w:b w:val="false"/>
-                <w:bCs w:val="false"/>
-                <w:color w:val="2D3748"/>
-                <w:sz w:val="18"/>
-                <w:szCs w:val="18"/>
-              </w:rPr>
-              <w:t xml:space="preserve">Data Entry Tab &gt; 0. Overview Information</w:t>
+              <w:t xml:space="preserve">🔄 ERP Sync</w:t>
+            </w:r>
+          </w:p>
+        </w:tc>
+        <w:tc>
+          <w:tcPr>
+            <w:tcBorders>
+              <w:top w:val="single" w:color="CBD5E0" w:sz="1"/>
+              <w:left w:val="single" w:color="CBD5E0" w:sz="1"/>
+              <w:bottom w:val="single" w:color="CBD5E0" w:sz="1"/>
+              <w:right w:val="single" w:color="CBD5E0" w:sz="1"/>
+            </w:tcBorders>
+            <w:shd w:fill="FFFFFF" w:val="clear"/>
+            <w:tcMar>
+              <w:top w:type="dxa" w:w="120"/>
+              <w:left w:type="dxa" w:w="140"/>
+              <w:bottom w:type="dxa" w:w="120"/>
+              <w:right w:type="dxa" w:w="140"/>
+            </w:tcMar>
+          </w:tcPr>
+          <w:p>
+            <w:r>
+              <w:rPr>
+                <w:rFonts w:ascii="Arial" w:cs="Arial" w:eastAsia="Arial" w:hAnsi="Arial"/>
+                <w:b w:val="false"/>
+                <w:bCs w:val="false"/>
+                <w:color w:val="2D3748"/>
+                <w:sz w:val="18"/>
+                <w:szCs w:val="18"/>
+              </w:rPr>
+              <w:t xml:space="preserve">Common &gt; Perspective/Photo &gt; Register Perspective</w:t>
+            </w:r>
+          </w:p>
+        </w:tc>
+        <w:tc>
+          <w:tcPr>
+            <w:tcBorders>
+              <w:top w:val="single" w:color="CBD5E0" w:sz="1"/>
+              <w:left w:val="single" w:color="CBD5E0" w:sz="1"/>
+              <w:bottom w:val="single" w:color="CBD5E0" w:sz="1"/>
+              <w:right w:val="single" w:color="CBD5E0" w:sz="1"/>
+            </w:tcBorders>
+            <w:shd w:fill="FFFFFF" w:val="clear"/>
+            <w:tcMar>
+              <w:top w:type="dxa" w:w="120"/>
+              <w:left w:type="dxa" w:w="140"/>
+              <w:bottom w:type="dxa" w:w="120"/>
+              <w:right w:type="dxa" w:w="140"/>
+            </w:tcMar>
+          </w:tcPr>
+          <w:p>
+            <w:r>
+              <w:rPr>
+                <w:rFonts w:ascii="Arial" w:cs="Arial" w:eastAsia="Arial" w:hAnsi="Arial"/>
+                <w:b w:val="false"/>
+                <w:bCs w:val="false"/>
+                <w:color w:val="2D3748"/>
+                <w:sz w:val="18"/>
+                <w:szCs w:val="18"/>
+              </w:rPr>
+              <w:t xml:space="preserve">Aerial rendering</w:t>
             </w:r>
           </w:p>
         </w:tc>
@@ -2402,37 +2402,37 @@
                 <w:sz w:val="18"/>
                 <w:szCs w:val="18"/>
               </w:rPr>
-              <w:t xml:space="preserve">Project Detail (Construction) - Overview Tab</w:t>
-            </w:r>
-          </w:p>
-        </w:tc>
-        <w:tc>
-          <w:tcPr>
-            <w:tcBorders>
-              <w:top w:val="single" w:color="CBD5E0" w:sz="1"/>
-              <w:left w:val="single" w:color="CBD5E0" w:sz="1"/>
-              <w:bottom w:val="single" w:color="CBD5E0" w:sz="1"/>
-              <w:right w:val="single" w:color="CBD5E0" w:sz="1"/>
-            </w:tcBorders>
-            <w:shd w:fill="FFFFFF" w:val="clear"/>
-            <w:tcMar>
-              <w:top w:type="dxa" w:w="120"/>
-              <w:left w:type="dxa" w:w="140"/>
-              <w:bottom w:type="dxa" w:w="120"/>
-              <w:right w:type="dxa" w:w="140"/>
-            </w:tcMar>
-          </w:tcPr>
-          <w:p>
-            <w:r>
-              <w:rPr>
-                <w:rFonts w:ascii="Arial" w:cs="Arial" w:eastAsia="Arial" w:hAnsi="Arial"/>
-                <w:b w:val="false"/>
-                <w:bCs w:val="false"/>
-                <w:color w:val="2D3748"/>
-                <w:sz w:val="18"/>
-                <w:szCs w:val="18"/>
-              </w:rPr>
-              <w:t xml:space="preserve">Aerial View Photo</w:t>
+              <w:t xml:space="preserve">Project Detail (Construction) - Progress Tab</w:t>
+            </w:r>
+          </w:p>
+        </w:tc>
+        <w:tc>
+          <w:tcPr>
+            <w:tcBorders>
+              <w:top w:val="single" w:color="CBD5E0" w:sz="1"/>
+              <w:left w:val="single" w:color="CBD5E0" w:sz="1"/>
+              <w:bottom w:val="single" w:color="CBD5E0" w:sz="1"/>
+              <w:right w:val="single" w:color="CBD5E0" w:sz="1"/>
+            </w:tcBorders>
+            <w:shd w:fill="FFFFFF" w:val="clear"/>
+            <w:tcMar>
+              <w:top w:type="dxa" w:w="120"/>
+              <w:left w:type="dxa" w:w="140"/>
+              <w:bottom w:type="dxa" w:w="120"/>
+              <w:right w:type="dxa" w:w="140"/>
+            </w:tcMar>
+          </w:tcPr>
+          <w:p>
+            <w:r>
+              <w:rPr>
+                <w:rFonts w:ascii="Arial" w:cs="Arial" w:eastAsia="Arial" w:hAnsi="Arial"/>
+                <w:b w:val="false"/>
+                <w:bCs w:val="false"/>
+                <w:color w:val="2D3748"/>
+                <w:sz w:val="18"/>
+                <w:szCs w:val="18"/>
+              </w:rPr>
+              <w:t xml:space="preserve">Monthly Actual (%)</w:t>
             </w:r>
           </w:p>
         </w:tc>
@@ -2474,55 +2474,55 @@
               <w:bottom w:val="single" w:color="CBD5E0" w:sz="1"/>
               <w:right w:val="single" w:color="CBD5E0" w:sz="1"/>
             </w:tcBorders>
-            <w:shd w:fill="FFFFFF" w:val="clear"/>
-            <w:tcMar>
-              <w:top w:type="dxa" w:w="120"/>
-              <w:left w:type="dxa" w:w="140"/>
-              <w:bottom w:type="dxa" w:w="120"/>
-              <w:right w:type="dxa" w:w="140"/>
-            </w:tcMar>
-          </w:tcPr>
-          <w:p>
-            <w:r>
-              <w:rPr>
-                <w:rFonts w:ascii="Arial" w:cs="Arial" w:eastAsia="Arial" w:hAnsi="Arial"/>
-                <w:b w:val="false"/>
-                <w:bCs w:val="false"/>
-                <w:color w:val="2D3748"/>
-                <w:sz w:val="18"/>
-                <w:szCs w:val="18"/>
-              </w:rPr>
-              <w:t xml:space="preserve">Construction Overview Registration &gt; Aerial View</w:t>
-            </w:r>
-          </w:p>
-        </w:tc>
-        <w:tc>
-          <w:tcPr>
-            <w:tcBorders>
-              <w:top w:val="single" w:color="CBD5E0" w:sz="1"/>
-              <w:left w:val="single" w:color="CBD5E0" w:sz="1"/>
-              <w:bottom w:val="single" w:color="CBD5E0" w:sz="1"/>
-              <w:right w:val="single" w:color="CBD5E0" w:sz="1"/>
-            </w:tcBorders>
-            <w:shd w:fill="FFFFFF" w:val="clear"/>
-            <w:tcMar>
-              <w:top w:type="dxa" w:w="120"/>
-              <w:left w:type="dxa" w:w="140"/>
-              <w:bottom w:type="dxa" w:w="120"/>
-              <w:right w:type="dxa" w:w="140"/>
-            </w:tcMar>
-          </w:tcPr>
-          <w:p>
-            <w:r>
-              <w:rPr>
-                <w:rFonts w:ascii="Arial" w:cs="Arial" w:eastAsia="Arial" w:hAnsi="Arial"/>
-                <w:b w:val="false"/>
-                <w:bCs w:val="false"/>
-                <w:color w:val="2D3748"/>
-                <w:sz w:val="18"/>
-                <w:szCs w:val="18"/>
-              </w:rPr>
-              <w:t xml:space="preserve">Aerial View Picture File (AIRVIEWPICPATH)</w:t>
+            <w:shd w:fill="F7FAFC" w:val="clear"/>
+            <w:tcMar>
+              <w:top w:type="dxa" w:w="120"/>
+              <w:left w:type="dxa" w:w="140"/>
+              <w:bottom w:type="dxa" w:w="120"/>
+              <w:right w:type="dxa" w:w="140"/>
+            </w:tcMar>
+          </w:tcPr>
+          <w:p>
+            <w:r>
+              <w:rPr>
+                <w:rFonts w:ascii="Arial" w:cs="Arial" w:eastAsia="Arial" w:hAnsi="Arial"/>
+                <w:b w:val="false"/>
+                <w:bCs w:val="false"/>
+                <w:color w:val="2D3748"/>
+                <w:sz w:val="18"/>
+                <w:szCs w:val="18"/>
+              </w:rPr>
+              <w:t xml:space="preserve">1. Cost &gt; Cost Performance &gt; Cost Input Status by Execution Details2. Sub-Contracting &gt; Request Execution Resolution (Site) &gt; Request Execution Resolution(Site)</w:t>
+            </w:r>
+          </w:p>
+        </w:tc>
+        <w:tc>
+          <w:tcPr>
+            <w:tcBorders>
+              <w:top w:val="single" w:color="CBD5E0" w:sz="1"/>
+              <w:left w:val="single" w:color="CBD5E0" w:sz="1"/>
+              <w:bottom w:val="single" w:color="CBD5E0" w:sz="1"/>
+              <w:right w:val="single" w:color="CBD5E0" w:sz="1"/>
+            </w:tcBorders>
+            <w:shd w:fill="F7FAFC" w:val="clear"/>
+            <w:tcMar>
+              <w:top w:type="dxa" w:w="120"/>
+              <w:left w:type="dxa" w:w="140"/>
+              <w:bottom w:type="dxa" w:w="120"/>
+              <w:right w:type="dxa" w:w="140"/>
+            </w:tcMar>
+          </w:tcPr>
+          <w:p>
+            <w:r>
+              <w:rPr>
+                <w:rFonts w:ascii="Arial" w:cs="Arial" w:eastAsia="Arial" w:hAnsi="Arial"/>
+                <w:b w:val="false"/>
+                <w:bCs w:val="false"/>
+                <w:color w:val="2D3748"/>
+                <w:sz w:val="18"/>
+                <w:szCs w:val="18"/>
+              </w:rPr>
+              <w:t xml:space="preserve">1. Sum total column input By Month(1-12)2. Sum column Execution Budget &gt; Amount3. Request Execution Resolution(Site) sum column Execution Budget minus sum column Implementation AmountActual = (1(each month)/(2-3))*100%</w:t>
             </w:r>
           </w:p>
         </w:tc>
@@ -2584,7 +2584,7 @@
                 <w:sz w:val="18"/>
                 <w:szCs w:val="18"/>
               </w:rPr>
-              <w:t xml:space="preserve">Monthly Actual Progress (%)</w:t>
+              <w:t xml:space="preserve">Monthly Plan(%)</w:t>
             </w:r>
           </w:p>
         </w:tc>
@@ -2614,67 +2614,67 @@
                 <w:sz w:val="18"/>
                 <w:szCs w:val="18"/>
               </w:rPr>
-              <w:t xml:space="preserve">🔄 ERP Sync</w:t>
-            </w:r>
-          </w:p>
-        </w:tc>
-        <w:tc>
-          <w:tcPr>
-            <w:tcBorders>
-              <w:top w:val="single" w:color="CBD5E0" w:sz="1"/>
-              <w:left w:val="single" w:color="CBD5E0" w:sz="1"/>
-              <w:bottom w:val="single" w:color="CBD5E0" w:sz="1"/>
-              <w:right w:val="single" w:color="CBD5E0" w:sz="1"/>
-            </w:tcBorders>
-            <w:shd w:fill="FFFFFF" w:val="clear"/>
-            <w:tcMar>
-              <w:top w:type="dxa" w:w="120"/>
-              <w:left w:type="dxa" w:w="140"/>
-              <w:bottom w:type="dxa" w:w="120"/>
-              <w:right w:type="dxa" w:w="140"/>
-            </w:tcMar>
-          </w:tcPr>
-          <w:p>
-            <w:r>
-              <w:rPr>
-                <w:rFonts w:ascii="Arial" w:cs="Arial" w:eastAsia="Arial" w:hAnsi="Arial"/>
-                <w:b w:val="false"/>
-                <w:bCs w:val="false"/>
-                <w:color w:val="2D3748"/>
-                <w:sz w:val="18"/>
-                <w:szCs w:val="18"/>
-              </w:rPr>
-              <w:t xml:space="preserve">Cost Progress Rate (%) / Execution Progress (Site)</w:t>
-            </w:r>
-          </w:p>
-        </w:tc>
-        <w:tc>
-          <w:tcPr>
-            <w:tcBorders>
-              <w:top w:val="single" w:color="CBD5E0" w:sz="1"/>
-              <w:left w:val="single" w:color="CBD5E0" w:sz="1"/>
-              <w:bottom w:val="single" w:color="CBD5E0" w:sz="1"/>
-              <w:right w:val="single" w:color="CBD5E0" w:sz="1"/>
-            </w:tcBorders>
-            <w:shd w:fill="FFFFFF" w:val="clear"/>
-            <w:tcMar>
-              <w:top w:type="dxa" w:w="120"/>
-              <w:left w:type="dxa" w:w="140"/>
-              <w:bottom w:type="dxa" w:w="120"/>
-              <w:right w:type="dxa" w:w="140"/>
-            </w:tcMar>
-          </w:tcPr>
-          <w:p>
-            <w:r>
-              <w:rPr>
-                <w:rFonts w:ascii="Arial" w:cs="Arial" w:eastAsia="Arial" w:hAnsi="Arial"/>
-                <w:b w:val="false"/>
-                <w:bCs w:val="false"/>
-                <w:color w:val="2D3748"/>
-                <w:sz w:val="18"/>
-                <w:szCs w:val="18"/>
-              </w:rPr>
-              <w:t xml:space="preserve">Calculated progress rate based on monthly cost input</w:t>
+              <w:t xml:space="preserve">✍️ Manual Entry</w:t>
+            </w:r>
+          </w:p>
+        </w:tc>
+        <w:tc>
+          <w:tcPr>
+            <w:tcBorders>
+              <w:top w:val="single" w:color="CBD5E0" w:sz="1"/>
+              <w:left w:val="single" w:color="CBD5E0" w:sz="1"/>
+              <w:bottom w:val="single" w:color="CBD5E0" w:sz="1"/>
+              <w:right w:val="single" w:color="CBD5E0" w:sz="1"/>
+            </w:tcBorders>
+            <w:shd w:fill="FFFFFF" w:val="clear"/>
+            <w:tcMar>
+              <w:top w:type="dxa" w:w="120"/>
+              <w:left w:type="dxa" w:w="140"/>
+              <w:bottom w:type="dxa" w:w="120"/>
+              <w:right w:type="dxa" w:w="140"/>
+            </w:tcMar>
+          </w:tcPr>
+          <w:p>
+            <w:r>
+              <w:rPr>
+                <w:rFonts w:ascii="Arial" w:cs="Arial" w:eastAsia="Arial" w:hAnsi="Arial"/>
+                <w:b w:val="false"/>
+                <w:bCs w:val="false"/>
+                <w:color w:val="2D3748"/>
+                <w:sz w:val="18"/>
+                <w:szCs w:val="18"/>
+              </w:rPr>
+              <w:t xml:space="preserve"/>
+            </w:r>
+          </w:p>
+        </w:tc>
+        <w:tc>
+          <w:tcPr>
+            <w:tcBorders>
+              <w:top w:val="single" w:color="CBD5E0" w:sz="1"/>
+              <w:left w:val="single" w:color="CBD5E0" w:sz="1"/>
+              <w:bottom w:val="single" w:color="CBD5E0" w:sz="1"/>
+              <w:right w:val="single" w:color="CBD5E0" w:sz="1"/>
+            </w:tcBorders>
+            <w:shd w:fill="FFFFFF" w:val="clear"/>
+            <w:tcMar>
+              <w:top w:type="dxa" w:w="120"/>
+              <w:left w:type="dxa" w:w="140"/>
+              <w:bottom w:type="dxa" w:w="120"/>
+              <w:right w:type="dxa" w:w="140"/>
+            </w:tcMar>
+          </w:tcPr>
+          <w:p>
+            <w:r>
+              <w:rPr>
+                <w:rFonts w:ascii="Arial" w:cs="Arial" w:eastAsia="Arial" w:hAnsi="Arial"/>
+                <w:b w:val="false"/>
+                <w:bCs w:val="false"/>
+                <w:color w:val="2D3748"/>
+                <w:sz w:val="18"/>
+                <w:szCs w:val="18"/>
+              </w:rPr>
+              <w:t xml:space="preserve"/>
             </w:r>
           </w:p>
         </w:tc>
@@ -2736,7 +2736,7 @@
                 <w:sz w:val="18"/>
                 <w:szCs w:val="18"/>
               </w:rPr>
-              <w:t xml:space="preserve">Monthly Plan Progress (%) &amp; Milestones</w:t>
+              <w:t xml:space="preserve">Site Progress Status</w:t>
             </w:r>
           </w:p>
         </w:tc>
@@ -2766,67 +2766,67 @@
                 <w:sz w:val="18"/>
                 <w:szCs w:val="18"/>
               </w:rPr>
-              <w:t xml:space="preserve">✍️ Manual Entry</w:t>
-            </w:r>
-          </w:p>
-        </w:tc>
-        <w:tc>
-          <w:tcPr>
-            <w:tcBorders>
-              <w:top w:val="single" w:color="CBD5E0" w:sz="1"/>
-              <w:left w:val="single" w:color="CBD5E0" w:sz="1"/>
-              <w:bottom w:val="single" w:color="CBD5E0" w:sz="1"/>
-              <w:right w:val="single" w:color="CBD5E0" w:sz="1"/>
-            </w:tcBorders>
-            <w:shd w:fill="FFFFFF" w:val="clear"/>
-            <w:tcMar>
-              <w:top w:type="dxa" w:w="120"/>
-              <w:left w:type="dxa" w:w="140"/>
-              <w:bottom w:type="dxa" w:w="120"/>
-              <w:right w:type="dxa" w:w="140"/>
-            </w:tcMar>
-          </w:tcPr>
-          <w:p>
-            <w:r>
-              <w:rPr>
-                <w:rFonts w:ascii="Arial" w:cs="Arial" w:eastAsia="Arial" w:hAnsi="Arial"/>
-                <w:b w:val="false"/>
-                <w:bCs w:val="false"/>
-                <w:color w:val="2D3748"/>
-                <w:sz w:val="18"/>
-                <w:szCs w:val="18"/>
-              </w:rPr>
-              <w:t xml:space="preserve">N/A (Site Schedule Table)</w:t>
-            </w:r>
-          </w:p>
-        </w:tc>
-        <w:tc>
-          <w:tcPr>
-            <w:tcBorders>
-              <w:top w:val="single" w:color="CBD5E0" w:sz="1"/>
-              <w:left w:val="single" w:color="CBD5E0" w:sz="1"/>
-              <w:bottom w:val="single" w:color="CBD5E0" w:sz="1"/>
-              <w:right w:val="single" w:color="CBD5E0" w:sz="1"/>
-            </w:tcBorders>
-            <w:shd w:fill="FFFFFF" w:val="clear"/>
-            <w:tcMar>
-              <w:top w:type="dxa" w:w="120"/>
-              <w:left w:type="dxa" w:w="140"/>
-              <w:bottom w:type="dxa" w:w="120"/>
-              <w:right w:type="dxa" w:w="140"/>
-            </w:tcMar>
-          </w:tcPr>
-          <w:p>
-            <w:r>
-              <w:rPr>
-                <w:rFonts w:ascii="Arial" w:cs="Arial" w:eastAsia="Arial" w:hAnsi="Arial"/>
-                <w:b w:val="false"/>
-                <w:bCs w:val="false"/>
-                <w:color w:val="2D3748"/>
-                <w:sz w:val="18"/>
-                <w:szCs w:val="18"/>
-              </w:rPr>
-              <w:t xml:space="preserve">Data Entry Tab &gt; 1. Monthly Progress / 2. Milestones (Excel Upload supported)</w:t>
+              <w:t xml:space="preserve">🔄 ERP Sync</w:t>
+            </w:r>
+          </w:p>
+        </w:tc>
+        <w:tc>
+          <w:tcPr>
+            <w:tcBorders>
+              <w:top w:val="single" w:color="CBD5E0" w:sz="1"/>
+              <w:left w:val="single" w:color="CBD5E0" w:sz="1"/>
+              <w:bottom w:val="single" w:color="CBD5E0" w:sz="1"/>
+              <w:right w:val="single" w:color="CBD5E0" w:sz="1"/>
+            </w:tcBorders>
+            <w:shd w:fill="F7FAFC" w:val="clear"/>
+            <w:tcMar>
+              <w:top w:type="dxa" w:w="120"/>
+              <w:left w:type="dxa" w:w="140"/>
+              <w:bottom w:type="dxa" w:w="120"/>
+              <w:right w:type="dxa" w:w="140"/>
+            </w:tcMar>
+          </w:tcPr>
+          <w:p>
+            <w:r>
+              <w:rPr>
+                <w:rFonts w:ascii="Arial" w:cs="Arial" w:eastAsia="Arial" w:hAnsi="Arial"/>
+                <w:b w:val="false"/>
+                <w:bCs w:val="false"/>
+                <w:color w:val="2D3748"/>
+                <w:sz w:val="18"/>
+                <w:szCs w:val="18"/>
+              </w:rPr>
+              <w:t xml:space="preserve">Common &gt; Perspective/Photo &gt; Register Site Photos</w:t>
+            </w:r>
+          </w:p>
+        </w:tc>
+        <w:tc>
+          <w:tcPr>
+            <w:tcBorders>
+              <w:top w:val="single" w:color="CBD5E0" w:sz="1"/>
+              <w:left w:val="single" w:color="CBD5E0" w:sz="1"/>
+              <w:bottom w:val="single" w:color="CBD5E0" w:sz="1"/>
+              <w:right w:val="single" w:color="CBD5E0" w:sz="1"/>
+            </w:tcBorders>
+            <w:shd w:fill="F7FAFC" w:val="clear"/>
+            <w:tcMar>
+              <w:top w:type="dxa" w:w="120"/>
+              <w:left w:type="dxa" w:w="140"/>
+              <w:bottom w:type="dxa" w:w="120"/>
+              <w:right w:type="dxa" w:w="140"/>
+            </w:tcMar>
+          </w:tcPr>
+          <w:p>
+            <w:r>
+              <w:rPr>
+                <w:rFonts w:ascii="Arial" w:cs="Arial" w:eastAsia="Arial" w:hAnsi="Arial"/>
+                <w:b w:val="false"/>
+                <w:bCs w:val="false"/>
+                <w:color w:val="2D3748"/>
+                <w:sz w:val="18"/>
+                <w:szCs w:val="18"/>
+              </w:rPr>
+              <w:t xml:space="preserve">Photo List</w:t>
             </w:r>
           </w:p>
         </w:tc>
@@ -2858,37 +2858,37 @@
                 <w:sz w:val="18"/>
                 <w:szCs w:val="18"/>
               </w:rPr>
-              <w:t xml:space="preserve">Project Detail (Construction) - Progress Tab</w:t>
-            </w:r>
-          </w:p>
-        </w:tc>
-        <w:tc>
-          <w:tcPr>
-            <w:tcBorders>
-              <w:top w:val="single" w:color="CBD5E0" w:sz="1"/>
-              <w:left w:val="single" w:color="CBD5E0" w:sz="1"/>
-              <w:bottom w:val="single" w:color="CBD5E0" w:sz="1"/>
-              <w:right w:val="single" w:color="CBD5E0" w:sz="1"/>
-            </w:tcBorders>
-            <w:shd w:fill="FFFFFF" w:val="clear"/>
-            <w:tcMar>
-              <w:top w:type="dxa" w:w="120"/>
-              <w:left w:type="dxa" w:w="140"/>
-              <w:bottom w:type="dxa" w:w="120"/>
-              <w:right w:type="dxa" w:w="140"/>
-            </w:tcMar>
-          </w:tcPr>
-          <w:p>
-            <w:r>
-              <w:rPr>
-                <w:rFonts w:ascii="Arial" w:cs="Arial" w:eastAsia="Arial" w:hAnsi="Arial"/>
-                <w:b w:val="false"/>
-                <w:bCs w:val="false"/>
-                <w:color w:val="2D3748"/>
-                <w:sz w:val="18"/>
-                <w:szCs w:val="18"/>
-              </w:rPr>
-              <w:t xml:space="preserve">Monthly Site Progress Photos</w:t>
+              <w:t xml:space="preserve">Project Detail (Construction) - Sale/Profit Tab</w:t>
+            </w:r>
+          </w:p>
+        </w:tc>
+        <w:tc>
+          <w:tcPr>
+            <w:tcBorders>
+              <w:top w:val="single" w:color="CBD5E0" w:sz="1"/>
+              <w:left w:val="single" w:color="CBD5E0" w:sz="1"/>
+              <w:bottom w:val="single" w:color="CBD5E0" w:sz="1"/>
+              <w:right w:val="single" w:color="CBD5E0" w:sz="1"/>
+            </w:tcBorders>
+            <w:shd w:fill="FFFFFF" w:val="clear"/>
+            <w:tcMar>
+              <w:top w:type="dxa" w:w="120"/>
+              <w:left w:type="dxa" w:w="140"/>
+              <w:bottom w:type="dxa" w:w="120"/>
+              <w:right w:type="dxa" w:w="140"/>
+            </w:tcMar>
+          </w:tcPr>
+          <w:p>
+            <w:r>
+              <w:rPr>
+                <w:rFonts w:ascii="Arial" w:cs="Arial" w:eastAsia="Arial" w:hAnsi="Arial"/>
+                <w:b w:val="false"/>
+                <w:bCs w:val="false"/>
+                <w:color w:val="2D3748"/>
+                <w:sz w:val="18"/>
+                <w:szCs w:val="18"/>
+              </w:rPr>
+              <w:t xml:space="preserve">Site Monthly Revenue (Plan / Actual / Forecast)</w:t>
             </w:r>
           </w:p>
         </w:tc>
@@ -2918,67 +2918,67 @@
                 <w:sz w:val="18"/>
                 <w:szCs w:val="18"/>
               </w:rPr>
-              <w:t xml:space="preserve">🔄 ERP Sync</w:t>
-            </w:r>
-          </w:p>
-        </w:tc>
-        <w:tc>
-          <w:tcPr>
-            <w:tcBorders>
-              <w:top w:val="single" w:color="CBD5E0" w:sz="1"/>
-              <w:left w:val="single" w:color="CBD5E0" w:sz="1"/>
-              <w:bottom w:val="single" w:color="CBD5E0" w:sz="1"/>
-              <w:right w:val="single" w:color="CBD5E0" w:sz="1"/>
-            </w:tcBorders>
-            <w:shd w:fill="FFFFFF" w:val="clear"/>
-            <w:tcMar>
-              <w:top w:type="dxa" w:w="120"/>
-              <w:left w:type="dxa" w:w="140"/>
-              <w:bottom w:type="dxa" w:w="120"/>
-              <w:right w:type="dxa" w:w="140"/>
-            </w:tcMar>
-          </w:tcPr>
-          <w:p>
-            <w:r>
-              <w:rPr>
-                <w:rFonts w:ascii="Arial" w:cs="Arial" w:eastAsia="Arial" w:hAnsi="Arial"/>
-                <w:b w:val="false"/>
-                <w:bCs w:val="false"/>
-                <w:color w:val="2D3748"/>
-                <w:sz w:val="18"/>
-                <w:szCs w:val="18"/>
-              </w:rPr>
-              <w:t xml:space="preserve">Monthly Construction Photo Registration</w:t>
-            </w:r>
-          </w:p>
-        </w:tc>
-        <w:tc>
-          <w:tcPr>
-            <w:tcBorders>
-              <w:top w:val="single" w:color="CBD5E0" w:sz="1"/>
-              <w:left w:val="single" w:color="CBD5E0" w:sz="1"/>
-              <w:bottom w:val="single" w:color="CBD5E0" w:sz="1"/>
-              <w:right w:val="single" w:color="CBD5E0" w:sz="1"/>
-            </w:tcBorders>
-            <w:shd w:fill="FFFFFF" w:val="clear"/>
-            <w:tcMar>
-              <w:top w:type="dxa" w:w="120"/>
-              <w:left w:type="dxa" w:w="140"/>
-              <w:bottom w:type="dxa" w:w="120"/>
-              <w:right w:type="dxa" w:w="140"/>
-            </w:tcMar>
-          </w:tcPr>
-          <w:p>
-            <w:r>
-              <w:rPr>
-                <w:rFonts w:ascii="Arial" w:cs="Arial" w:eastAsia="Arial" w:hAnsi="Arial"/>
-                <w:b w:val="false"/>
-                <w:bCs w:val="false"/>
-                <w:color w:val="2D3748"/>
-                <w:sz w:val="18"/>
-                <w:szCs w:val="18"/>
-              </w:rPr>
-              <w:t xml:space="preserve">Monthly Photo List with Location/Trade Notes</w:t>
+              <w:t xml:space="preserve">📤 Excel Upload</w:t>
+            </w:r>
+          </w:p>
+        </w:tc>
+        <w:tc>
+          <w:tcPr>
+            <w:tcBorders>
+              <w:top w:val="single" w:color="CBD5E0" w:sz="1"/>
+              <w:left w:val="single" w:color="CBD5E0" w:sz="1"/>
+              <w:bottom w:val="single" w:color="CBD5E0" w:sz="1"/>
+              <w:right w:val="single" w:color="CBD5E0" w:sz="1"/>
+            </w:tcBorders>
+            <w:shd w:fill="FFFFFF" w:val="clear"/>
+            <w:tcMar>
+              <w:top w:type="dxa" w:w="120"/>
+              <w:left w:type="dxa" w:w="140"/>
+              <w:bottom w:type="dxa" w:w="120"/>
+              <w:right w:type="dxa" w:w="140"/>
+            </w:tcMar>
+          </w:tcPr>
+          <w:p>
+            <w:r>
+              <w:rPr>
+                <w:rFonts w:ascii="Arial" w:cs="Arial" w:eastAsia="Arial" w:hAnsi="Arial"/>
+                <w:b w:val="false"/>
+                <w:bCs w:val="false"/>
+                <w:color w:val="2D3748"/>
+                <w:sz w:val="18"/>
+                <w:szCs w:val="18"/>
+              </w:rPr>
+              <w:t xml:space="preserve"/>
+            </w:r>
+          </w:p>
+        </w:tc>
+        <w:tc>
+          <w:tcPr>
+            <w:tcBorders>
+              <w:top w:val="single" w:color="CBD5E0" w:sz="1"/>
+              <w:left w:val="single" w:color="CBD5E0" w:sz="1"/>
+              <w:bottom w:val="single" w:color="CBD5E0" w:sz="1"/>
+              <w:right w:val="single" w:color="CBD5E0" w:sz="1"/>
+            </w:tcBorders>
+            <w:shd w:fill="FFFFFF" w:val="clear"/>
+            <w:tcMar>
+              <w:top w:type="dxa" w:w="120"/>
+              <w:left w:type="dxa" w:w="140"/>
+              <w:bottom w:type="dxa" w:w="120"/>
+              <w:right w:type="dxa" w:w="140"/>
+            </w:tcMar>
+          </w:tcPr>
+          <w:p>
+            <w:r>
+              <w:rPr>
+                <w:rFonts w:ascii="Arial" w:cs="Arial" w:eastAsia="Arial" w:hAnsi="Arial"/>
+                <w:b w:val="false"/>
+                <w:bCs w:val="false"/>
+                <w:color w:val="2D3748"/>
+                <w:sz w:val="18"/>
+                <w:szCs w:val="18"/>
+              </w:rPr>
+              <w:t xml:space="preserve"/>
             </w:r>
           </w:p>
         </w:tc>
@@ -3040,7 +3040,7 @@
                 <w:sz w:val="18"/>
                 <w:szCs w:val="18"/>
               </w:rPr>
-              <w:t xml:space="preserve">Site Monthly Revenue (Plan / Actual / Forecast)</w:t>
+              <w:t xml:space="preserve">Cost Rate</w:t>
             </w:r>
           </w:p>
         </w:tc>
@@ -3070,67 +3070,67 @@
                 <w:sz w:val="18"/>
                 <w:szCs w:val="18"/>
               </w:rPr>
-              <w:t xml:space="preserve">📤 Excel Upload</w:t>
-            </w:r>
-          </w:p>
-        </w:tc>
-        <w:tc>
-          <w:tcPr>
-            <w:tcBorders>
-              <w:top w:val="single" w:color="CBD5E0" w:sz="1"/>
-              <w:left w:val="single" w:color="CBD5E0" w:sz="1"/>
-              <w:bottom w:val="single" w:color="CBD5E0" w:sz="1"/>
-              <w:right w:val="single" w:color="CBD5E0" w:sz="1"/>
-            </w:tcBorders>
-            <w:shd w:fill="FFFFFF" w:val="clear"/>
-            <w:tcMar>
-              <w:top w:type="dxa" w:w="120"/>
-              <w:left w:type="dxa" w:w="140"/>
-              <w:bottom w:type="dxa" w:w="120"/>
-              <w:right w:type="dxa" w:w="140"/>
-            </w:tcMar>
-          </w:tcPr>
-          <w:p>
-            <w:r>
-              <w:rPr>
-                <w:rFonts w:ascii="Arial" w:cs="Arial" w:eastAsia="Arial" w:hAnsi="Arial"/>
-                <w:b w:val="false"/>
-                <w:bCs w:val="false"/>
-                <w:color w:val="2D3748"/>
-                <w:sz w:val="18"/>
-                <w:szCs w:val="18"/>
-              </w:rPr>
-              <w:t xml:space="preserve">Monthly Management Performance Registration / Excel</w:t>
-            </w:r>
-          </w:p>
-        </w:tc>
-        <w:tc>
-          <w:tcPr>
-            <w:tcBorders>
-              <w:top w:val="single" w:color="CBD5E0" w:sz="1"/>
-              <w:left w:val="single" w:color="CBD5E0" w:sz="1"/>
-              <w:bottom w:val="single" w:color="CBD5E0" w:sz="1"/>
-              <w:right w:val="single" w:color="CBD5E0" w:sz="1"/>
-            </w:tcBorders>
-            <w:shd w:fill="FFFFFF" w:val="clear"/>
-            <w:tcMar>
-              <w:top w:type="dxa" w:w="120"/>
-              <w:left w:type="dxa" w:w="140"/>
-              <w:bottom w:type="dxa" w:w="120"/>
-              <w:right w:type="dxa" w:w="140"/>
-            </w:tcMar>
-          </w:tcPr>
-          <w:p>
-            <w:r>
-              <w:rPr>
-                <w:rFonts w:ascii="Arial" w:cs="Arial" w:eastAsia="Arial" w:hAnsi="Arial"/>
-                <w:b w:val="false"/>
-                <w:bCs w:val="false"/>
-                <w:color w:val="2D3748"/>
-                <w:sz w:val="18"/>
-                <w:szCs w:val="18"/>
-              </w:rPr>
-              <w:t xml:space="preserve">Site Monthly Revenue Column</w:t>
+              <w:t xml:space="preserve">🔄 ERP Sync</w:t>
+            </w:r>
+          </w:p>
+        </w:tc>
+        <w:tc>
+          <w:tcPr>
+            <w:tcBorders>
+              <w:top w:val="single" w:color="CBD5E0" w:sz="1"/>
+              <w:left w:val="single" w:color="CBD5E0" w:sz="1"/>
+              <w:bottom w:val="single" w:color="CBD5E0" w:sz="1"/>
+              <w:right w:val="single" w:color="CBD5E0" w:sz="1"/>
+            </w:tcBorders>
+            <w:shd w:fill="F7FAFC" w:val="clear"/>
+            <w:tcMar>
+              <w:top w:type="dxa" w:w="120"/>
+              <w:left w:type="dxa" w:w="140"/>
+              <w:bottom w:type="dxa" w:w="120"/>
+              <w:right w:type="dxa" w:w="140"/>
+            </w:tcMar>
+          </w:tcPr>
+          <w:p>
+            <w:r>
+              <w:rPr>
+                <w:rFonts w:ascii="Arial" w:cs="Arial" w:eastAsia="Arial" w:hAnsi="Arial"/>
+                <w:b w:val="false"/>
+                <w:bCs w:val="false"/>
+                <w:color w:val="2D3748"/>
+                <w:sz w:val="18"/>
+                <w:szCs w:val="18"/>
+              </w:rPr>
+              <w:t xml:space="preserve">Cost &gt; Settlement ratio cost &gt;  Settlement Cost Ratio</w:t>
+            </w:r>
+          </w:p>
+        </w:tc>
+        <w:tc>
+          <w:tcPr>
+            <w:tcBorders>
+              <w:top w:val="single" w:color="CBD5E0" w:sz="1"/>
+              <w:left w:val="single" w:color="CBD5E0" w:sz="1"/>
+              <w:bottom w:val="single" w:color="CBD5E0" w:sz="1"/>
+              <w:right w:val="single" w:color="CBD5E0" w:sz="1"/>
+            </w:tcBorders>
+            <w:shd w:fill="F7FAFC" w:val="clear"/>
+            <w:tcMar>
+              <w:top w:type="dxa" w:w="120"/>
+              <w:left w:type="dxa" w:w="140"/>
+              <w:bottom w:type="dxa" w:w="120"/>
+              <w:right w:type="dxa" w:w="140"/>
+            </w:tcMar>
+          </w:tcPr>
+          <w:p>
+            <w:r>
+              <w:rPr>
+                <w:rFonts w:ascii="Arial" w:cs="Arial" w:eastAsia="Arial" w:hAnsi="Arial"/>
+                <w:b w:val="false"/>
+                <w:bCs w:val="false"/>
+                <w:color w:val="2D3748"/>
+                <w:sz w:val="18"/>
+                <w:szCs w:val="18"/>
+              </w:rPr>
+              <w:t xml:space="preserve">Row in column month &gt; Business Budget, Contract Amount, Gross Profit Ratio</w:t>
             </w:r>
           </w:p>
         </w:tc>
@@ -3162,37 +3162,37 @@
                 <w:sz w:val="18"/>
                 <w:szCs w:val="18"/>
               </w:rPr>
-              <w:t xml:space="preserve">Project Detail (Construction) - Sale/Profit Tab</w:t>
-            </w:r>
-          </w:p>
-        </w:tc>
-        <w:tc>
-          <w:tcPr>
-            <w:tcBorders>
-              <w:top w:val="single" w:color="CBD5E0" w:sz="1"/>
-              <w:left w:val="single" w:color="CBD5E0" w:sz="1"/>
-              <w:bottom w:val="single" w:color="CBD5E0" w:sz="1"/>
-              <w:right w:val="single" w:color="CBD5E0" w:sz="1"/>
-            </w:tcBorders>
-            <w:shd w:fill="FFFFFF" w:val="clear"/>
-            <w:tcMar>
-              <w:top w:type="dxa" w:w="120"/>
-              <w:left w:type="dxa" w:w="140"/>
-              <w:bottom w:type="dxa" w:w="120"/>
-              <w:right w:type="dxa" w:w="140"/>
-            </w:tcMar>
-          </w:tcPr>
-          <w:p>
-            <w:r>
-              <w:rPr>
-                <w:rFonts w:ascii="Arial" w:cs="Arial" w:eastAsia="Arial" w:hAnsi="Arial"/>
-                <w:b w:val="false"/>
-                <w:bCs w:val="false"/>
-                <w:color w:val="2D3748"/>
-                <w:sz w:val="18"/>
-                <w:szCs w:val="18"/>
-              </w:rPr>
-              <w:t xml:space="preserve">Cost Rate Setup (Bidding, Execution, Completion)</w:t>
+              <w:t xml:space="preserve">Project Detail (Construction) - Outsourcing Tab</w:t>
+            </w:r>
+          </w:p>
+        </w:tc>
+        <w:tc>
+          <w:tcPr>
+            <w:tcBorders>
+              <w:top w:val="single" w:color="CBD5E0" w:sz="1"/>
+              <w:left w:val="single" w:color="CBD5E0" w:sz="1"/>
+              <w:bottom w:val="single" w:color="CBD5E0" w:sz="1"/>
+              <w:right w:val="single" w:color="CBD5E0" w:sz="1"/>
+            </w:tcBorders>
+            <w:shd w:fill="FFFFFF" w:val="clear"/>
+            <w:tcMar>
+              <w:top w:type="dxa" w:w="120"/>
+              <w:left w:type="dxa" w:w="140"/>
+              <w:bottom w:type="dxa" w:w="120"/>
+              <w:right w:type="dxa" w:w="140"/>
+            </w:tcMar>
+          </w:tcPr>
+          <w:p>
+            <w:r>
+              <w:rPr>
+                <w:rFonts w:ascii="Arial" w:cs="Arial" w:eastAsia="Arial" w:hAnsi="Arial"/>
+                <w:b w:val="false"/>
+                <w:bCs w:val="false"/>
+                <w:color w:val="2D3748"/>
+                <w:sz w:val="18"/>
+                <w:szCs w:val="18"/>
+              </w:rPr>
+              <w:t xml:space="preserve">Outsourcing/Materials 1.Budget (A), Executed Budget, Resolved Amount (B), 2. This Month's Progress Payment, Cumulative Progress Payment (C))</w:t>
             </w:r>
           </w:p>
         </w:tc>
@@ -3252,37 +3252,37 @@
                 <w:sz w:val="18"/>
                 <w:szCs w:val="18"/>
               </w:rPr>
-              <w:t xml:space="preserve">Execution Budget Proposal / Settlement Cost Ratio</w:t>
-            </w:r>
-          </w:p>
-        </w:tc>
-        <w:tc>
-          <w:tcPr>
-            <w:tcBorders>
-              <w:top w:val="single" w:color="CBD5E0" w:sz="1"/>
-              <w:left w:val="single" w:color="CBD5E0" w:sz="1"/>
-              <w:bottom w:val="single" w:color="CBD5E0" w:sz="1"/>
-              <w:right w:val="single" w:color="CBD5E0" w:sz="1"/>
-            </w:tcBorders>
-            <w:shd w:fill="FFFFFF" w:val="clear"/>
-            <w:tcMar>
-              <w:top w:type="dxa" w:w="120"/>
-              <w:left w:type="dxa" w:w="140"/>
-              <w:bottom w:type="dxa" w:w="120"/>
-              <w:right w:type="dxa" w:w="140"/>
-            </w:tcMar>
-          </w:tcPr>
-          <w:p>
-            <w:r>
-              <w:rPr>
-                <w:rFonts w:ascii="Arial" w:cs="Arial" w:eastAsia="Arial" w:hAnsi="Arial"/>
-                <w:b w:val="false"/>
-                <w:bCs w:val="false"/>
-                <w:color w:val="2D3748"/>
-                <w:sz w:val="18"/>
-                <w:szCs w:val="18"/>
-              </w:rPr>
-              <w:t xml:space="preserve">Business Budget, Contract Amount, Gross Profit Ratio</w:t>
+              <w:t xml:space="preserve">1. Sub-Contracting &gt; Request Execution Resolution (Site) &gt; Request Execution Resolution(Site)2. Sub-Contracting &gt; Implementation Progress Payment(Site) &gt; Interim Payment Status</w:t>
+            </w:r>
+          </w:p>
+        </w:tc>
+        <w:tc>
+          <w:tcPr>
+            <w:tcBorders>
+              <w:top w:val="single" w:color="CBD5E0" w:sz="1"/>
+              <w:left w:val="single" w:color="CBD5E0" w:sz="1"/>
+              <w:bottom w:val="single" w:color="CBD5E0" w:sz="1"/>
+              <w:right w:val="single" w:color="CBD5E0" w:sz="1"/>
+            </w:tcBorders>
+            <w:shd w:fill="FFFFFF" w:val="clear"/>
+            <w:tcMar>
+              <w:top w:type="dxa" w:w="120"/>
+              <w:left w:type="dxa" w:w="140"/>
+              <w:bottom w:type="dxa" w:w="120"/>
+              <w:right w:type="dxa" w:w="140"/>
+            </w:tcMar>
+          </w:tcPr>
+          <w:p>
+            <w:r>
+              <w:rPr>
+                <w:rFonts w:ascii="Arial" w:cs="Arial" w:eastAsia="Arial" w:hAnsi="Arial"/>
+                <w:b w:val="false"/>
+                <w:bCs w:val="false"/>
+                <w:color w:val="2D3748"/>
+                <w:sz w:val="18"/>
+                <w:szCs w:val="18"/>
+              </w:rPr>
+              <w:t xml:space="preserve">1. Execution Budget, Operational Budget, Implementation Amount2. - Tab This Month column 당월기성금액 (B)- Tab All column Progress Payment &gt; Amount (B)</w:t>
             </w:r>
           </w:p>
         </w:tc>
@@ -3314,37 +3314,37 @@
                 <w:sz w:val="18"/>
                 <w:szCs w:val="18"/>
               </w:rPr>
-              <w:t xml:space="preserve">Project Detail (Construction) - Outsourcing Tab</w:t>
-            </w:r>
-          </w:p>
-        </w:tc>
-        <w:tc>
-          <w:tcPr>
-            <w:tcBorders>
-              <w:top w:val="single" w:color="CBD5E0" w:sz="1"/>
-              <w:left w:val="single" w:color="CBD5E0" w:sz="1"/>
-              <w:bottom w:val="single" w:color="CBD5E0" w:sz="1"/>
-              <w:right w:val="single" w:color="CBD5E0" w:sz="1"/>
-            </w:tcBorders>
-            <w:shd w:fill="FFFFFF" w:val="clear"/>
-            <w:tcMar>
-              <w:top w:type="dxa" w:w="120"/>
-              <w:left w:type="dxa" w:w="140"/>
-              <w:bottom w:type="dxa" w:w="120"/>
-              <w:right w:type="dxa" w:w="140"/>
-            </w:tcMar>
-          </w:tcPr>
-          <w:p>
-            <w:r>
-              <w:rPr>
-                <w:rFonts w:ascii="Arial" w:cs="Arial" w:eastAsia="Arial" w:hAnsi="Arial"/>
-                <w:b w:val="false"/>
-                <w:bCs w:val="false"/>
-                <w:color w:val="2D3748"/>
-                <w:sz w:val="18"/>
-                <w:szCs w:val="18"/>
-              </w:rPr>
-              <w:t xml:space="preserve">Subcontract List &amp; Amounts (Budget, Executed Budget, Resolved Contract, Progress Payment)</w:t>
+              <w:t xml:space="preserve">Project Detail (Construction) - Costing Tab</w:t>
+            </w:r>
+          </w:p>
+        </w:tc>
+        <w:tc>
+          <w:tcPr>
+            <w:tcBorders>
+              <w:top w:val="single" w:color="CBD5E0" w:sz="1"/>
+              <w:left w:val="single" w:color="CBD5E0" w:sz="1"/>
+              <w:bottom w:val="single" w:color="CBD5E0" w:sz="1"/>
+              <w:right w:val="single" w:color="CBD5E0" w:sz="1"/>
+            </w:tcBorders>
+            <w:shd w:fill="FFFFFF" w:val="clear"/>
+            <w:tcMar>
+              <w:top w:type="dxa" w:w="120"/>
+              <w:left w:type="dxa" w:w="140"/>
+              <w:bottom w:type="dxa" w:w="120"/>
+              <w:right w:type="dxa" w:w="140"/>
+            </w:tcMar>
+          </w:tcPr>
+          <w:p>
+            <w:r>
+              <w:rPr>
+                <w:rFonts w:ascii="Arial" w:cs="Arial" w:eastAsia="Arial" w:hAnsi="Arial"/>
+                <w:b w:val="false"/>
+                <w:bCs w:val="false"/>
+                <w:color w:val="2D3748"/>
+                <w:sz w:val="18"/>
+                <w:szCs w:val="18"/>
+              </w:rPr>
+              <w:t xml:space="preserve">Budget Execution Status (Direct Cost, Indirect Cost, Contingency)</w:t>
             </w:r>
           </w:p>
         </w:tc>
@@ -3386,55 +3386,55 @@
               <w:bottom w:val="single" w:color="CBD5E0" w:sz="1"/>
               <w:right w:val="single" w:color="CBD5E0" w:sz="1"/>
             </w:tcBorders>
-            <w:shd w:fill="FFFFFF" w:val="clear"/>
-            <w:tcMar>
-              <w:top w:type="dxa" w:w="120"/>
-              <w:left w:type="dxa" w:w="140"/>
-              <w:bottom w:type="dxa" w:w="120"/>
-              <w:right w:type="dxa" w:w="140"/>
-            </w:tcMar>
-          </w:tcPr>
-          <w:p>
-            <w:r>
-              <w:rPr>
-                <w:rFonts w:ascii="Arial" w:cs="Arial" w:eastAsia="Arial" w:hAnsi="Arial"/>
-                <w:b w:val="false"/>
-                <w:bCs w:val="false"/>
-                <w:color w:val="2D3748"/>
-                <w:sz w:val="18"/>
-                <w:szCs w:val="18"/>
-              </w:rPr>
-              <w:t xml:space="preserve">Execution Progress (Site) / Sub-Contract Detailed Bid / Resolution</w:t>
-            </w:r>
-          </w:p>
-        </w:tc>
-        <w:tc>
-          <w:tcPr>
-            <w:tcBorders>
-              <w:top w:val="single" w:color="CBD5E0" w:sz="1"/>
-              <w:left w:val="single" w:color="CBD5E0" w:sz="1"/>
-              <w:bottom w:val="single" w:color="CBD5E0" w:sz="1"/>
-              <w:right w:val="single" w:color="CBD5E0" w:sz="1"/>
-            </w:tcBorders>
-            <w:shd w:fill="FFFFFF" w:val="clear"/>
-            <w:tcMar>
-              <w:top w:type="dxa" w:w="120"/>
-              <w:left w:type="dxa" w:w="140"/>
-              <w:bottom w:type="dxa" w:w="120"/>
-              <w:right w:type="dxa" w:w="140"/>
-            </w:tcMar>
-          </w:tcPr>
-          <w:p>
-            <w:r>
-              <w:rPr>
-                <w:rFonts w:ascii="Arial" w:cs="Arial" w:eastAsia="Arial" w:hAnsi="Arial"/>
-                <w:b w:val="false"/>
-                <w:bCs w:val="false"/>
-                <w:color w:val="2D3748"/>
-                <w:sz w:val="18"/>
-                <w:szCs w:val="18"/>
-              </w:rPr>
-              <w:t xml:space="preserve">Budget (A), Executed Budget, Resolved (B), Current Month, Cumulative (C), Exec Rate</w:t>
+            <w:shd w:fill="F7FAFC" w:val="clear"/>
+            <w:tcMar>
+              <w:top w:type="dxa" w:w="120"/>
+              <w:left w:type="dxa" w:w="140"/>
+              <w:bottom w:type="dxa" w:w="120"/>
+              <w:right w:type="dxa" w:w="140"/>
+            </w:tcMar>
+          </w:tcPr>
+          <w:p>
+            <w:r>
+              <w:rPr>
+                <w:rFonts w:ascii="Arial" w:cs="Arial" w:eastAsia="Arial" w:hAnsi="Arial"/>
+                <w:b w:val="false"/>
+                <w:bCs w:val="false"/>
+                <w:color w:val="2D3748"/>
+                <w:sz w:val="18"/>
+                <w:szCs w:val="18"/>
+              </w:rPr>
+              <w:t xml:space="preserve">Cost &gt; Cost Performance &gt; Cost Input Status by Execution Details</w:t>
+            </w:r>
+          </w:p>
+        </w:tc>
+        <w:tc>
+          <w:tcPr>
+            <w:tcBorders>
+              <w:top w:val="single" w:color="CBD5E0" w:sz="1"/>
+              <w:left w:val="single" w:color="CBD5E0" w:sz="1"/>
+              <w:bottom w:val="single" w:color="CBD5E0" w:sz="1"/>
+              <w:right w:val="single" w:color="CBD5E0" w:sz="1"/>
+            </w:tcBorders>
+            <w:shd w:fill="F7FAFC" w:val="clear"/>
+            <w:tcMar>
+              <w:top w:type="dxa" w:w="120"/>
+              <w:left w:type="dxa" w:w="140"/>
+              <w:bottom w:type="dxa" w:w="120"/>
+              <w:right w:type="dxa" w:w="140"/>
+            </w:tcMar>
+          </w:tcPr>
+          <w:p>
+            <w:r>
+              <w:rPr>
+                <w:rFonts w:ascii="Arial" w:cs="Arial" w:eastAsia="Arial" w:hAnsi="Arial"/>
+                <w:b w:val="false"/>
+                <w:bCs w:val="false"/>
+                <w:color w:val="2D3748"/>
+                <w:sz w:val="18"/>
+                <w:szCs w:val="18"/>
+              </w:rPr>
+              <w:t xml:space="preserve">-Row Direct Cost &gt; Common Work, Expense I, Outsoucre (data not in Common Work, Expense I)- Row Indirect Cost &gt; Expense II- Row Contingency &gt; Contingency</w:t>
             </w:r>
           </w:p>
         </w:tc>
@@ -3496,7 +3496,7 @@
                 <w:sz w:val="18"/>
                 <w:szCs w:val="18"/>
               </w:rPr>
-              <w:t xml:space="preserve">Budget Execution by CBS (Direct Cost, Indirect Cost, Contingency)</w:t>
+              <w:t xml:space="preserve">Monthly Cost Plan &amp; Work Type Breakdown</w:t>
             </w:r>
           </w:p>
         </w:tc>
@@ -3526,67 +3526,67 @@
                 <w:sz w:val="18"/>
                 <w:szCs w:val="18"/>
               </w:rPr>
-              <w:t xml:space="preserve">🔄 ERP Sync</w:t>
-            </w:r>
-          </w:p>
-        </w:tc>
-        <w:tc>
-          <w:tcPr>
-            <w:tcBorders>
-              <w:top w:val="single" w:color="CBD5E0" w:sz="1"/>
-              <w:left w:val="single" w:color="CBD5E0" w:sz="1"/>
-              <w:bottom w:val="single" w:color="CBD5E0" w:sz="1"/>
-              <w:right w:val="single" w:color="CBD5E0" w:sz="1"/>
-            </w:tcBorders>
-            <w:shd w:fill="FFFFFF" w:val="clear"/>
-            <w:tcMar>
-              <w:top w:type="dxa" w:w="120"/>
-              <w:left w:type="dxa" w:w="140"/>
-              <w:bottom w:type="dxa" w:w="120"/>
-              <w:right w:type="dxa" w:w="140"/>
-            </w:tcMar>
-          </w:tcPr>
-          <w:p>
-            <w:r>
-              <w:rPr>
-                <w:rFonts w:ascii="Arial" w:cs="Arial" w:eastAsia="Arial" w:hAnsi="Arial"/>
-                <w:b w:val="false"/>
-                <w:bCs w:val="false"/>
-                <w:color w:val="2D3748"/>
-                <w:sz w:val="18"/>
-                <w:szCs w:val="18"/>
-              </w:rPr>
-              <w:t xml:space="preserve">Execution Budget Proposal &gt; Cost Breakdown</w:t>
-            </w:r>
-          </w:p>
-        </w:tc>
-        <w:tc>
-          <w:tcPr>
-            <w:tcBorders>
-              <w:top w:val="single" w:color="CBD5E0" w:sz="1"/>
-              <w:left w:val="single" w:color="CBD5E0" w:sz="1"/>
-              <w:bottom w:val="single" w:color="CBD5E0" w:sz="1"/>
-              <w:right w:val="single" w:color="CBD5E0" w:sz="1"/>
-            </w:tcBorders>
-            <w:shd w:fill="FFFFFF" w:val="clear"/>
-            <w:tcMar>
-              <w:top w:type="dxa" w:w="120"/>
-              <w:left w:type="dxa" w:w="140"/>
-              <w:bottom w:type="dxa" w:w="120"/>
-              <w:right w:type="dxa" w:w="140"/>
-            </w:tcMar>
-          </w:tcPr>
-          <w:p>
-            <w:r>
-              <w:rPr>
-                <w:rFonts w:ascii="Arial" w:cs="Arial" w:eastAsia="Arial" w:hAnsi="Arial"/>
-                <w:b w:val="false"/>
-                <w:bCs w:val="false"/>
-                <w:color w:val="2D3748"/>
-                <w:sz w:val="18"/>
-                <w:szCs w:val="18"/>
-              </w:rPr>
-              <w:t xml:space="preserve">Budget &amp; Incurred Cost by Standard CBS</w:t>
+              <w:t xml:space="preserve">✍️ Manual Entry</w:t>
+            </w:r>
+          </w:p>
+        </w:tc>
+        <w:tc>
+          <w:tcPr>
+            <w:tcBorders>
+              <w:top w:val="single" w:color="CBD5E0" w:sz="1"/>
+              <w:left w:val="single" w:color="CBD5E0" w:sz="1"/>
+              <w:bottom w:val="single" w:color="CBD5E0" w:sz="1"/>
+              <w:right w:val="single" w:color="CBD5E0" w:sz="1"/>
+            </w:tcBorders>
+            <w:shd w:fill="FFFFFF" w:val="clear"/>
+            <w:tcMar>
+              <w:top w:type="dxa" w:w="120"/>
+              <w:left w:type="dxa" w:w="140"/>
+              <w:bottom w:type="dxa" w:w="120"/>
+              <w:right w:type="dxa" w:w="140"/>
+            </w:tcMar>
+          </w:tcPr>
+          <w:p>
+            <w:r>
+              <w:rPr>
+                <w:rFonts w:ascii="Arial" w:cs="Arial" w:eastAsia="Arial" w:hAnsi="Arial"/>
+                <w:b w:val="false"/>
+                <w:bCs w:val="false"/>
+                <w:color w:val="2D3748"/>
+                <w:sz w:val="18"/>
+                <w:szCs w:val="18"/>
+              </w:rPr>
+              <w:t xml:space="preserve"/>
+            </w:r>
+          </w:p>
+        </w:tc>
+        <w:tc>
+          <w:tcPr>
+            <w:tcBorders>
+              <w:top w:val="single" w:color="CBD5E0" w:sz="1"/>
+              <w:left w:val="single" w:color="CBD5E0" w:sz="1"/>
+              <w:bottom w:val="single" w:color="CBD5E0" w:sz="1"/>
+              <w:right w:val="single" w:color="CBD5E0" w:sz="1"/>
+            </w:tcBorders>
+            <w:shd w:fill="FFFFFF" w:val="clear"/>
+            <w:tcMar>
+              <w:top w:type="dxa" w:w="120"/>
+              <w:left w:type="dxa" w:w="140"/>
+              <w:bottom w:type="dxa" w:w="120"/>
+              <w:right w:type="dxa" w:w="140"/>
+            </w:tcMar>
+          </w:tcPr>
+          <w:p>
+            <w:r>
+              <w:rPr>
+                <w:rFonts w:ascii="Arial" w:cs="Arial" w:eastAsia="Arial" w:hAnsi="Arial"/>
+                <w:b w:val="false"/>
+                <w:bCs w:val="false"/>
+                <w:color w:val="2D3748"/>
+                <w:sz w:val="18"/>
+                <w:szCs w:val="18"/>
+              </w:rPr>
+              <w:t xml:space="preserve">Data Entry Tab &gt; 4. Cost Plan/Actual by Work Type</w:t>
             </w:r>
           </w:p>
         </w:tc>
@@ -3618,37 +3618,37 @@
                 <w:sz w:val="18"/>
                 <w:szCs w:val="18"/>
               </w:rPr>
-              <w:t xml:space="preserve">Project Detail (Construction) - Costing Tab</w:t>
-            </w:r>
-          </w:p>
-        </w:tc>
-        <w:tc>
-          <w:tcPr>
-            <w:tcBorders>
-              <w:top w:val="single" w:color="CBD5E0" w:sz="1"/>
-              <w:left w:val="single" w:color="CBD5E0" w:sz="1"/>
-              <w:bottom w:val="single" w:color="CBD5E0" w:sz="1"/>
-              <w:right w:val="single" w:color="CBD5E0" w:sz="1"/>
-            </w:tcBorders>
-            <w:shd w:fill="FFFFFF" w:val="clear"/>
-            <w:tcMar>
-              <w:top w:type="dxa" w:w="120"/>
-              <w:left w:type="dxa" w:w="140"/>
-              <w:bottom w:type="dxa" w:w="120"/>
-              <w:right w:type="dxa" w:w="140"/>
-            </w:tcMar>
-          </w:tcPr>
-          <w:p>
-            <w:r>
-              <w:rPr>
-                <w:rFonts w:ascii="Arial" w:cs="Arial" w:eastAsia="Arial" w:hAnsi="Arial"/>
-                <w:b w:val="false"/>
-                <w:bCs w:val="false"/>
-                <w:color w:val="2D3748"/>
-                <w:sz w:val="18"/>
-                <w:szCs w:val="18"/>
-              </w:rPr>
-              <w:t xml:space="preserve">Monthly Cost Plan &amp; Work Type Breakdown</w:t>
+              <w:t xml:space="preserve">Project Detail (Construction) - Cash Flow Tab</w:t>
+            </w:r>
+          </w:p>
+        </w:tc>
+        <w:tc>
+          <w:tcPr>
+            <w:tcBorders>
+              <w:top w:val="single" w:color="CBD5E0" w:sz="1"/>
+              <w:left w:val="single" w:color="CBD5E0" w:sz="1"/>
+              <w:bottom w:val="single" w:color="CBD5E0" w:sz="1"/>
+              <w:right w:val="single" w:color="CBD5E0" w:sz="1"/>
+            </w:tcBorders>
+            <w:shd w:fill="FFFFFF" w:val="clear"/>
+            <w:tcMar>
+              <w:top w:type="dxa" w:w="120"/>
+              <w:left w:type="dxa" w:w="140"/>
+              <w:bottom w:type="dxa" w:w="120"/>
+              <w:right w:type="dxa" w:w="140"/>
+            </w:tcMar>
+          </w:tcPr>
+          <w:p>
+            <w:r>
+              <w:rPr>
+                <w:rFonts w:ascii="Arial" w:cs="Arial" w:eastAsia="Arial" w:hAnsi="Arial"/>
+                <w:b w:val="false"/>
+                <w:bCs w:val="false"/>
+                <w:color w:val="2D3748"/>
+                <w:sz w:val="18"/>
+                <w:szCs w:val="18"/>
+              </w:rPr>
+              <w:t xml:space="preserve">Project Cash Inflow / Cash Outflow / Cash Balance</w:t>
             </w:r>
           </w:p>
         </w:tc>
@@ -3678,67 +3678,67 @@
                 <w:sz w:val="18"/>
                 <w:szCs w:val="18"/>
               </w:rPr>
-              <w:t xml:space="preserve">✍️ Manual Entry</w:t>
-            </w:r>
-          </w:p>
-        </w:tc>
-        <w:tc>
-          <w:tcPr>
-            <w:tcBorders>
-              <w:top w:val="single" w:color="CBD5E0" w:sz="1"/>
-              <w:left w:val="single" w:color="CBD5E0" w:sz="1"/>
-              <w:bottom w:val="single" w:color="CBD5E0" w:sz="1"/>
-              <w:right w:val="single" w:color="CBD5E0" w:sz="1"/>
-            </w:tcBorders>
-            <w:shd w:fill="FFFFFF" w:val="clear"/>
-            <w:tcMar>
-              <w:top w:type="dxa" w:w="120"/>
-              <w:left w:type="dxa" w:w="140"/>
-              <w:bottom w:type="dxa" w:w="120"/>
-              <w:right w:type="dxa" w:w="140"/>
-            </w:tcMar>
-          </w:tcPr>
-          <w:p>
-            <w:r>
-              <w:rPr>
-                <w:rFonts w:ascii="Arial" w:cs="Arial" w:eastAsia="Arial" w:hAnsi="Arial"/>
-                <w:b w:val="false"/>
-                <w:bCs w:val="false"/>
-                <w:color w:val="2D3748"/>
-                <w:sz w:val="18"/>
-                <w:szCs w:val="18"/>
-              </w:rPr>
-              <w:t xml:space="preserve">N/A (Site Cost Incurrence Plan)</w:t>
-            </w:r>
-          </w:p>
-        </w:tc>
-        <w:tc>
-          <w:tcPr>
-            <w:tcBorders>
-              <w:top w:val="single" w:color="CBD5E0" w:sz="1"/>
-              <w:left w:val="single" w:color="CBD5E0" w:sz="1"/>
-              <w:bottom w:val="single" w:color="CBD5E0" w:sz="1"/>
-              <w:right w:val="single" w:color="CBD5E0" w:sz="1"/>
-            </w:tcBorders>
-            <w:shd w:fill="FFFFFF" w:val="clear"/>
-            <w:tcMar>
-              <w:top w:type="dxa" w:w="120"/>
-              <w:left w:type="dxa" w:w="140"/>
-              <w:bottom w:type="dxa" w:w="120"/>
-              <w:right w:type="dxa" w:w="140"/>
-            </w:tcMar>
-          </w:tcPr>
-          <w:p>
-            <w:r>
-              <w:rPr>
-                <w:rFonts w:ascii="Arial" w:cs="Arial" w:eastAsia="Arial" w:hAnsi="Arial"/>
-                <w:b w:val="false"/>
-                <w:bCs w:val="false"/>
-                <w:color w:val="2D3748"/>
-                <w:sz w:val="18"/>
-                <w:szCs w:val="18"/>
-              </w:rPr>
-              <w:t xml:space="preserve">Data Entry Tab &gt; 4. Cost Plan/Actual by Work Type</w:t>
+              <w:t xml:space="preserve">🔄 ERP Sync</w:t>
+            </w:r>
+          </w:p>
+        </w:tc>
+        <w:tc>
+          <w:tcPr>
+            <w:tcBorders>
+              <w:top w:val="single" w:color="CBD5E0" w:sz="1"/>
+              <w:left w:val="single" w:color="CBD5E0" w:sz="1"/>
+              <w:bottom w:val="single" w:color="CBD5E0" w:sz="1"/>
+              <w:right w:val="single" w:color="CBD5E0" w:sz="1"/>
+            </w:tcBorders>
+            <w:shd w:fill="F7FAFC" w:val="clear"/>
+            <w:tcMar>
+              <w:top w:type="dxa" w:w="120"/>
+              <w:left w:type="dxa" w:w="140"/>
+              <w:bottom w:type="dxa" w:w="120"/>
+              <w:right w:type="dxa" w:w="140"/>
+            </w:tcMar>
+          </w:tcPr>
+          <w:p>
+            <w:r>
+              <w:rPr>
+                <w:rFonts w:ascii="Arial" w:cs="Arial" w:eastAsia="Arial" w:hAnsi="Arial"/>
+                <w:b w:val="false"/>
+                <w:bCs w:val="false"/>
+                <w:color w:val="2D3748"/>
+                <w:sz w:val="18"/>
+                <w:szCs w:val="18"/>
+              </w:rPr>
+              <w:t xml:space="preserve">Cash Flow &gt; Report &gt; Cash Flow Report</w:t>
+            </w:r>
+          </w:p>
+        </w:tc>
+        <w:tc>
+          <w:tcPr>
+            <w:tcBorders>
+              <w:top w:val="single" w:color="CBD5E0" w:sz="1"/>
+              <w:left w:val="single" w:color="CBD5E0" w:sz="1"/>
+              <w:bottom w:val="single" w:color="CBD5E0" w:sz="1"/>
+              <w:right w:val="single" w:color="CBD5E0" w:sz="1"/>
+            </w:tcBorders>
+            <w:shd w:fill="F7FAFC" w:val="clear"/>
+            <w:tcMar>
+              <w:top w:type="dxa" w:w="120"/>
+              <w:left w:type="dxa" w:w="140"/>
+              <w:bottom w:type="dxa" w:w="120"/>
+              <w:right w:type="dxa" w:w="140"/>
+            </w:tcMar>
+          </w:tcPr>
+          <w:p>
+            <w:r>
+              <w:rPr>
+                <w:rFonts w:ascii="Arial" w:cs="Arial" w:eastAsia="Arial" w:hAnsi="Arial"/>
+                <w:b w:val="false"/>
+                <w:bCs w:val="false"/>
+                <w:color w:val="2D3748"/>
+                <w:sz w:val="18"/>
+                <w:szCs w:val="18"/>
+              </w:rPr>
+              <w:t xml:space="preserve">Income &gt; month (1-12)Outcome &gt; month (1-12)</w:t>
             </w:r>
           </w:p>
         </w:tc>
@@ -3770,37 +3770,37 @@
                 <w:sz w:val="18"/>
                 <w:szCs w:val="18"/>
               </w:rPr>
-              <w:t xml:space="preserve">Project Detail (Construction) - Cash Flow Tab</w:t>
-            </w:r>
-          </w:p>
-        </w:tc>
-        <w:tc>
-          <w:tcPr>
-            <w:tcBorders>
-              <w:top w:val="single" w:color="CBD5E0" w:sz="1"/>
-              <w:left w:val="single" w:color="CBD5E0" w:sz="1"/>
-              <w:bottom w:val="single" w:color="CBD5E0" w:sz="1"/>
-              <w:right w:val="single" w:color="CBD5E0" w:sz="1"/>
-            </w:tcBorders>
-            <w:shd w:fill="FFFFFF" w:val="clear"/>
-            <w:tcMar>
-              <w:top w:type="dxa" w:w="120"/>
-              <w:left w:type="dxa" w:w="140"/>
-              <w:bottom w:type="dxa" w:w="120"/>
-              <w:right w:type="dxa" w:w="140"/>
-            </w:tcMar>
-          </w:tcPr>
-          <w:p>
-            <w:r>
-              <w:rPr>
-                <w:rFonts w:ascii="Arial" w:cs="Arial" w:eastAsia="Arial" w:hAnsi="Arial"/>
-                <w:b w:val="false"/>
-                <w:bCs w:val="false"/>
-                <w:color w:val="2D3748"/>
-                <w:sz w:val="18"/>
-                <w:szCs w:val="18"/>
-              </w:rPr>
-              <w:t xml:space="preserve">Project Cash Inflow / Cash Outflow / Cash Balance</w:t>
+              <w:t xml:space="preserve">Project Detail (Service) - Overview &amp; Sales</w:t>
+            </w:r>
+          </w:p>
+        </w:tc>
+        <w:tc>
+          <w:tcPr>
+            <w:tcBorders>
+              <w:top w:val="single" w:color="CBD5E0" w:sz="1"/>
+              <w:left w:val="single" w:color="CBD5E0" w:sz="1"/>
+              <w:bottom w:val="single" w:color="CBD5E0" w:sz="1"/>
+              <w:right w:val="single" w:color="CBD5E0" w:sz="1"/>
+            </w:tcBorders>
+            <w:shd w:fill="FFFFFF" w:val="clear"/>
+            <w:tcMar>
+              <w:top w:type="dxa" w:w="120"/>
+              <w:left w:type="dxa" w:w="140"/>
+              <w:bottom w:type="dxa" w:w="120"/>
+              <w:right w:type="dxa" w:w="140"/>
+            </w:tcMar>
+          </w:tcPr>
+          <w:p>
+            <w:r>
+              <w:rPr>
+                <w:rFonts w:ascii="Arial" w:cs="Arial" w:eastAsia="Arial" w:hAnsi="Arial"/>
+                <w:b w:val="false"/>
+                <w:bCs w:val="false"/>
+                <w:color w:val="2D3748"/>
+                <w:sz w:val="18"/>
+                <w:szCs w:val="18"/>
+              </w:rPr>
+              <w:t xml:space="preserve">Service Contract &amp; Scope Details</w:t>
             </w:r>
           </w:p>
         </w:tc>
@@ -3830,67 +3830,67 @@
                 <w:sz w:val="18"/>
                 <w:szCs w:val="18"/>
               </w:rPr>
-              <w:t xml:space="preserve">🔄 ERP Sync</w:t>
-            </w:r>
-          </w:p>
-        </w:tc>
-        <w:tc>
-          <w:tcPr>
-            <w:tcBorders>
-              <w:top w:val="single" w:color="CBD5E0" w:sz="1"/>
-              <w:left w:val="single" w:color="CBD5E0" w:sz="1"/>
-              <w:bottom w:val="single" w:color="CBD5E0" w:sz="1"/>
-              <w:right w:val="single" w:color="CBD5E0" w:sz="1"/>
-            </w:tcBorders>
-            <w:shd w:fill="FFFFFF" w:val="clear"/>
-            <w:tcMar>
-              <w:top w:type="dxa" w:w="120"/>
-              <w:left w:type="dxa" w:w="140"/>
-              <w:bottom w:type="dxa" w:w="120"/>
-              <w:right w:type="dxa" w:w="140"/>
-            </w:tcMar>
-          </w:tcPr>
-          <w:p>
-            <w:r>
-              <w:rPr>
-                <w:rFonts w:ascii="Arial" w:cs="Arial" w:eastAsia="Arial" w:hAnsi="Arial"/>
-                <w:b w:val="false"/>
-                <w:bCs w:val="false"/>
-                <w:color w:val="2D3748"/>
-                <w:sz w:val="18"/>
-                <w:szCs w:val="18"/>
-              </w:rPr>
-              <w:t xml:space="preserve">1. Site Fund Movement (Cash / Bank) / Transactions</w:t>
-            </w:r>
-          </w:p>
-        </w:tc>
-        <w:tc>
-          <w:tcPr>
-            <w:tcBorders>
-              <w:top w:val="single" w:color="CBD5E0" w:sz="1"/>
-              <w:left w:val="single" w:color="CBD5E0" w:sz="1"/>
-              <w:bottom w:val="single" w:color="CBD5E0" w:sz="1"/>
-              <w:right w:val="single" w:color="CBD5E0" w:sz="1"/>
-            </w:tcBorders>
-            <w:shd w:fill="FFFFFF" w:val="clear"/>
-            <w:tcMar>
-              <w:top w:type="dxa" w:w="120"/>
-              <w:left w:type="dxa" w:w="140"/>
-              <w:bottom w:type="dxa" w:w="120"/>
-              <w:right w:type="dxa" w:w="140"/>
-            </w:tcMar>
-          </w:tcPr>
-          <w:p>
-            <w:r>
-              <w:rPr>
-                <w:rFonts w:ascii="Arial" w:cs="Arial" w:eastAsia="Arial" w:hAnsi="Arial"/>
-                <w:b w:val="false"/>
-                <w:bCs w:val="false"/>
-                <w:color w:val="2D3748"/>
-                <w:sz w:val="18"/>
-                <w:szCs w:val="18"/>
-              </w:rPr>
-              <w:t xml:space="preserve">Income / Withdrawal / Opening Balance</w:t>
+              <w:t xml:space="preserve">✍️ Manual Entry</w:t>
+            </w:r>
+          </w:p>
+        </w:tc>
+        <w:tc>
+          <w:tcPr>
+            <w:tcBorders>
+              <w:top w:val="single" w:color="CBD5E0" w:sz="1"/>
+              <w:left w:val="single" w:color="CBD5E0" w:sz="1"/>
+              <w:bottom w:val="single" w:color="CBD5E0" w:sz="1"/>
+              <w:right w:val="single" w:color="CBD5E0" w:sz="1"/>
+            </w:tcBorders>
+            <w:shd w:fill="FFFFFF" w:val="clear"/>
+            <w:tcMar>
+              <w:top w:type="dxa" w:w="120"/>
+              <w:left w:type="dxa" w:w="140"/>
+              <w:bottom w:type="dxa" w:w="120"/>
+              <w:right w:type="dxa" w:w="140"/>
+            </w:tcMar>
+          </w:tcPr>
+          <w:p>
+            <w:r>
+              <w:rPr>
+                <w:rFonts w:ascii="Arial" w:cs="Arial" w:eastAsia="Arial" w:hAnsi="Arial"/>
+                <w:b w:val="false"/>
+                <w:bCs w:val="false"/>
+                <w:color w:val="2D3748"/>
+                <w:sz w:val="18"/>
+                <w:szCs w:val="18"/>
+              </w:rPr>
+              <w:t xml:space="preserve"/>
+            </w:r>
+          </w:p>
+        </w:tc>
+        <w:tc>
+          <w:tcPr>
+            <w:tcBorders>
+              <w:top w:val="single" w:color="CBD5E0" w:sz="1"/>
+              <w:left w:val="single" w:color="CBD5E0" w:sz="1"/>
+              <w:bottom w:val="single" w:color="CBD5E0" w:sz="1"/>
+              <w:right w:val="single" w:color="CBD5E0" w:sz="1"/>
+            </w:tcBorders>
+            <w:shd w:fill="FFFFFF" w:val="clear"/>
+            <w:tcMar>
+              <w:top w:type="dxa" w:w="120"/>
+              <w:left w:type="dxa" w:w="140"/>
+              <w:bottom w:type="dxa" w:w="120"/>
+              <w:right w:type="dxa" w:w="140"/>
+            </w:tcMar>
+          </w:tcPr>
+          <w:p>
+            <w:r>
+              <w:rPr>
+                <w:rFonts w:ascii="Arial" w:cs="Arial" w:eastAsia="Arial" w:hAnsi="Arial"/>
+                <w:b w:val="false"/>
+                <w:bCs w:val="false"/>
+                <w:color w:val="2D3748"/>
+                <w:sz w:val="18"/>
+                <w:szCs w:val="18"/>
+              </w:rPr>
+              <w:t xml:space="preserve">Data Entry Tab &gt; Service Overview ( Client, Scope of Work, Payment Terms)</w:t>
             </w:r>
           </w:p>
         </w:tc>
@@ -3922,37 +3922,37 @@
                 <w:sz w:val="18"/>
                 <w:szCs w:val="18"/>
               </w:rPr>
-              <w:t xml:space="preserve">Project Detail (Service) - Overview &amp; Sales</w:t>
-            </w:r>
-          </w:p>
-        </w:tc>
-        <w:tc>
-          <w:tcPr>
-            <w:tcBorders>
-              <w:top w:val="single" w:color="CBD5E0" w:sz="1"/>
-              <w:left w:val="single" w:color="CBD5E0" w:sz="1"/>
-              <w:bottom w:val="single" w:color="CBD5E0" w:sz="1"/>
-              <w:right w:val="single" w:color="CBD5E0" w:sz="1"/>
-            </w:tcBorders>
-            <w:shd w:fill="FFFFFF" w:val="clear"/>
-            <w:tcMar>
-              <w:top w:type="dxa" w:w="120"/>
-              <w:left w:type="dxa" w:w="140"/>
-              <w:bottom w:type="dxa" w:w="120"/>
-              <w:right w:type="dxa" w:w="140"/>
-            </w:tcMar>
-          </w:tcPr>
-          <w:p>
-            <w:r>
-              <w:rPr>
-                <w:rFonts w:ascii="Arial" w:cs="Arial" w:eastAsia="Arial" w:hAnsi="Arial"/>
-                <w:b w:val="false"/>
-                <w:bCs w:val="false"/>
-                <w:color w:val="2D3748"/>
-                <w:sz w:val="18"/>
-                <w:szCs w:val="18"/>
-              </w:rPr>
-              <w:t xml:space="preserve">Service Contract &amp; Scope Details</w:t>
+              <w:t xml:space="preserve">Project Detail (Service) - Sales &amp; COGS Tab</w:t>
+            </w:r>
+          </w:p>
+        </w:tc>
+        <w:tc>
+          <w:tcPr>
+            <w:tcBorders>
+              <w:top w:val="single" w:color="CBD5E0" w:sz="1"/>
+              <w:left w:val="single" w:color="CBD5E0" w:sz="1"/>
+              <w:bottom w:val="single" w:color="CBD5E0" w:sz="1"/>
+              <w:right w:val="single" w:color="CBD5E0" w:sz="1"/>
+            </w:tcBorders>
+            <w:shd w:fill="FFFFFF" w:val="clear"/>
+            <w:tcMar>
+              <w:top w:type="dxa" w:w="120"/>
+              <w:left w:type="dxa" w:w="140"/>
+              <w:bottom w:type="dxa" w:w="120"/>
+              <w:right w:type="dxa" w:w="140"/>
+            </w:tcMar>
+          </w:tcPr>
+          <w:p>
+            <w:r>
+              <w:rPr>
+                <w:rFonts w:ascii="Arial" w:cs="Arial" w:eastAsia="Arial" w:hAnsi="Arial"/>
+                <w:b w:val="false"/>
+                <w:bCs w:val="false"/>
+                <w:color w:val="2D3748"/>
+                <w:sz w:val="18"/>
+                <w:szCs w:val="18"/>
+              </w:rPr>
+              <w:t xml:space="preserve">Service Monthly Accounting &amp; Executed COGS</w:t>
             </w:r>
           </w:p>
         </w:tc>
@@ -3994,55 +3994,55 @@
               <w:bottom w:val="single" w:color="CBD5E0" w:sz="1"/>
               <w:right w:val="single" w:color="CBD5E0" w:sz="1"/>
             </w:tcBorders>
-            <w:shd w:fill="FFFFFF" w:val="clear"/>
-            <w:tcMar>
-              <w:top w:type="dxa" w:w="120"/>
-              <w:left w:type="dxa" w:w="140"/>
-              <w:bottom w:type="dxa" w:w="120"/>
-              <w:right w:type="dxa" w:w="140"/>
-            </w:tcMar>
-          </w:tcPr>
-          <w:p>
-            <w:r>
-              <w:rPr>
-                <w:rFonts w:ascii="Arial" w:cs="Arial" w:eastAsia="Arial" w:hAnsi="Arial"/>
-                <w:b w:val="false"/>
-                <w:bCs w:val="false"/>
-                <w:color w:val="2D3748"/>
-                <w:sz w:val="18"/>
-                <w:szCs w:val="18"/>
-              </w:rPr>
-              <w:t xml:space="preserve">Service Contract / Order Management</w:t>
-            </w:r>
-          </w:p>
-        </w:tc>
-        <w:tc>
-          <w:tcPr>
-            <w:tcBorders>
-              <w:top w:val="single" w:color="CBD5E0" w:sz="1"/>
-              <w:left w:val="single" w:color="CBD5E0" w:sz="1"/>
-              <w:bottom w:val="single" w:color="CBD5E0" w:sz="1"/>
-              <w:right w:val="single" w:color="CBD5E0" w:sz="1"/>
-            </w:tcBorders>
-            <w:shd w:fill="FFFFFF" w:val="clear"/>
-            <w:tcMar>
-              <w:top w:type="dxa" w:w="120"/>
-              <w:left w:type="dxa" w:w="140"/>
-              <w:bottom w:type="dxa" w:w="120"/>
-              <w:right w:type="dxa" w:w="140"/>
-            </w:tcMar>
-          </w:tcPr>
-          <w:p>
-            <w:r>
-              <w:rPr>
-                <w:rFonts w:ascii="Arial" w:cs="Arial" w:eastAsia="Arial" w:hAnsi="Arial"/>
-                <w:b w:val="false"/>
-                <w:bCs w:val="false"/>
-                <w:color w:val="2D3748"/>
-                <w:sz w:val="18"/>
-                <w:szCs w:val="18"/>
-              </w:rPr>
-              <w:t xml:space="preserve">Data Entry Tab &gt; Service Overview (Period, Client, Scope, Payment Terms)</w:t>
+            <w:shd w:fill="F7FAFC" w:val="clear"/>
+            <w:tcMar>
+              <w:top w:type="dxa" w:w="120"/>
+              <w:left w:type="dxa" w:w="140"/>
+              <w:bottom w:type="dxa" w:w="120"/>
+              <w:right w:type="dxa" w:w="140"/>
+            </w:tcMar>
+          </w:tcPr>
+          <w:p>
+            <w:r>
+              <w:rPr>
+                <w:rFonts w:ascii="Arial" w:cs="Arial" w:eastAsia="Arial" w:hAnsi="Arial"/>
+                <w:b w:val="false"/>
+                <w:bCs w:val="false"/>
+                <w:color w:val="2D3748"/>
+                <w:sz w:val="18"/>
+                <w:szCs w:val="18"/>
+              </w:rPr>
+              <w:t xml:space="preserve"/>
+            </w:r>
+          </w:p>
+        </w:tc>
+        <w:tc>
+          <w:tcPr>
+            <w:tcBorders>
+              <w:top w:val="single" w:color="CBD5E0" w:sz="1"/>
+              <w:left w:val="single" w:color="CBD5E0" w:sz="1"/>
+              <w:bottom w:val="single" w:color="CBD5E0" w:sz="1"/>
+              <w:right w:val="single" w:color="CBD5E0" w:sz="1"/>
+            </w:tcBorders>
+            <w:shd w:fill="F7FAFC" w:val="clear"/>
+            <w:tcMar>
+              <w:top w:type="dxa" w:w="120"/>
+              <w:left w:type="dxa" w:w="140"/>
+              <w:bottom w:type="dxa" w:w="120"/>
+              <w:right w:type="dxa" w:w="140"/>
+            </w:tcMar>
+          </w:tcPr>
+          <w:p>
+            <w:r>
+              <w:rPr>
+                <w:rFonts w:ascii="Arial" w:cs="Arial" w:eastAsia="Arial" w:hAnsi="Arial"/>
+                <w:b w:val="false"/>
+                <w:bCs w:val="false"/>
+                <w:color w:val="2D3748"/>
+                <w:sz w:val="18"/>
+                <w:szCs w:val="18"/>
+              </w:rPr>
+              <w:t xml:space="preserve">Data Entry Tab &gt; 3. Monthly Cost of Revenue</w:t>
             </w:r>
           </w:p>
         </w:tc>
@@ -4074,37 +4074,37 @@
                 <w:sz w:val="18"/>
                 <w:szCs w:val="18"/>
               </w:rPr>
-              <w:t xml:space="preserve">Project Detail (Service) - Sales &amp; COGS Tab</w:t>
-            </w:r>
-          </w:p>
-        </w:tc>
-        <w:tc>
-          <w:tcPr>
-            <w:tcBorders>
-              <w:top w:val="single" w:color="CBD5E0" w:sz="1"/>
-              <w:left w:val="single" w:color="CBD5E0" w:sz="1"/>
-              <w:bottom w:val="single" w:color="CBD5E0" w:sz="1"/>
-              <w:right w:val="single" w:color="CBD5E0" w:sz="1"/>
-            </w:tcBorders>
-            <w:shd w:fill="FFFFFF" w:val="clear"/>
-            <w:tcMar>
-              <w:top w:type="dxa" w:w="120"/>
-              <w:left w:type="dxa" w:w="140"/>
-              <w:bottom w:type="dxa" w:w="120"/>
-              <w:right w:type="dxa" w:w="140"/>
-            </w:tcMar>
-          </w:tcPr>
-          <w:p>
-            <w:r>
-              <w:rPr>
-                <w:rFonts w:ascii="Arial" w:cs="Arial" w:eastAsia="Arial" w:hAnsi="Arial"/>
-                <w:b w:val="false"/>
-                <w:bCs w:val="false"/>
-                <w:color w:val="2D3748"/>
-                <w:sz w:val="18"/>
-                <w:szCs w:val="18"/>
-              </w:rPr>
-              <w:t xml:space="preserve">Service Monthly Accounting &amp; Executed COGS</w:t>
+              <w:t xml:space="preserve">System Administration - Data Sync &amp; Imports</w:t>
+            </w:r>
+          </w:p>
+        </w:tc>
+        <w:tc>
+          <w:tcPr>
+            <w:tcBorders>
+              <w:top w:val="single" w:color="CBD5E0" w:sz="1"/>
+              <w:left w:val="single" w:color="CBD5E0" w:sz="1"/>
+              <w:bottom w:val="single" w:color="CBD5E0" w:sz="1"/>
+              <w:right w:val="single" w:color="CBD5E0" w:sz="1"/>
+            </w:tcBorders>
+            <w:shd w:fill="FFFFFF" w:val="clear"/>
+            <w:tcMar>
+              <w:top w:type="dxa" w:w="120"/>
+              <w:left w:type="dxa" w:w="140"/>
+              <w:bottom w:type="dxa" w:w="120"/>
+              <w:right w:type="dxa" w:w="140"/>
+            </w:tcMar>
+          </w:tcPr>
+          <w:p>
+            <w:r>
+              <w:rPr>
+                <w:rFonts w:ascii="Arial" w:cs="Arial" w:eastAsia="Arial" w:hAnsi="Arial"/>
+                <w:b w:val="false"/>
+                <w:bCs w:val="false"/>
+                <w:color w:val="2D3748"/>
+                <w:sz w:val="18"/>
+                <w:szCs w:val="18"/>
+              </w:rPr>
+              <w:t xml:space="preserve">Exchange Rate Maintenance (USD / VND / KRW)</w:t>
             </w:r>
           </w:p>
         </w:tc>
@@ -4134,67 +4134,67 @@
                 <w:sz w:val="18"/>
                 <w:szCs w:val="18"/>
               </w:rPr>
-              <w:t xml:space="preserve">✍️ Manual Entry</w:t>
-            </w:r>
-          </w:p>
-        </w:tc>
-        <w:tc>
-          <w:tcPr>
-            <w:tcBorders>
-              <w:top w:val="single" w:color="CBD5E0" w:sz="1"/>
-              <w:left w:val="single" w:color="CBD5E0" w:sz="1"/>
-              <w:bottom w:val="single" w:color="CBD5E0" w:sz="1"/>
-              <w:right w:val="single" w:color="CBD5E0" w:sz="1"/>
-            </w:tcBorders>
-            <w:shd w:fill="FFFFFF" w:val="clear"/>
-            <w:tcMar>
-              <w:top w:type="dxa" w:w="120"/>
-              <w:left w:type="dxa" w:w="140"/>
-              <w:bottom w:type="dxa" w:w="120"/>
-              <w:right w:type="dxa" w:w="140"/>
-            </w:tcMar>
-          </w:tcPr>
-          <w:p>
-            <w:r>
-              <w:rPr>
-                <w:rFonts w:ascii="Arial" w:cs="Arial" w:eastAsia="Arial" w:hAnsi="Arial"/>
-                <w:b w:val="false"/>
-                <w:bCs w:val="false"/>
-                <w:color w:val="2D3748"/>
-                <w:sz w:val="18"/>
-                <w:szCs w:val="18"/>
-              </w:rPr>
-              <w:t xml:space="preserve">Monthly Management Performance / Service Cost</w:t>
-            </w:r>
-          </w:p>
-        </w:tc>
-        <w:tc>
-          <w:tcPr>
-            <w:tcBorders>
-              <w:top w:val="single" w:color="CBD5E0" w:sz="1"/>
-              <w:left w:val="single" w:color="CBD5E0" w:sz="1"/>
-              <w:bottom w:val="single" w:color="CBD5E0" w:sz="1"/>
-              <w:right w:val="single" w:color="CBD5E0" w:sz="1"/>
-            </w:tcBorders>
-            <w:shd w:fill="FFFFFF" w:val="clear"/>
-            <w:tcMar>
-              <w:top w:type="dxa" w:w="120"/>
-              <w:left w:type="dxa" w:w="140"/>
-              <w:bottom w:type="dxa" w:w="120"/>
-              <w:right w:type="dxa" w:w="140"/>
-            </w:tcMar>
-          </w:tcPr>
-          <w:p>
-            <w:r>
-              <w:rPr>
-                <w:rFonts w:ascii="Arial" w:cs="Arial" w:eastAsia="Arial" w:hAnsi="Arial"/>
-                <w:b w:val="false"/>
-                <w:bCs w:val="false"/>
-                <w:color w:val="2D3748"/>
-                <w:sz w:val="18"/>
-                <w:szCs w:val="18"/>
-              </w:rPr>
-              <w:t xml:space="preserve">Data Entry Tab &gt; 3. Monthly Cost of Revenue</w:t>
+              <w:t xml:space="preserve">✍️ Manual Entry, 🔄 ERP Sync</w:t>
+            </w:r>
+          </w:p>
+        </w:tc>
+        <w:tc>
+          <w:tcPr>
+            <w:tcBorders>
+              <w:top w:val="single" w:color="CBD5E0" w:sz="1"/>
+              <w:left w:val="single" w:color="CBD5E0" w:sz="1"/>
+              <w:bottom w:val="single" w:color="CBD5E0" w:sz="1"/>
+              <w:right w:val="single" w:color="CBD5E0" w:sz="1"/>
+            </w:tcBorders>
+            <w:shd w:fill="FFFFFF" w:val="clear"/>
+            <w:tcMar>
+              <w:top w:type="dxa" w:w="120"/>
+              <w:left w:type="dxa" w:w="140"/>
+              <w:bottom w:type="dxa" w:w="120"/>
+              <w:right w:type="dxa" w:w="140"/>
+            </w:tcMar>
+          </w:tcPr>
+          <w:p>
+            <w:r>
+              <w:rPr>
+                <w:rFonts w:ascii="Arial" w:cs="Arial" w:eastAsia="Arial" w:hAnsi="Arial"/>
+                <w:b w:val="false"/>
+                <w:bCs w:val="false"/>
+                <w:color w:val="2D3748"/>
+                <w:sz w:val="18"/>
+                <w:szCs w:val="18"/>
+              </w:rPr>
+              <w:t xml:space="preserve">1.Common &gt; Construction Overview &gt; Register Construction Overview2. Main Dashboard button Fx Rate Setting- Current rate- Monthly Revenue rate</w:t>
+            </w:r>
+          </w:p>
+        </w:tc>
+        <w:tc>
+          <w:tcPr>
+            <w:tcBorders>
+              <w:top w:val="single" w:color="CBD5E0" w:sz="1"/>
+              <w:left w:val="single" w:color="CBD5E0" w:sz="1"/>
+              <w:bottom w:val="single" w:color="CBD5E0" w:sz="1"/>
+              <w:right w:val="single" w:color="CBD5E0" w:sz="1"/>
+            </w:tcBorders>
+            <w:shd w:fill="FFFFFF" w:val="clear"/>
+            <w:tcMar>
+              <w:top w:type="dxa" w:w="120"/>
+              <w:left w:type="dxa" w:w="140"/>
+              <w:bottom w:type="dxa" w:w="120"/>
+              <w:right w:type="dxa" w:w="140"/>
+            </w:tcMar>
+          </w:tcPr>
+          <w:p>
+            <w:r>
+              <w:rPr>
+                <w:rFonts w:ascii="Arial" w:cs="Arial" w:eastAsia="Arial" w:hAnsi="Arial"/>
+                <w:b w:val="false"/>
+                <w:bCs w:val="false"/>
+                <w:color w:val="2D3748"/>
+                <w:sz w:val="18"/>
+                <w:szCs w:val="18"/>
+              </w:rPr>
+              <w:t xml:space="preserve">1. Contract Exchange Rate2. Input save data</w:t>
             </w:r>
           </w:p>
         </w:tc>
@@ -4256,7 +4256,7 @@
                 <w:sz w:val="18"/>
                 <w:szCs w:val="18"/>
               </w:rPr>
-              <w:t xml:space="preserve">Exchange Rate Maintenance (USD / VND / KRW)</w:t>
+              <w:t xml:space="preserve">Management Report Excel Import &amp; Rollback</w:t>
             </w:r>
           </w:p>
         </w:tc>
@@ -4286,158 +4286,6 @@
                 <w:sz w:val="18"/>
                 <w:szCs w:val="18"/>
               </w:rPr>
-              <w:t xml:space="preserve">✍️ Manual Entry</w:t>
-            </w:r>
-          </w:p>
-        </w:tc>
-        <w:tc>
-          <w:tcPr>
-            <w:tcBorders>
-              <w:top w:val="single" w:color="CBD5E0" w:sz="1"/>
-              <w:left w:val="single" w:color="CBD5E0" w:sz="1"/>
-              <w:bottom w:val="single" w:color="CBD5E0" w:sz="1"/>
-              <w:right w:val="single" w:color="CBD5E0" w:sz="1"/>
-            </w:tcBorders>
-            <w:shd w:fill="FFFFFF" w:val="clear"/>
-            <w:tcMar>
-              <w:top w:type="dxa" w:w="120"/>
-              <w:left w:type="dxa" w:w="140"/>
-              <w:bottom w:type="dxa" w:w="120"/>
-              <w:right w:type="dxa" w:w="140"/>
-            </w:tcMar>
-          </w:tcPr>
-          <w:p>
-            <w:r>
-              <w:rPr>
-                <w:rFonts w:ascii="Arial" w:cs="Arial" w:eastAsia="Arial" w:hAnsi="Arial"/>
-                <w:b w:val="false"/>
-                <w:bCs w:val="false"/>
-                <w:color w:val="2D3748"/>
-                <w:sz w:val="18"/>
-                <w:szCs w:val="18"/>
-              </w:rPr>
-              <w:t xml:space="preserve">Contract Exchange Rate / CHTB_EXCHANGE_RATIO</w:t>
-            </w:r>
-          </w:p>
-        </w:tc>
-        <w:tc>
-          <w:tcPr>
-            <w:tcBorders>
-              <w:top w:val="single" w:color="CBD5E0" w:sz="1"/>
-              <w:left w:val="single" w:color="CBD5E0" w:sz="1"/>
-              <w:bottom w:val="single" w:color="CBD5E0" w:sz="1"/>
-              <w:right w:val="single" w:color="CBD5E0" w:sz="1"/>
-            </w:tcBorders>
-            <w:shd w:fill="FFFFFF" w:val="clear"/>
-            <w:tcMar>
-              <w:top w:type="dxa" w:w="120"/>
-              <w:left w:type="dxa" w:w="140"/>
-              <w:bottom w:type="dxa" w:w="120"/>
-              <w:right w:type="dxa" w:w="140"/>
-            </w:tcMar>
-          </w:tcPr>
-          <w:p>
-            <w:r>
-              <w:rPr>
-                <w:rFonts w:ascii="Arial" w:cs="Arial" w:eastAsia="Arial" w:hAnsi="Arial"/>
-                <w:b w:val="false"/>
-                <w:bCs w:val="false"/>
-                <w:color w:val="2D3748"/>
-                <w:sz w:val="18"/>
-                <w:szCs w:val="18"/>
-              </w:rPr>
-              <w:t xml:space="preserve">Dashboard Top FX Rate Editor Modal</w:t>
-            </w:r>
-          </w:p>
-        </w:tc>
-      </w:tr>
-      <w:tr>
-        <w:tc>
-          <w:tcPr>
-            <w:tcBorders>
-              <w:top w:val="single" w:color="CBD5E0" w:sz="1"/>
-              <w:left w:val="single" w:color="CBD5E0" w:sz="1"/>
-              <w:bottom w:val="single" w:color="CBD5E0" w:sz="1"/>
-              <w:right w:val="single" w:color="CBD5E0" w:sz="1"/>
-            </w:tcBorders>
-            <w:shd w:fill="FFFFFF" w:val="clear"/>
-            <w:tcMar>
-              <w:top w:type="dxa" w:w="120"/>
-              <w:left w:type="dxa" w:w="140"/>
-              <w:bottom w:type="dxa" w:w="120"/>
-              <w:right w:type="dxa" w:w="140"/>
-            </w:tcMar>
-          </w:tcPr>
-          <w:p>
-            <w:r>
-              <w:rPr>
-                <w:rFonts w:ascii="Arial" w:cs="Arial" w:eastAsia="Arial" w:hAnsi="Arial"/>
-                <w:b w:val="false"/>
-                <w:bCs w:val="false"/>
-                <w:color w:val="2D3748"/>
-                <w:sz w:val="18"/>
-                <w:szCs w:val="18"/>
-              </w:rPr>
-              <w:t xml:space="preserve">System Administration - Data Sync &amp; Imports</w:t>
-            </w:r>
-          </w:p>
-        </w:tc>
-        <w:tc>
-          <w:tcPr>
-            <w:tcBorders>
-              <w:top w:val="single" w:color="CBD5E0" w:sz="1"/>
-              <w:left w:val="single" w:color="CBD5E0" w:sz="1"/>
-              <w:bottom w:val="single" w:color="CBD5E0" w:sz="1"/>
-              <w:right w:val="single" w:color="CBD5E0" w:sz="1"/>
-            </w:tcBorders>
-            <w:shd w:fill="FFFFFF" w:val="clear"/>
-            <w:tcMar>
-              <w:top w:type="dxa" w:w="120"/>
-              <w:left w:type="dxa" w:w="140"/>
-              <w:bottom w:type="dxa" w:w="120"/>
-              <w:right w:type="dxa" w:w="140"/>
-            </w:tcMar>
-          </w:tcPr>
-          <w:p>
-            <w:r>
-              <w:rPr>
-                <w:rFonts w:ascii="Arial" w:cs="Arial" w:eastAsia="Arial" w:hAnsi="Arial"/>
-                <w:b w:val="false"/>
-                <w:bCs w:val="false"/>
-                <w:color w:val="2D3748"/>
-                <w:sz w:val="18"/>
-                <w:szCs w:val="18"/>
-              </w:rPr>
-              <w:t xml:space="preserve">Management Report Excel Import &amp; Rollback</w:t>
-            </w:r>
-          </w:p>
-        </w:tc>
-        <w:tc>
-          <w:tcPr>
-            <w:tcBorders>
-              <w:top w:val="single" w:color="CBD5E0" w:sz="1"/>
-              <w:left w:val="single" w:color="CBD5E0" w:sz="1"/>
-              <w:bottom w:val="single" w:color="CBD5E0" w:sz="1"/>
-              <w:right w:val="single" w:color="CBD5E0" w:sz="1"/>
-            </w:tcBorders>
-            <w:shd w:fill="FFFFFF" w:val="clear"/>
-            <w:tcMar>
-              <w:top w:type="dxa" w:w="120"/>
-              <w:left w:type="dxa" w:w="140"/>
-              <w:bottom w:type="dxa" w:w="120"/>
-              <w:right w:type="dxa" w:w="140"/>
-            </w:tcMar>
-          </w:tcPr>
-          <w:p>
-            <w:r>
-              <w:rPr>
-                <w:rFonts w:ascii="Arial" w:cs="Arial" w:eastAsia="Arial" w:hAnsi="Arial"/>
-                <w:b/>
-                <w:bCs/>
-                <w:color w:val="2D3748"/>
-                <w:sz w:val="18"/>
-                <w:szCs w:val="18"/>
-              </w:rPr>
               <w:t xml:space="preserve">📤 Excel Upload</w:t>
             </w:r>
           </w:p>
@@ -4450,37 +4298,37 @@
               <w:bottom w:val="single" w:color="CBD5E0" w:sz="1"/>
               <w:right w:val="single" w:color="CBD5E0" w:sz="1"/>
             </w:tcBorders>
-            <w:shd w:fill="FFFFFF" w:val="clear"/>
-            <w:tcMar>
-              <w:top w:type="dxa" w:w="120"/>
-              <w:left w:type="dxa" w:w="140"/>
-              <w:bottom w:type="dxa" w:w="120"/>
-              <w:right w:type="dxa" w:w="140"/>
-            </w:tcMar>
-          </w:tcPr>
-          <w:p>
-            <w:r>
-              <w:rPr>
-                <w:rFonts w:ascii="Arial" w:cs="Arial" w:eastAsia="Arial" w:hAnsi="Arial"/>
-                <w:b w:val="false"/>
-                <w:bCs w:val="false"/>
-                <w:color w:val="2D3748"/>
-                <w:sz w:val="18"/>
-                <w:szCs w:val="18"/>
-              </w:rPr>
-              <w:t xml:space="preserve">Monthly Management Performance Registration</w:t>
-            </w:r>
-          </w:p>
-        </w:tc>
-        <w:tc>
-          <w:tcPr>
-            <w:tcBorders>
-              <w:top w:val="single" w:color="CBD5E0" w:sz="1"/>
-              <w:left w:val="single" w:color="CBD5E0" w:sz="1"/>
-              <w:bottom w:val="single" w:color="CBD5E0" w:sz="1"/>
-              <w:right w:val="single" w:color="CBD5E0" w:sz="1"/>
-            </w:tcBorders>
-            <w:shd w:fill="FFFFFF" w:val="clear"/>
+            <w:shd w:fill="F7FAFC" w:val="clear"/>
+            <w:tcMar>
+              <w:top w:type="dxa" w:w="120"/>
+              <w:left w:type="dxa" w:w="140"/>
+              <w:bottom w:type="dxa" w:w="120"/>
+              <w:right w:type="dxa" w:w="140"/>
+            </w:tcMar>
+          </w:tcPr>
+          <w:p>
+            <w:r>
+              <w:rPr>
+                <w:rFonts w:ascii="Arial" w:cs="Arial" w:eastAsia="Arial" w:hAnsi="Arial"/>
+                <w:b w:val="false"/>
+                <w:bCs w:val="false"/>
+                <w:color w:val="2D3748"/>
+                <w:sz w:val="18"/>
+                <w:szCs w:val="18"/>
+              </w:rPr>
+              <w:t xml:space="preserve"/>
+            </w:r>
+          </w:p>
+        </w:tc>
+        <w:tc>
+          <w:tcPr>
+            <w:tcBorders>
+              <w:top w:val="single" w:color="CBD5E0" w:sz="1"/>
+              <w:left w:val="single" w:color="CBD5E0" w:sz="1"/>
+              <w:bottom w:val="single" w:color="CBD5E0" w:sz="1"/>
+              <w:right w:val="single" w:color="CBD5E0" w:sz="1"/>
+            </w:tcBorders>
+            <w:shd w:fill="F7FAFC" w:val="clear"/>
             <w:tcMar>
               <w:top w:type="dxa" w:w="120"/>
               <w:left w:type="dxa" w:w="140"/>
